--- a/JAVA.docx
+++ b/JAVA.docx
@@ -523,10 +523,7 @@
             </w:r>
             <w:proofErr w:type="gramStart"/>
             <w:r>
-              <w:t>Code</w:t>
-            </w:r>
-            <w:r>
-              <w:t>(</w:t>
+              <w:t>Code(</w:t>
             </w:r>
             <w:proofErr w:type="gramEnd"/>
             <w:r>
@@ -560,10 +557,7 @@
             </w:r>
             <w:r>
               <w:tab/>
-              <w:t xml:space="preserve"> compiler </w:t>
-            </w:r>
-            <w:r>
-              <w:t>(</w:t>
+              <w:t xml:space="preserve"> compiler (</w:t>
             </w:r>
             <w:proofErr w:type="spellStart"/>
             <w:r>
@@ -5089,14 +5083,7 @@
           <w:sz w:val="20"/>
           <w:szCs w:val="20"/>
         </w:rPr>
-        <w:t xml:space="preserve">If there are multiple objects like </w:t>
-      </w:r>
-      <w:r>
-        <w:rPr>
-          <w:sz w:val="20"/>
-          <w:szCs w:val="20"/>
-        </w:rPr>
-        <w:t xml:space="preserve">Student s1= new </w:t>
+        <w:t xml:space="preserve">If there are multiple objects like Student s1= new </w:t>
       </w:r>
       <w:proofErr w:type="gramStart"/>
       <w:r>
@@ -5104,14 +5091,7 @@
           <w:sz w:val="20"/>
           <w:szCs w:val="20"/>
         </w:rPr>
-        <w:t>Student();</w:t>
-      </w:r>
-      <w:r>
-        <w:rPr>
-          <w:sz w:val="20"/>
-          <w:szCs w:val="20"/>
-        </w:rPr>
-        <w:t>,</w:t>
+        <w:t>Student();,</w:t>
       </w:r>
       <w:proofErr w:type="gramEnd"/>
       <w:r>
@@ -5119,35 +5099,7 @@
           <w:sz w:val="20"/>
           <w:szCs w:val="20"/>
         </w:rPr>
-        <w:t xml:space="preserve"> </w:t>
-      </w:r>
-      <w:r>
-        <w:rPr>
-          <w:sz w:val="20"/>
-          <w:szCs w:val="20"/>
-        </w:rPr>
-        <w:t>Student s</w:t>
-      </w:r>
-      <w:r>
-        <w:rPr>
-          <w:sz w:val="20"/>
-          <w:szCs w:val="20"/>
-        </w:rPr>
-        <w:t>2</w:t>
-      </w:r>
-      <w:r>
-        <w:rPr>
-          <w:sz w:val="20"/>
-          <w:szCs w:val="20"/>
-        </w:rPr>
-        <w:t xml:space="preserve">= </w:t>
-      </w:r>
-      <w:r>
-        <w:rPr>
-          <w:sz w:val="20"/>
-          <w:szCs w:val="20"/>
-        </w:rPr>
-        <w:t xml:space="preserve">s1; </w:t>
+        <w:t xml:space="preserve"> Student s2= s1; </w:t>
       </w:r>
     </w:p>
     <w:p>
@@ -7121,13 +7073,10 @@
       <w:r>
         <w:t xml:space="preserve"> (</w:t>
       </w:r>
+      <w:proofErr w:type="spellStart"/>
       <w:proofErr w:type="gramStart"/>
       <w:r>
-        <w:t>jav</w:t>
-      </w:r>
-      <w:proofErr w:type="spellStart"/>
-      <w:r>
-        <w:t>a.lang</w:t>
+        <w:t>java.lang</w:t>
       </w:r>
       <w:proofErr w:type="gramEnd"/>
       <w:r>
@@ -8117,8 +8066,18 @@
           <w:sz w:val="20"/>
           <w:szCs w:val="20"/>
         </w:rPr>
-        <w:t xml:space="preserve"> to one child.(</w:t>
-      </w:r>
+        <w:t xml:space="preserve"> to one </w:t>
+      </w:r>
+      <w:proofErr w:type="gramStart"/>
+      <w:r>
+        <w:rPr>
+          <w:bCs/>
+          <w:sz w:val="20"/>
+          <w:szCs w:val="20"/>
+        </w:rPr>
+        <w:t>child.(</w:t>
+      </w:r>
+      <w:proofErr w:type="gramEnd"/>
       <w:r>
         <w:rPr>
           <w:bCs/>
@@ -8324,15 +8283,7 @@
                 <w:szCs w:val="20"/>
               </w:rPr>
               <w:tab/>
-              <w:t>Ca</w:t>
-            </w:r>
-            <w:r>
-              <w:rPr>
-                <w:bCs/>
-                <w:sz w:val="20"/>
-                <w:szCs w:val="20"/>
-              </w:rPr>
-              <w:t>t</w:t>
+              <w:t>Cat</w:t>
             </w:r>
           </w:p>
           <w:p>
@@ -8703,25 +8654,7 @@
           <w:szCs w:val="20"/>
           <w:highlight w:val="cyan"/>
         </w:rPr>
-        <w:t xml:space="preserve">when </w:t>
-      </w:r>
-      <w:r>
-        <w:rPr>
-          <w:bCs/>
-          <w:sz w:val="20"/>
-          <w:szCs w:val="20"/>
-          <w:highlight w:val="cyan"/>
-        </w:rPr>
-        <w:t>we</w:t>
-      </w:r>
-      <w:r>
-        <w:rPr>
-          <w:bCs/>
-          <w:sz w:val="20"/>
-          <w:szCs w:val="20"/>
-          <w:highlight w:val="cyan"/>
-        </w:rPr>
-        <w:t xml:space="preserve"> create a child object, Java creates </w:t>
+        <w:t xml:space="preserve">when we create a child object, Java creates </w:t>
       </w:r>
       <w:r>
         <w:rPr>
@@ -9845,6 +9778,24 @@
         <w:t>, early binding.</w:t>
       </w:r>
     </w:p>
+    <w:p>
+      <w:pPr>
+        <w:ind w:left="720"/>
+        <w:rPr>
+          <w:bCs/>
+          <w:sz w:val="20"/>
+          <w:szCs w:val="20"/>
+        </w:rPr>
+      </w:pPr>
+      <w:r>
+        <w:rPr>
+          <w:bCs/>
+          <w:sz w:val="20"/>
+          <w:szCs w:val="20"/>
+        </w:rPr>
+        <w:t>Method overloading is defining multiple methods with the same name in the same class but with different parameter lists.</w:t>
+      </w:r>
+    </w:p>
     <w:tbl>
       <w:tblPr>
         <w:tblStyle w:val="TableGrid"/>
@@ -10094,6 +10045,248 @@
           <w:szCs w:val="20"/>
         </w:rPr>
       </w:pPr>
+      <w:r>
+        <w:rPr>
+          <w:bCs/>
+          <w:sz w:val="20"/>
+          <w:szCs w:val="20"/>
+        </w:rPr>
+        <w:t>Overloading works:</w:t>
+      </w:r>
+    </w:p>
+    <w:p>
+      <w:pPr>
+        <w:ind w:left="720"/>
+        <w:rPr>
+          <w:bCs/>
+          <w:sz w:val="20"/>
+          <w:szCs w:val="20"/>
+        </w:rPr>
+      </w:pPr>
+      <w:r>
+        <w:rPr>
+          <w:bCs/>
+          <w:sz w:val="20"/>
+          <w:szCs w:val="20"/>
+        </w:rPr>
+        <w:t xml:space="preserve">1)changing number of parameters </w:t>
+      </w:r>
+    </w:p>
+    <w:p>
+      <w:pPr>
+        <w:ind w:left="720"/>
+        <w:rPr>
+          <w:bCs/>
+          <w:sz w:val="20"/>
+          <w:szCs w:val="20"/>
+        </w:rPr>
+      </w:pPr>
+      <w:r>
+        <w:rPr>
+          <w:bCs/>
+          <w:sz w:val="20"/>
+          <w:szCs w:val="20"/>
+        </w:rPr>
+        <w:t>2) type of parameters</w:t>
+      </w:r>
+    </w:p>
+    <w:p>
+      <w:pPr>
+        <w:ind w:left="720"/>
+        <w:rPr>
+          <w:bCs/>
+          <w:sz w:val="20"/>
+          <w:szCs w:val="20"/>
+        </w:rPr>
+      </w:pPr>
+      <w:r>
+        <w:rPr>
+          <w:bCs/>
+          <w:sz w:val="20"/>
+          <w:szCs w:val="20"/>
+        </w:rPr>
+        <w:t>3)order of param</w:t>
+      </w:r>
+    </w:p>
+    <w:p>
+      <w:pPr>
+        <w:ind w:left="720"/>
+        <w:rPr>
+          <w:bCs/>
+          <w:sz w:val="20"/>
+          <w:szCs w:val="20"/>
+        </w:rPr>
+      </w:pPr>
+      <w:r>
+        <w:rPr>
+          <w:bCs/>
+          <w:sz w:val="20"/>
+          <w:szCs w:val="20"/>
+        </w:rPr>
+        <w:t>Only changing return type does not work</w:t>
+      </w:r>
+    </w:p>
+    <w:p>
+      <w:pPr>
+        <w:ind w:left="720"/>
+        <w:rPr>
+          <w:b/>
+          <w:bCs/>
+        </w:rPr>
+      </w:pPr>
+      <w:r>
+        <w:rPr>
+          <w:bCs/>
+          <w:sz w:val="20"/>
+          <w:szCs w:val="20"/>
+        </w:rPr>
+        <w:t xml:space="preserve">If we have </w:t>
+      </w:r>
+      <w:proofErr w:type="spellStart"/>
+      <w:proofErr w:type="gramStart"/>
+      <w:r>
+        <w:rPr>
+          <w:bCs/>
+          <w:sz w:val="20"/>
+          <w:szCs w:val="20"/>
+        </w:rPr>
+        <w:t>show</w:t>
+      </w:r>
+      <w:proofErr w:type="spellEnd"/>
+      <w:r>
+        <w:rPr>
+          <w:bCs/>
+          <w:sz w:val="20"/>
+          <w:szCs w:val="20"/>
+        </w:rPr>
+        <w:t>(</w:t>
+      </w:r>
+      <w:proofErr w:type="gramEnd"/>
+      <w:r>
+        <w:rPr>
+          <w:bCs/>
+          <w:sz w:val="20"/>
+          <w:szCs w:val="20"/>
+        </w:rPr>
+        <w:t xml:space="preserve">long x) and call </w:t>
+      </w:r>
+      <w:proofErr w:type="spellStart"/>
+      <w:proofErr w:type="gramStart"/>
+      <w:r>
+        <w:rPr>
+          <w:bCs/>
+          <w:sz w:val="20"/>
+          <w:szCs w:val="20"/>
+        </w:rPr>
+        <w:t>obj.show</w:t>
+      </w:r>
+      <w:proofErr w:type="spellEnd"/>
+      <w:proofErr w:type="gramEnd"/>
+      <w:r>
+        <w:rPr>
+          <w:bCs/>
+          <w:sz w:val="20"/>
+          <w:szCs w:val="20"/>
+        </w:rPr>
+        <w:t>(10); here 10 is int but it will work as</w:t>
+      </w:r>
+      <w:r>
+        <w:t xml:space="preserve"> </w:t>
+      </w:r>
+      <w:r>
+        <w:t xml:space="preserve">Java chooses the </w:t>
+      </w:r>
+      <w:r>
+        <w:rPr>
+          <w:b/>
+          <w:bCs/>
+        </w:rPr>
+        <w:t>closest applicable widening conversion</w:t>
+      </w:r>
+    </w:p>
+    <w:p>
+      <w:pPr>
+        <w:ind w:left="720"/>
+      </w:pPr>
+      <w:r>
+        <w:t xml:space="preserve">void </w:t>
+      </w:r>
+      <w:proofErr w:type="gramStart"/>
+      <w:r>
+        <w:t>show(</w:t>
+      </w:r>
+      <w:proofErr w:type="gramEnd"/>
+      <w:r>
+        <w:t xml:space="preserve">int... x) </w:t>
+      </w:r>
+      <w:proofErr w:type="gramStart"/>
+      <w:r>
+        <w:t xml:space="preserve">{ </w:t>
+      </w:r>
+      <w:proofErr w:type="spellStart"/>
+      <w:r>
+        <w:t>System.out.println</w:t>
+      </w:r>
+      <w:proofErr w:type="spellEnd"/>
+      <w:proofErr w:type="gramEnd"/>
+      <w:r>
+        <w:t>("</w:t>
+      </w:r>
+      <w:proofErr w:type="spellStart"/>
+      <w:r>
+        <w:t>varargs</w:t>
+      </w:r>
+      <w:proofErr w:type="spellEnd"/>
+      <w:r>
+        <w:t>")</w:t>
+      </w:r>
+      <w:proofErr w:type="gramStart"/>
+      <w:r>
+        <w:t>; }</w:t>
+      </w:r>
+      <w:proofErr w:type="gramEnd"/>
+    </w:p>
+    <w:p>
+      <w:pPr>
+        <w:ind w:left="720"/>
+      </w:pPr>
+      <w:r>
+        <w:t xml:space="preserve">if </w:t>
+      </w:r>
+      <w:proofErr w:type="spellStart"/>
+      <w:proofErr w:type="gramStart"/>
+      <w:r>
+        <w:t>obj.show</w:t>
+      </w:r>
+      <w:proofErr w:type="spellEnd"/>
+      <w:proofErr w:type="gramEnd"/>
+      <w:r>
+        <w:t xml:space="preserve">(10); get </w:t>
+      </w:r>
+      <w:proofErr w:type="gramStart"/>
+      <w:r>
+        <w:t>show(</w:t>
+      </w:r>
+      <w:proofErr w:type="gramEnd"/>
+      <w:r>
+        <w:t xml:space="preserve">int x) it will take that one as perfect match has more preference than </w:t>
+      </w:r>
+      <w:proofErr w:type="spellStart"/>
+      <w:r>
+        <w:rPr>
+          <w:highlight w:val="cyan"/>
+        </w:rPr>
+        <w:t>varargs</w:t>
+      </w:r>
+      <w:proofErr w:type="spellEnd"/>
+    </w:p>
+    <w:p>
+      <w:pPr>
+        <w:ind w:left="720"/>
+      </w:pPr>
+      <w:r>
+        <w:t>Can overload static methods as well.</w:t>
+      </w:r>
     </w:p>
     <w:p>
       <w:pPr>
@@ -10177,6 +10370,24 @@
           <w:szCs w:val="20"/>
         </w:rPr>
         <w:t>Dynamic method dispatch.</w:t>
+      </w:r>
+    </w:p>
+    <w:p>
+      <w:pPr>
+        <w:pStyle w:val="ListParagraph"/>
+        <w:rPr>
+          <w:bCs/>
+          <w:sz w:val="20"/>
+          <w:szCs w:val="20"/>
+        </w:rPr>
+      </w:pPr>
+      <w:r>
+        <w:rPr>
+          <w:bCs/>
+          <w:sz w:val="20"/>
+          <w:szCs w:val="20"/>
+        </w:rPr>
+        <w:t>Method overriding occurs when a child class provides its own implementation of a method already defined in its parent class.</w:t>
       </w:r>
     </w:p>
     <w:tbl>
@@ -10438,6 +10649,7 @@
                 <w:sz w:val="20"/>
                 <w:szCs w:val="20"/>
               </w:rPr>
+              <w:lastRenderedPageBreak/>
               <w:t xml:space="preserve">        </w:t>
             </w:r>
             <w:proofErr w:type="spellStart"/>
@@ -10679,6 +10891,7 @@
                 <w:sz w:val="20"/>
                 <w:szCs w:val="20"/>
               </w:rPr>
+              <w:lastRenderedPageBreak/>
               <w:t>Animal a;</w:t>
             </w:r>
           </w:p>
@@ -10892,6 +11105,7 @@
                 <w:sz w:val="20"/>
                 <w:szCs w:val="20"/>
               </w:rPr>
+              <w:lastRenderedPageBreak/>
               <w:t xml:space="preserve">class Animal </w:t>
             </w:r>
             <w:proofErr w:type="gramStart"/>
@@ -11125,6 +11339,8298 @@
     <w:p>
       <w:pPr>
         <w:pStyle w:val="ListParagraph"/>
+        <w:rPr>
+          <w:bCs/>
+          <w:sz w:val="20"/>
+          <w:szCs w:val="20"/>
+        </w:rPr>
+      </w:pPr>
+    </w:p>
+    <w:p>
+      <w:pPr>
+        <w:pStyle w:val="ListParagraph"/>
+        <w:rPr>
+          <w:b/>
+          <w:sz w:val="20"/>
+          <w:szCs w:val="20"/>
+        </w:rPr>
+      </w:pPr>
+      <w:r>
+        <w:rPr>
+          <w:b/>
+          <w:sz w:val="20"/>
+          <w:szCs w:val="20"/>
+        </w:rPr>
+        <w:t>Rules of overriding:</w:t>
+      </w:r>
+    </w:p>
+    <w:p>
+      <w:pPr>
+        <w:pStyle w:val="ListParagraph"/>
+        <w:numPr>
+          <w:ilvl w:val="0"/>
+          <w:numId w:val="9"/>
+        </w:numPr>
+        <w:rPr>
+          <w:bCs/>
+          <w:sz w:val="20"/>
+          <w:szCs w:val="20"/>
+        </w:rPr>
+      </w:pPr>
+      <w:r>
+        <w:rPr>
+          <w:bCs/>
+          <w:sz w:val="20"/>
+          <w:szCs w:val="20"/>
+        </w:rPr>
+        <w:t xml:space="preserve">Same method name, </w:t>
+      </w:r>
+      <w:r>
+        <w:rPr>
+          <w:bCs/>
+          <w:sz w:val="20"/>
+          <w:szCs w:val="20"/>
+        </w:rPr>
+        <w:tab/>
+        <w:t xml:space="preserve">Same parameter, </w:t>
+      </w:r>
+    </w:p>
+    <w:p>
+      <w:pPr>
+        <w:pStyle w:val="ListParagraph"/>
+        <w:numPr>
+          <w:ilvl w:val="0"/>
+          <w:numId w:val="9"/>
+        </w:numPr>
+        <w:rPr>
+          <w:bCs/>
+          <w:sz w:val="20"/>
+          <w:szCs w:val="20"/>
+        </w:rPr>
+      </w:pPr>
+      <w:r>
+        <w:rPr>
+          <w:bCs/>
+          <w:sz w:val="20"/>
+          <w:szCs w:val="20"/>
+        </w:rPr>
+        <w:t xml:space="preserve">Return type same or </w:t>
+      </w:r>
+      <w:proofErr w:type="gramStart"/>
+      <w:r>
+        <w:rPr>
+          <w:bCs/>
+          <w:sz w:val="20"/>
+          <w:szCs w:val="20"/>
+        </w:rPr>
+        <w:t>Covariant(</w:t>
+      </w:r>
+      <w:proofErr w:type="gramEnd"/>
+      <w:r>
+        <w:rPr>
+          <w:bCs/>
+          <w:sz w:val="20"/>
+          <w:szCs w:val="20"/>
+        </w:rPr>
+        <w:t>if parent returning its object child can return its object)</w:t>
+      </w:r>
+    </w:p>
+    <w:p>
+      <w:pPr>
+        <w:pStyle w:val="ListParagraph"/>
+        <w:numPr>
+          <w:ilvl w:val="0"/>
+          <w:numId w:val="9"/>
+        </w:numPr>
+        <w:rPr>
+          <w:bCs/>
+          <w:sz w:val="20"/>
+          <w:szCs w:val="20"/>
+        </w:rPr>
+      </w:pPr>
+      <w:r>
+        <w:rPr>
+          <w:bCs/>
+          <w:sz w:val="20"/>
+          <w:szCs w:val="20"/>
+        </w:rPr>
+        <w:t xml:space="preserve">Access modifier -&gt; can’t reduce the visibility of overridden method if parent method is pb then can’t make overridden method </w:t>
+      </w:r>
+      <w:proofErr w:type="spellStart"/>
+      <w:r>
+        <w:rPr>
+          <w:bCs/>
+          <w:sz w:val="20"/>
+          <w:szCs w:val="20"/>
+        </w:rPr>
+        <w:t>pvt.</w:t>
+      </w:r>
+      <w:proofErr w:type="spellEnd"/>
+      <w:r>
+        <w:rPr>
+          <w:bCs/>
+          <w:sz w:val="20"/>
+          <w:szCs w:val="20"/>
+        </w:rPr>
+        <w:t xml:space="preserve">, </w:t>
+      </w:r>
+      <w:proofErr w:type="spellStart"/>
+      <w:r>
+        <w:rPr>
+          <w:bCs/>
+          <w:sz w:val="20"/>
+          <w:szCs w:val="20"/>
+        </w:rPr>
+        <w:t>inc</w:t>
+      </w:r>
+      <w:proofErr w:type="spellEnd"/>
+      <w:r>
+        <w:rPr>
+          <w:bCs/>
+          <w:sz w:val="20"/>
+          <w:szCs w:val="20"/>
+        </w:rPr>
+        <w:t xml:space="preserve"> visibility is allowed.</w:t>
+      </w:r>
+    </w:p>
+    <w:p>
+      <w:pPr>
+        <w:pStyle w:val="ListParagraph"/>
+        <w:numPr>
+          <w:ilvl w:val="0"/>
+          <w:numId w:val="9"/>
+        </w:numPr>
+        <w:rPr>
+          <w:bCs/>
+          <w:sz w:val="20"/>
+          <w:szCs w:val="20"/>
+        </w:rPr>
+      </w:pPr>
+      <w:r>
+        <w:rPr>
+          <w:bCs/>
+          <w:sz w:val="20"/>
+          <w:szCs w:val="20"/>
+        </w:rPr>
+        <w:t>Can’t override final and static methods.</w:t>
+      </w:r>
+    </w:p>
+    <w:p>
+      <w:pPr>
+        <w:rPr>
+          <w:bCs/>
+          <w:sz w:val="20"/>
+          <w:szCs w:val="20"/>
+        </w:rPr>
+      </w:pPr>
+    </w:p>
+    <w:p>
+      <w:pPr>
+        <w:rPr>
+          <w:b/>
+          <w:sz w:val="30"/>
+          <w:szCs w:val="30"/>
+        </w:rPr>
+      </w:pPr>
+      <w:r>
+        <w:rPr>
+          <w:b/>
+          <w:sz w:val="30"/>
+          <w:szCs w:val="30"/>
+          <w:highlight w:val="yellow"/>
+        </w:rPr>
+        <w:t>Abstraction:</w:t>
+      </w:r>
+      <w:r>
+        <w:rPr>
+          <w:b/>
+          <w:sz w:val="30"/>
+          <w:szCs w:val="30"/>
+        </w:rPr>
+        <w:t xml:space="preserve"> </w:t>
+      </w:r>
+    </w:p>
+    <w:p>
+      <w:pPr>
+        <w:rPr>
+          <w:bCs/>
+          <w:sz w:val="20"/>
+          <w:szCs w:val="20"/>
+        </w:rPr>
+      </w:pPr>
+      <w:r>
+        <w:rPr>
+          <w:bCs/>
+          <w:sz w:val="20"/>
+          <w:szCs w:val="20"/>
+        </w:rPr>
+        <w:t>Abstraction is the process of hiding implementation details and exposing only the essential functionality to the user.</w:t>
+      </w:r>
+    </w:p>
+    <w:p>
+      <w:pPr>
+        <w:rPr>
+          <w:bCs/>
+          <w:sz w:val="20"/>
+          <w:szCs w:val="20"/>
+        </w:rPr>
+      </w:pPr>
+      <w:r>
+        <w:rPr>
+          <w:bCs/>
+          <w:sz w:val="20"/>
+          <w:szCs w:val="20"/>
+        </w:rPr>
+        <w:t xml:space="preserve">Eg: in atm we can see Withdraw, </w:t>
+      </w:r>
+      <w:proofErr w:type="gramStart"/>
+      <w:r>
+        <w:rPr>
+          <w:bCs/>
+          <w:sz w:val="20"/>
+          <w:szCs w:val="20"/>
+        </w:rPr>
+        <w:t>Deposit,  Check</w:t>
+      </w:r>
+      <w:proofErr w:type="gramEnd"/>
+      <w:r>
+        <w:rPr>
+          <w:bCs/>
+          <w:sz w:val="20"/>
+          <w:szCs w:val="20"/>
+        </w:rPr>
+        <w:t xml:space="preserve"> balance. But </w:t>
+      </w:r>
+      <w:proofErr w:type="spellStart"/>
+      <w:r>
+        <w:rPr>
+          <w:bCs/>
+          <w:sz w:val="20"/>
+          <w:szCs w:val="20"/>
+        </w:rPr>
+        <w:t>db</w:t>
+      </w:r>
+      <w:proofErr w:type="spellEnd"/>
+      <w:r>
+        <w:rPr>
+          <w:bCs/>
+          <w:sz w:val="20"/>
+          <w:szCs w:val="20"/>
+        </w:rPr>
+        <w:t xml:space="preserve"> </w:t>
+      </w:r>
+      <w:proofErr w:type="gramStart"/>
+      <w:r>
+        <w:rPr>
+          <w:bCs/>
+          <w:sz w:val="20"/>
+          <w:szCs w:val="20"/>
+        </w:rPr>
+        <w:t>connection ,</w:t>
+      </w:r>
+      <w:proofErr w:type="gramEnd"/>
+      <w:r>
+        <w:rPr>
+          <w:bCs/>
+          <w:sz w:val="20"/>
+          <w:szCs w:val="20"/>
+        </w:rPr>
+        <w:t xml:space="preserve"> security validations are hidden.</w:t>
+      </w:r>
+    </w:p>
+    <w:p>
+      <w:pPr>
+        <w:rPr>
+          <w:b/>
+          <w:sz w:val="20"/>
+          <w:szCs w:val="20"/>
+        </w:rPr>
+      </w:pPr>
+      <w:r>
+        <w:rPr>
+          <w:bCs/>
+          <w:sz w:val="20"/>
+          <w:szCs w:val="20"/>
+        </w:rPr>
+        <w:t xml:space="preserve">Java provides abstraction through </w:t>
+      </w:r>
+      <w:r>
+        <w:rPr>
+          <w:b/>
+          <w:sz w:val="20"/>
+          <w:szCs w:val="20"/>
+        </w:rPr>
+        <w:t>Abstract Classe and Interfaces.</w:t>
+      </w:r>
+    </w:p>
+    <w:p>
+      <w:pPr>
+        <w:pStyle w:val="ListParagraph"/>
+        <w:numPr>
+          <w:ilvl w:val="0"/>
+          <w:numId w:val="10"/>
+        </w:numPr>
+        <w:rPr>
+          <w:b/>
+          <w:sz w:val="20"/>
+          <w:szCs w:val="20"/>
+        </w:rPr>
+      </w:pPr>
+      <w:r>
+        <w:rPr>
+          <w:b/>
+          <w:sz w:val="20"/>
+          <w:szCs w:val="20"/>
+        </w:rPr>
+        <w:t>Abstract Class:</w:t>
+      </w:r>
+      <w:r>
+        <w:rPr>
+          <w:b/>
+          <w:bCs/>
+        </w:rPr>
+        <w:t xml:space="preserve"> </w:t>
+      </w:r>
+      <w:r>
+        <w:rPr>
+          <w:sz w:val="20"/>
+          <w:szCs w:val="20"/>
+        </w:rPr>
+        <w:t xml:space="preserve">class declared using Abstract </w:t>
+      </w:r>
+      <w:r>
+        <w:rPr>
+          <w:sz w:val="20"/>
+          <w:szCs w:val="20"/>
+        </w:rPr>
+        <w:t>Keyword</w:t>
+      </w:r>
+    </w:p>
+    <w:p>
+      <w:pPr>
+        <w:pStyle w:val="ListParagraph"/>
+        <w:rPr>
+          <w:bCs/>
+          <w:sz w:val="20"/>
+          <w:szCs w:val="20"/>
+        </w:rPr>
+      </w:pPr>
+      <w:r>
+        <w:rPr>
+          <w:bCs/>
+          <w:sz w:val="20"/>
+          <w:szCs w:val="20"/>
+        </w:rPr>
+        <w:t>abstract class Animal</w:t>
+      </w:r>
+    </w:p>
+    <w:p>
+      <w:pPr>
+        <w:pStyle w:val="ListParagraph"/>
+        <w:rPr>
+          <w:bCs/>
+          <w:sz w:val="20"/>
+          <w:szCs w:val="20"/>
+        </w:rPr>
+      </w:pPr>
+      <w:r>
+        <w:rPr>
+          <w:bCs/>
+          <w:sz w:val="20"/>
+          <w:szCs w:val="20"/>
+        </w:rPr>
+        <w:t>we can have variables, constructors, concrete methods, abstract methods, static and final method.</w:t>
+      </w:r>
+    </w:p>
+    <w:p>
+      <w:pPr>
+        <w:pStyle w:val="ListParagraph"/>
+        <w:numPr>
+          <w:ilvl w:val="0"/>
+          <w:numId w:val="10"/>
+        </w:numPr>
+        <w:rPr>
+          <w:b/>
+          <w:sz w:val="20"/>
+          <w:szCs w:val="20"/>
+        </w:rPr>
+      </w:pPr>
+      <w:r>
+        <w:rPr>
+          <w:b/>
+          <w:sz w:val="20"/>
+          <w:szCs w:val="20"/>
+        </w:rPr>
+        <w:t>Abstract method:</w:t>
+      </w:r>
+      <w:r>
+        <w:rPr>
+          <w:b/>
+          <w:sz w:val="20"/>
+          <w:szCs w:val="20"/>
+        </w:rPr>
+        <w:t xml:space="preserve"> </w:t>
+      </w:r>
+      <w:r>
+        <w:rPr>
+          <w:bCs/>
+          <w:sz w:val="20"/>
+          <w:szCs w:val="20"/>
+        </w:rPr>
+        <w:t>a method that has no implementation and body.</w:t>
+      </w:r>
+    </w:p>
+    <w:p>
+      <w:pPr>
+        <w:pStyle w:val="ListParagraph"/>
+        <w:rPr>
+          <w:bCs/>
+          <w:sz w:val="20"/>
+          <w:szCs w:val="20"/>
+        </w:rPr>
+      </w:pPr>
+      <w:r>
+        <w:rPr>
+          <w:bCs/>
+          <w:sz w:val="20"/>
+          <w:szCs w:val="20"/>
+        </w:rPr>
+        <w:t xml:space="preserve">abstract void </w:t>
+      </w:r>
+      <w:proofErr w:type="gramStart"/>
+      <w:r>
+        <w:rPr>
+          <w:bCs/>
+          <w:sz w:val="20"/>
+          <w:szCs w:val="20"/>
+        </w:rPr>
+        <w:t xml:space="preserve">sound();   </w:t>
+      </w:r>
+      <w:proofErr w:type="gramEnd"/>
+      <w:r>
+        <w:rPr>
+          <w:bCs/>
+          <w:sz w:val="20"/>
+          <w:szCs w:val="20"/>
+        </w:rPr>
+        <w:t xml:space="preserve"> </w:t>
+      </w:r>
+      <w:r>
+        <w:rPr>
+          <w:bCs/>
+          <w:sz w:val="20"/>
+          <w:szCs w:val="20"/>
+        </w:rPr>
+        <w:tab/>
+        <w:t xml:space="preserve">| the child class is expected to provide </w:t>
+      </w:r>
+      <w:proofErr w:type="gramStart"/>
+      <w:r>
+        <w:rPr>
+          <w:bCs/>
+          <w:sz w:val="20"/>
+          <w:szCs w:val="20"/>
+        </w:rPr>
+        <w:t>implementation.</w:t>
+      </w:r>
+      <w:r>
+        <w:rPr>
+          <w:bCs/>
+          <w:sz w:val="20"/>
+          <w:szCs w:val="20"/>
+        </w:rPr>
+        <w:t>`</w:t>
+      </w:r>
+      <w:proofErr w:type="gramEnd"/>
+    </w:p>
+    <w:p>
+      <w:pPr>
+        <w:pStyle w:val="ListParagraph"/>
+        <w:rPr>
+          <w:bCs/>
+          <w:sz w:val="20"/>
+          <w:szCs w:val="20"/>
+        </w:rPr>
+      </w:pPr>
+      <w:r>
+        <w:rPr>
+          <w:bCs/>
+          <w:sz w:val="20"/>
+          <w:szCs w:val="20"/>
+        </w:rPr>
+        <w:t xml:space="preserve">why we need abstract methods: -&gt; we have animal, cat, dog </w:t>
+      </w:r>
+      <w:proofErr w:type="spellStart"/>
+      <w:r>
+        <w:rPr>
+          <w:bCs/>
+          <w:sz w:val="20"/>
+          <w:szCs w:val="20"/>
+        </w:rPr>
+        <w:t>etc</w:t>
+      </w:r>
+      <w:proofErr w:type="spellEnd"/>
+      <w:r>
+        <w:rPr>
+          <w:bCs/>
+          <w:sz w:val="20"/>
+          <w:szCs w:val="20"/>
+        </w:rPr>
+        <w:t xml:space="preserve"> instead of providing generic implementation we make sound abstract;</w:t>
+      </w:r>
+    </w:p>
+    <w:p>
+      <w:pPr>
+        <w:pStyle w:val="ListParagraph"/>
+        <w:rPr>
+          <w:bCs/>
+          <w:sz w:val="20"/>
+          <w:szCs w:val="20"/>
+        </w:rPr>
+      </w:pPr>
+      <w:r>
+        <w:rPr>
+          <w:bCs/>
+          <w:sz w:val="20"/>
+          <w:szCs w:val="20"/>
+        </w:rPr>
+        <w:t xml:space="preserve">it </w:t>
+      </w:r>
+      <w:proofErr w:type="spellStart"/>
+      <w:r>
+        <w:rPr>
+          <w:bCs/>
+          <w:sz w:val="20"/>
+          <w:szCs w:val="20"/>
+        </w:rPr>
+        <w:t>can not</w:t>
+      </w:r>
+      <w:proofErr w:type="spellEnd"/>
+      <w:r>
+        <w:rPr>
+          <w:bCs/>
+          <w:sz w:val="20"/>
+          <w:szCs w:val="20"/>
+        </w:rPr>
+        <w:t xml:space="preserve"> be final because abstract says child must override me and we can’t override abstract methods.</w:t>
+      </w:r>
+    </w:p>
+    <w:p>
+      <w:pPr>
+        <w:pStyle w:val="ListParagraph"/>
+        <w:rPr>
+          <w:bCs/>
+          <w:sz w:val="20"/>
+          <w:szCs w:val="20"/>
+        </w:rPr>
+      </w:pPr>
+      <w:r>
+        <w:rPr>
+          <w:bCs/>
+          <w:sz w:val="20"/>
+          <w:szCs w:val="20"/>
+        </w:rPr>
+        <w:t xml:space="preserve">Can not be </w:t>
+      </w:r>
+      <w:proofErr w:type="spellStart"/>
+      <w:r>
+        <w:rPr>
+          <w:bCs/>
+          <w:sz w:val="20"/>
+          <w:szCs w:val="20"/>
+        </w:rPr>
+        <w:t>pvt.</w:t>
+      </w:r>
+      <w:proofErr w:type="spellEnd"/>
+      <w:r>
+        <w:rPr>
+          <w:bCs/>
+          <w:sz w:val="20"/>
+          <w:szCs w:val="20"/>
+        </w:rPr>
+        <w:t>, can’t be static.</w:t>
+      </w:r>
+    </w:p>
+    <w:p>
+      <w:pPr>
+        <w:rPr>
+          <w:bCs/>
+          <w:sz w:val="20"/>
+          <w:szCs w:val="20"/>
+        </w:rPr>
+      </w:pPr>
+      <w:r>
+        <w:rPr>
+          <w:bCs/>
+          <w:sz w:val="20"/>
+          <w:szCs w:val="20"/>
+        </w:rPr>
+        <w:t>Child can also be Static.</w:t>
+      </w:r>
+    </w:p>
+    <w:p>
+      <w:pPr>
+        <w:rPr>
+          <w:bCs/>
+          <w:sz w:val="20"/>
+          <w:szCs w:val="20"/>
+        </w:rPr>
+      </w:pPr>
+      <w:r>
+        <w:rPr>
+          <w:bCs/>
+          <w:sz w:val="20"/>
+          <w:szCs w:val="20"/>
+        </w:rPr>
+        <w:t xml:space="preserve">If Animal is </w:t>
+      </w:r>
+      <w:proofErr w:type="gramStart"/>
+      <w:r>
+        <w:rPr>
+          <w:bCs/>
+          <w:sz w:val="20"/>
+          <w:szCs w:val="20"/>
+        </w:rPr>
+        <w:t>abstract</w:t>
+      </w:r>
+      <w:proofErr w:type="gramEnd"/>
+      <w:r>
+        <w:rPr>
+          <w:bCs/>
+          <w:sz w:val="20"/>
+          <w:szCs w:val="20"/>
+        </w:rPr>
+        <w:t xml:space="preserve"> we can Animal a; a</w:t>
+      </w:r>
+      <w:proofErr w:type="gramStart"/>
+      <w:r>
+        <w:rPr>
+          <w:bCs/>
+          <w:sz w:val="20"/>
+          <w:szCs w:val="20"/>
+        </w:rPr>
+        <w:t>=  new</w:t>
+      </w:r>
+      <w:proofErr w:type="gramEnd"/>
+      <w:r>
+        <w:rPr>
+          <w:bCs/>
+          <w:sz w:val="20"/>
+          <w:szCs w:val="20"/>
+        </w:rPr>
+        <w:t xml:space="preserve"> </w:t>
+      </w:r>
+      <w:proofErr w:type="gramStart"/>
+      <w:r>
+        <w:rPr>
+          <w:bCs/>
+          <w:sz w:val="20"/>
+          <w:szCs w:val="20"/>
+        </w:rPr>
+        <w:t>Dog(</w:t>
+      </w:r>
+      <w:proofErr w:type="gramEnd"/>
+      <w:r>
+        <w:rPr>
+          <w:bCs/>
+          <w:sz w:val="20"/>
+          <w:szCs w:val="20"/>
+        </w:rPr>
+        <w:t>) this will work.</w:t>
+      </w:r>
+    </w:p>
+    <w:p>
+      <w:pPr>
+        <w:rPr>
+          <w:bCs/>
+          <w:sz w:val="20"/>
+          <w:szCs w:val="20"/>
+        </w:rPr>
+      </w:pPr>
+      <w:r>
+        <w:rPr>
+          <w:bCs/>
+          <w:sz w:val="20"/>
+          <w:szCs w:val="20"/>
+        </w:rPr>
+        <w:t xml:space="preserve">If a </w:t>
+      </w:r>
+      <w:r>
+        <w:rPr>
+          <w:b/>
+          <w:bCs/>
+          <w:sz w:val="20"/>
+          <w:szCs w:val="20"/>
+        </w:rPr>
+        <w:t>concrete (non-abstract) class</w:t>
+      </w:r>
+      <w:r>
+        <w:rPr>
+          <w:bCs/>
+          <w:sz w:val="20"/>
+          <w:szCs w:val="20"/>
+        </w:rPr>
+        <w:t xml:space="preserve"> extends an abstract class, it must implement </w:t>
+      </w:r>
+      <w:r>
+        <w:rPr>
+          <w:b/>
+          <w:bCs/>
+          <w:sz w:val="20"/>
+          <w:szCs w:val="20"/>
+        </w:rPr>
+        <w:t>all inherited abstract methods</w:t>
+      </w:r>
+      <w:r>
+        <w:rPr>
+          <w:bCs/>
+          <w:sz w:val="20"/>
+          <w:szCs w:val="20"/>
+        </w:rPr>
+        <w:t>.</w:t>
+      </w:r>
+    </w:p>
+    <w:p>
+      <w:pPr>
+        <w:rPr>
+          <w:bCs/>
+          <w:sz w:val="20"/>
+          <w:szCs w:val="20"/>
+        </w:rPr>
+      </w:pPr>
+      <w:r>
+        <w:rPr>
+          <w:bCs/>
+          <w:sz w:val="20"/>
+          <w:szCs w:val="20"/>
+        </w:rPr>
+        <w:t>But if the child is also abstract, it doesn't have to implement them.</w:t>
+      </w:r>
+    </w:p>
+    <w:p>
+      <w:pPr>
+        <w:rPr>
+          <w:b/>
+          <w:sz w:val="30"/>
+          <w:szCs w:val="30"/>
+        </w:rPr>
+      </w:pPr>
+      <w:r>
+        <w:rPr>
+          <w:b/>
+          <w:sz w:val="30"/>
+          <w:szCs w:val="30"/>
+          <w:highlight w:val="yellow"/>
+        </w:rPr>
+        <w:t>Interfaces:</w:t>
+      </w:r>
+    </w:p>
+    <w:p>
+      <w:pPr>
+        <w:rPr>
+          <w:b/>
+          <w:sz w:val="20"/>
+          <w:szCs w:val="20"/>
+        </w:rPr>
+      </w:pPr>
+      <w:r>
+        <w:rPr>
+          <w:b/>
+          <w:sz w:val="20"/>
+          <w:szCs w:val="20"/>
+        </w:rPr>
+        <w:t>An interface defines a contract that specifies what a class must do, without necessarily specifying how it does it.</w:t>
+      </w:r>
+    </w:p>
+    <w:p>
+      <w:pPr>
+        <w:rPr>
+          <w:bCs/>
+          <w:sz w:val="20"/>
+          <w:szCs w:val="20"/>
+        </w:rPr>
+      </w:pPr>
+      <w:r>
+        <w:rPr>
+          <w:bCs/>
+          <w:sz w:val="20"/>
+          <w:szCs w:val="20"/>
+        </w:rPr>
+        <w:t>interface Payment</w:t>
+      </w:r>
+    </w:p>
+    <w:p>
+      <w:pPr>
+        <w:rPr>
+          <w:bCs/>
+          <w:sz w:val="20"/>
+          <w:szCs w:val="20"/>
+        </w:rPr>
+      </w:pPr>
+      <w:r>
+        <w:rPr>
+          <w:bCs/>
+          <w:sz w:val="20"/>
+          <w:szCs w:val="20"/>
+        </w:rPr>
+        <w:t>Class A implements Payment</w:t>
+      </w:r>
+    </w:p>
+    <w:p>
+      <w:pPr>
+        <w:rPr>
+          <w:bCs/>
+          <w:sz w:val="20"/>
+          <w:szCs w:val="20"/>
+        </w:rPr>
+      </w:pPr>
+      <w:r>
+        <w:rPr>
+          <w:bCs/>
+          <w:sz w:val="20"/>
+          <w:szCs w:val="20"/>
+        </w:rPr>
+        <w:t>Traditionally, interface methods were implicitly:</w:t>
+      </w:r>
+    </w:p>
+    <w:p>
+      <w:pPr>
+        <w:rPr>
+          <w:bCs/>
+          <w:sz w:val="20"/>
+          <w:szCs w:val="20"/>
+        </w:rPr>
+      </w:pPr>
+      <w:r>
+        <w:rPr>
+          <w:bCs/>
+          <w:sz w:val="20"/>
+          <w:szCs w:val="20"/>
+        </w:rPr>
+        <w:t xml:space="preserve">If we write void </w:t>
+      </w:r>
+      <w:proofErr w:type="gramStart"/>
+      <w:r>
+        <w:rPr>
+          <w:bCs/>
+          <w:sz w:val="20"/>
+          <w:szCs w:val="20"/>
+        </w:rPr>
+        <w:t>pay(</w:t>
+      </w:r>
+      <w:proofErr w:type="gramEnd"/>
+      <w:r>
+        <w:rPr>
+          <w:bCs/>
+          <w:sz w:val="20"/>
+          <w:szCs w:val="20"/>
+        </w:rPr>
+        <w:t xml:space="preserve">) it is by default -&gt; </w:t>
+      </w:r>
+      <w:r>
+        <w:rPr>
+          <w:bCs/>
+          <w:sz w:val="20"/>
+          <w:szCs w:val="20"/>
+        </w:rPr>
+        <w:t xml:space="preserve">public abstract void </w:t>
+      </w:r>
+      <w:proofErr w:type="gramStart"/>
+      <w:r>
+        <w:rPr>
+          <w:bCs/>
+          <w:sz w:val="20"/>
+          <w:szCs w:val="20"/>
+        </w:rPr>
+        <w:t>pay();</w:t>
+      </w:r>
+      <w:r>
+        <w:rPr>
+          <w:bCs/>
+          <w:sz w:val="20"/>
+          <w:szCs w:val="20"/>
+        </w:rPr>
+        <w:t>,</w:t>
+      </w:r>
+      <w:proofErr w:type="gramEnd"/>
+      <w:r>
+        <w:rPr>
+          <w:bCs/>
+          <w:sz w:val="20"/>
+          <w:szCs w:val="20"/>
+        </w:rPr>
+        <w:t xml:space="preserve">  that’s why the implementing class must provide public in method.</w:t>
+      </w:r>
+    </w:p>
+    <w:p>
+      <w:pPr>
+        <w:rPr>
+          <w:bCs/>
+          <w:sz w:val="20"/>
+          <w:szCs w:val="20"/>
+        </w:rPr>
+      </w:pPr>
+      <w:r>
+        <w:rPr>
+          <w:bCs/>
+          <w:sz w:val="20"/>
+          <w:szCs w:val="20"/>
+        </w:rPr>
+        <w:t>Interface variables are by default public static final.</w:t>
+      </w:r>
+    </w:p>
+    <w:p>
+      <w:pPr>
+        <w:rPr>
+          <w:bCs/>
+          <w:sz w:val="20"/>
+          <w:szCs w:val="20"/>
+        </w:rPr>
+      </w:pPr>
+      <w:r>
+        <w:rPr>
+          <w:bCs/>
+          <w:sz w:val="20"/>
+          <w:szCs w:val="20"/>
+        </w:rPr>
+        <w:t xml:space="preserve">Can’t create interface object has no constructor can use it as reference Like Payment p=new </w:t>
+      </w:r>
+      <w:proofErr w:type="gramStart"/>
+      <w:r>
+        <w:rPr>
+          <w:bCs/>
+          <w:sz w:val="20"/>
+          <w:szCs w:val="20"/>
+        </w:rPr>
+        <w:t>UPI();,</w:t>
+      </w:r>
+      <w:proofErr w:type="gramEnd"/>
+      <w:r>
+        <w:rPr>
+          <w:bCs/>
+          <w:sz w:val="20"/>
+          <w:szCs w:val="20"/>
+        </w:rPr>
+        <w:t xml:space="preserve"> this is run time poly</w:t>
+      </w:r>
+    </w:p>
+    <w:p>
+      <w:pPr>
+        <w:rPr>
+          <w:bCs/>
+          <w:sz w:val="20"/>
+          <w:szCs w:val="20"/>
+        </w:rPr>
+      </w:pPr>
+      <w:r>
+        <w:rPr>
+          <w:bCs/>
+          <w:sz w:val="20"/>
+          <w:szCs w:val="20"/>
+        </w:rPr>
+        <w:t xml:space="preserve">It is good to use interface as reference because if later we need to change the payment </w:t>
+      </w:r>
+      <w:proofErr w:type="gramStart"/>
+      <w:r>
+        <w:rPr>
+          <w:bCs/>
+          <w:sz w:val="20"/>
+          <w:szCs w:val="20"/>
+        </w:rPr>
+        <w:t>method</w:t>
+      </w:r>
+      <w:proofErr w:type="gramEnd"/>
+      <w:r>
+        <w:rPr>
+          <w:bCs/>
+          <w:sz w:val="20"/>
+          <w:szCs w:val="20"/>
+        </w:rPr>
+        <w:t xml:space="preserve"> then it is </w:t>
+      </w:r>
+      <w:proofErr w:type="spellStart"/>
+      <w:r>
+        <w:rPr>
+          <w:bCs/>
+          <w:sz w:val="20"/>
+          <w:szCs w:val="20"/>
+        </w:rPr>
+        <w:t>vey</w:t>
+      </w:r>
+      <w:proofErr w:type="spellEnd"/>
+      <w:r>
+        <w:rPr>
+          <w:bCs/>
+          <w:sz w:val="20"/>
+          <w:szCs w:val="20"/>
+        </w:rPr>
+        <w:t xml:space="preserve"> useful.</w:t>
+      </w:r>
+    </w:p>
+    <w:p>
+      <w:pPr>
+        <w:rPr>
+          <w:b/>
+          <w:sz w:val="20"/>
+          <w:szCs w:val="20"/>
+        </w:rPr>
+      </w:pPr>
+      <w:r>
+        <w:rPr>
+          <w:b/>
+          <w:sz w:val="20"/>
+          <w:szCs w:val="20"/>
+        </w:rPr>
+        <w:lastRenderedPageBreak/>
+        <w:t xml:space="preserve">Multiple </w:t>
+      </w:r>
+      <w:r>
+        <w:rPr>
+          <w:b/>
+          <w:sz w:val="20"/>
+          <w:szCs w:val="20"/>
+        </w:rPr>
+        <w:t xml:space="preserve">and Hybrid </w:t>
+      </w:r>
+      <w:r>
+        <w:rPr>
+          <w:b/>
+          <w:sz w:val="20"/>
+          <w:szCs w:val="20"/>
+        </w:rPr>
+        <w:t>inheritance with interfaces</w:t>
+      </w:r>
+      <w:r>
+        <w:rPr>
+          <w:b/>
+          <w:sz w:val="20"/>
+          <w:szCs w:val="20"/>
+        </w:rPr>
+        <w:t>:</w:t>
+      </w:r>
+    </w:p>
+    <w:p>
+      <w:pPr>
+        <w:rPr>
+          <w:bCs/>
+          <w:sz w:val="20"/>
+          <w:szCs w:val="20"/>
+        </w:rPr>
+      </w:pPr>
+      <w:r>
+        <w:rPr>
+          <w:bCs/>
+          <w:sz w:val="20"/>
+          <w:szCs w:val="20"/>
+        </w:rPr>
+        <w:t>We can achieve multiple and hybrid inheritance with interfaces as there we are nit implementing the methods all the implementations are there in class implementing them, so it will not cause diamond problem or ambiguity.</w:t>
+      </w:r>
+    </w:p>
+    <w:p>
+      <w:pPr>
+        <w:rPr>
+          <w:bCs/>
+          <w:sz w:val="20"/>
+          <w:szCs w:val="20"/>
+        </w:rPr>
+      </w:pPr>
+      <w:r>
+        <w:rPr>
+          <w:bCs/>
+          <w:sz w:val="20"/>
+          <w:szCs w:val="20"/>
+        </w:rPr>
+        <w:t xml:space="preserve">Interface can </w:t>
+      </w:r>
+      <w:proofErr w:type="gramStart"/>
+      <w:r>
+        <w:rPr>
+          <w:bCs/>
+          <w:sz w:val="20"/>
+          <w:szCs w:val="20"/>
+        </w:rPr>
+        <w:t>extends</w:t>
+      </w:r>
+      <w:proofErr w:type="gramEnd"/>
+      <w:r>
+        <w:rPr>
+          <w:bCs/>
+          <w:sz w:val="20"/>
+          <w:szCs w:val="20"/>
+        </w:rPr>
+        <w:t xml:space="preserve"> other interfaces as well using extends keyword. Interface can </w:t>
+      </w:r>
+      <w:proofErr w:type="gramStart"/>
+      <w:r>
+        <w:rPr>
+          <w:bCs/>
+          <w:sz w:val="20"/>
+          <w:szCs w:val="20"/>
+        </w:rPr>
+        <w:t>extends</w:t>
+      </w:r>
+      <w:proofErr w:type="gramEnd"/>
+      <w:r>
+        <w:rPr>
+          <w:bCs/>
+          <w:sz w:val="20"/>
+          <w:szCs w:val="20"/>
+        </w:rPr>
+        <w:t xml:space="preserve"> multiple interfaces (interface UPI, extends Payment, Card</w:t>
+      </w:r>
+    </w:p>
+    <w:p>
+      <w:pPr>
+        <w:rPr>
+          <w:b/>
+          <w:sz w:val="20"/>
+          <w:szCs w:val="20"/>
+        </w:rPr>
+      </w:pPr>
+      <w:r>
+        <w:rPr>
+          <w:b/>
+          <w:sz w:val="20"/>
+          <w:szCs w:val="20"/>
+        </w:rPr>
+        <w:t xml:space="preserve">Java 8 </w:t>
+      </w:r>
+      <w:r>
+        <w:rPr>
+          <w:b/>
+          <w:sz w:val="20"/>
+          <w:szCs w:val="20"/>
+          <w:highlight w:val="cyan"/>
+        </w:rPr>
+        <w:t>default</w:t>
+      </w:r>
+      <w:r>
+        <w:rPr>
+          <w:b/>
+          <w:sz w:val="20"/>
+          <w:szCs w:val="20"/>
+        </w:rPr>
+        <w:t xml:space="preserve"> method for </w:t>
+      </w:r>
+      <w:proofErr w:type="gramStart"/>
+      <w:r>
+        <w:rPr>
+          <w:b/>
+          <w:sz w:val="20"/>
+          <w:szCs w:val="20"/>
+        </w:rPr>
+        <w:t xml:space="preserve">interfaces </w:t>
+      </w:r>
+      <w:r>
+        <w:rPr>
+          <w:b/>
+          <w:sz w:val="20"/>
+          <w:szCs w:val="20"/>
+        </w:rPr>
+        <w:t>:</w:t>
+      </w:r>
+      <w:proofErr w:type="gramEnd"/>
+    </w:p>
+    <w:p>
+      <w:pPr>
+        <w:rPr>
+          <w:bCs/>
+          <w:sz w:val="20"/>
+          <w:szCs w:val="20"/>
+        </w:rPr>
+      </w:pPr>
+      <w:r>
+        <w:rPr>
+          <w:bCs/>
+          <w:sz w:val="20"/>
+          <w:szCs w:val="20"/>
+        </w:rPr>
+        <w:t xml:space="preserve">Before java 8 interface could not have normal instance methods </w:t>
+      </w:r>
+    </w:p>
+    <w:p>
+      <w:pPr>
+        <w:rPr>
+          <w:bCs/>
+          <w:sz w:val="20"/>
+          <w:szCs w:val="20"/>
+        </w:rPr>
+      </w:pPr>
+      <w:r>
+        <w:rPr>
+          <w:bCs/>
+          <w:sz w:val="20"/>
+          <w:szCs w:val="20"/>
+        </w:rPr>
+        <w:t>Java 8 introduced default keyword to make it possible.</w:t>
+      </w:r>
+    </w:p>
+    <w:p>
+      <w:pPr>
+        <w:rPr>
+          <w:bCs/>
+          <w:sz w:val="20"/>
+          <w:szCs w:val="20"/>
+        </w:rPr>
+      </w:pPr>
+      <w:r>
+        <w:rPr>
+          <w:bCs/>
+          <w:sz w:val="20"/>
+          <w:szCs w:val="20"/>
+        </w:rPr>
+        <w:t>Why it is useful: an interface can be implemented by so many classes if any method got added to interface it will crash the program or we have to implement it in every class so to avoid it java introduced default keyword.</w:t>
+      </w:r>
+    </w:p>
+    <w:tbl>
+      <w:tblPr>
+        <w:tblStyle w:val="TableGrid"/>
+        <w:tblW w:w="0" w:type="auto"/>
+        <w:tblLook w:val="04A0" w:firstRow="1" w:lastRow="0" w:firstColumn="1" w:lastColumn="0" w:noHBand="0" w:noVBand="1"/>
+      </w:tblPr>
+      <w:tblGrid>
+        <w:gridCol w:w="5971"/>
+        <w:gridCol w:w="5971"/>
+      </w:tblGrid>
+      <w:tr>
+        <w:tc>
+          <w:tcPr>
+            <w:tcW w:w="5971" w:type="dxa"/>
+          </w:tcPr>
+          <w:p>
+            <w:pPr>
+              <w:rPr>
+                <w:bCs/>
+                <w:sz w:val="20"/>
+                <w:szCs w:val="20"/>
+              </w:rPr>
+            </w:pPr>
+            <w:r>
+              <w:rPr>
+                <w:bCs/>
+                <w:sz w:val="20"/>
+                <w:szCs w:val="20"/>
+              </w:rPr>
+              <w:t>interface Vehicle {</w:t>
+            </w:r>
+          </w:p>
+          <w:p>
+            <w:pPr>
+              <w:rPr>
+                <w:bCs/>
+                <w:sz w:val="20"/>
+                <w:szCs w:val="20"/>
+              </w:rPr>
+            </w:pPr>
+          </w:p>
+          <w:p>
+            <w:pPr>
+              <w:rPr>
+                <w:bCs/>
+                <w:sz w:val="20"/>
+                <w:szCs w:val="20"/>
+              </w:rPr>
+            </w:pPr>
+            <w:r>
+              <w:rPr>
+                <w:bCs/>
+                <w:sz w:val="20"/>
+                <w:szCs w:val="20"/>
+              </w:rPr>
+              <w:t xml:space="preserve">    default void </w:t>
+            </w:r>
+            <w:proofErr w:type="gramStart"/>
+            <w:r>
+              <w:rPr>
+                <w:bCs/>
+                <w:sz w:val="20"/>
+                <w:szCs w:val="20"/>
+              </w:rPr>
+              <w:t>start(</w:t>
+            </w:r>
+            <w:proofErr w:type="gramEnd"/>
+            <w:r>
+              <w:rPr>
+                <w:bCs/>
+                <w:sz w:val="20"/>
+                <w:szCs w:val="20"/>
+              </w:rPr>
+              <w:t>) {</w:t>
+            </w:r>
+          </w:p>
+          <w:p>
+            <w:pPr>
+              <w:rPr>
+                <w:bCs/>
+                <w:sz w:val="20"/>
+                <w:szCs w:val="20"/>
+              </w:rPr>
+            </w:pPr>
+            <w:r>
+              <w:rPr>
+                <w:bCs/>
+                <w:sz w:val="20"/>
+                <w:szCs w:val="20"/>
+              </w:rPr>
+              <w:t xml:space="preserve">        </w:t>
+            </w:r>
+            <w:proofErr w:type="spellStart"/>
+            <w:r>
+              <w:rPr>
+                <w:bCs/>
+                <w:sz w:val="20"/>
+                <w:szCs w:val="20"/>
+              </w:rPr>
+              <w:t>System.out.println</w:t>
+            </w:r>
+            <w:proofErr w:type="spellEnd"/>
+            <w:r>
+              <w:rPr>
+                <w:bCs/>
+                <w:sz w:val="20"/>
+                <w:szCs w:val="20"/>
+              </w:rPr>
+              <w:t>("Vehicle starts");</w:t>
+            </w:r>
+          </w:p>
+          <w:p>
+            <w:pPr>
+              <w:rPr>
+                <w:bCs/>
+                <w:sz w:val="20"/>
+                <w:szCs w:val="20"/>
+              </w:rPr>
+            </w:pPr>
+            <w:r>
+              <w:rPr>
+                <w:bCs/>
+                <w:sz w:val="20"/>
+                <w:szCs w:val="20"/>
+              </w:rPr>
+              <w:t xml:space="preserve">    }</w:t>
+            </w:r>
+          </w:p>
+          <w:p>
+            <w:pPr>
+              <w:rPr>
+                <w:bCs/>
+                <w:sz w:val="20"/>
+                <w:szCs w:val="20"/>
+              </w:rPr>
+            </w:pPr>
+            <w:r>
+              <w:rPr>
+                <w:bCs/>
+                <w:sz w:val="20"/>
+                <w:szCs w:val="20"/>
+              </w:rPr>
+              <w:t>}</w:t>
+            </w:r>
+          </w:p>
+        </w:tc>
+        <w:tc>
+          <w:tcPr>
+            <w:tcW w:w="5971" w:type="dxa"/>
+          </w:tcPr>
+          <w:p>
+            <w:pPr>
+              <w:rPr>
+                <w:bCs/>
+                <w:sz w:val="20"/>
+                <w:szCs w:val="20"/>
+              </w:rPr>
+            </w:pPr>
+            <w:r>
+              <w:rPr>
+                <w:bCs/>
+                <w:sz w:val="20"/>
+                <w:szCs w:val="20"/>
+              </w:rPr>
+              <w:t>This can be called without implementing more as it has implementation in interface itself</w:t>
+            </w:r>
+          </w:p>
+        </w:tc>
+      </w:tr>
+    </w:tbl>
+    <w:p>
+      <w:pPr>
+        <w:rPr>
+          <w:b/>
+          <w:sz w:val="20"/>
+          <w:szCs w:val="20"/>
+        </w:rPr>
+      </w:pPr>
+    </w:p>
+    <w:p>
+      <w:pPr>
+        <w:rPr>
+          <w:b/>
+          <w:sz w:val="20"/>
+          <w:szCs w:val="20"/>
+        </w:rPr>
+      </w:pPr>
+      <w:r>
+        <w:rPr>
+          <w:b/>
+          <w:sz w:val="20"/>
+          <w:szCs w:val="20"/>
+        </w:rPr>
+        <w:t>Interface Static method:</w:t>
+      </w:r>
+    </w:p>
+    <w:p>
+      <w:pPr>
+        <w:rPr>
+          <w:bCs/>
+          <w:sz w:val="20"/>
+          <w:szCs w:val="20"/>
+        </w:rPr>
+      </w:pPr>
+      <w:r>
+        <w:rPr>
+          <w:bCs/>
+          <w:sz w:val="20"/>
+          <w:szCs w:val="20"/>
+        </w:rPr>
+        <w:t>These can be called by interface only. Can’t call it with implemented class or interface.</w:t>
+      </w:r>
+    </w:p>
+    <w:p>
+      <w:pPr>
+        <w:rPr>
+          <w:b/>
+          <w:sz w:val="20"/>
+          <w:szCs w:val="20"/>
+        </w:rPr>
+      </w:pPr>
+      <w:r>
+        <w:rPr>
+          <w:b/>
+          <w:sz w:val="20"/>
+          <w:szCs w:val="20"/>
+        </w:rPr>
+        <w:t>Private methods in interface:</w:t>
+      </w:r>
+    </w:p>
+    <w:p>
+      <w:pPr>
+        <w:rPr>
+          <w:bCs/>
+          <w:sz w:val="20"/>
+          <w:szCs w:val="20"/>
+        </w:rPr>
+      </w:pPr>
+      <w:r>
+        <w:rPr>
+          <w:bCs/>
+          <w:sz w:val="20"/>
+          <w:szCs w:val="20"/>
+        </w:rPr>
+        <w:t xml:space="preserve">modern java allows using </w:t>
+      </w:r>
+      <w:proofErr w:type="spellStart"/>
+      <w:r>
+        <w:rPr>
+          <w:bCs/>
+          <w:sz w:val="20"/>
+          <w:szCs w:val="20"/>
+        </w:rPr>
+        <w:t>pvt</w:t>
+      </w:r>
+      <w:proofErr w:type="spellEnd"/>
+      <w:r>
+        <w:rPr>
+          <w:bCs/>
+          <w:sz w:val="20"/>
+          <w:szCs w:val="20"/>
+        </w:rPr>
+        <w:t xml:space="preserve"> methods in java.</w:t>
+      </w:r>
+    </w:p>
+    <w:p>
+      <w:pPr>
+        <w:rPr>
+          <w:b/>
+          <w:sz w:val="20"/>
+          <w:szCs w:val="20"/>
+        </w:rPr>
+      </w:pPr>
+      <w:r>
+        <w:rPr>
+          <w:b/>
+          <w:sz w:val="20"/>
+          <w:szCs w:val="20"/>
+        </w:rPr>
+        <w:t>Interface vs Abstract method:</w:t>
+      </w:r>
+    </w:p>
+    <w:p>
+      <w:pPr>
+        <w:rPr>
+          <w:bCs/>
+          <w:sz w:val="20"/>
+          <w:szCs w:val="20"/>
+        </w:rPr>
+      </w:pPr>
+      <w:r>
+        <w:rPr>
+          <w:bCs/>
+          <w:sz w:val="20"/>
+          <w:szCs w:val="20"/>
+        </w:rPr>
+        <w:t>in interface variables are public static final by default. In AC they can be any access modifier</w:t>
+      </w:r>
+    </w:p>
+    <w:p>
+      <w:pPr>
+        <w:rPr>
+          <w:bCs/>
+          <w:sz w:val="20"/>
+          <w:szCs w:val="20"/>
+        </w:rPr>
+      </w:pPr>
+      <w:r>
+        <w:rPr>
+          <w:bCs/>
+          <w:sz w:val="20"/>
+          <w:szCs w:val="20"/>
+        </w:rPr>
+        <w:t xml:space="preserve">in interface methods are </w:t>
+      </w:r>
+      <w:r>
+        <w:rPr>
+          <w:bCs/>
+          <w:sz w:val="20"/>
+          <w:szCs w:val="20"/>
+        </w:rPr>
+        <w:tab/>
+        <w:t>public abstract by default in AC methods can use suitable types.</w:t>
+      </w:r>
+    </w:p>
+    <w:p>
+      <w:pPr>
+        <w:rPr>
+          <w:bCs/>
+          <w:sz w:val="20"/>
+          <w:szCs w:val="20"/>
+        </w:rPr>
+      </w:pPr>
+      <w:r>
+        <w:rPr>
+          <w:bCs/>
+          <w:sz w:val="20"/>
+          <w:szCs w:val="20"/>
+        </w:rPr>
+        <w:t>No instance variables in interface AC can have instance variables</w:t>
+      </w:r>
+    </w:p>
+    <w:p>
+      <w:pPr>
+        <w:rPr>
+          <w:bCs/>
+          <w:sz w:val="20"/>
+          <w:szCs w:val="20"/>
+        </w:rPr>
+      </w:pPr>
+      <w:r>
+        <w:rPr>
+          <w:bCs/>
+          <w:sz w:val="20"/>
+          <w:szCs w:val="20"/>
+        </w:rPr>
+        <w:t>No constructor in interface AC can have constructors.</w:t>
+      </w:r>
+    </w:p>
+    <w:tbl>
+      <w:tblPr>
+        <w:tblStyle w:val="TableGrid"/>
+        <w:tblW w:w="0" w:type="auto"/>
+        <w:tblInd w:w="4267" w:type="dxa"/>
+        <w:tblLook w:val="04A0" w:firstRow="1" w:lastRow="0" w:firstColumn="1" w:lastColumn="0" w:noHBand="0" w:noVBand="1"/>
+      </w:tblPr>
+      <w:tblGrid>
+        <w:gridCol w:w="4409"/>
+      </w:tblGrid>
+      <w:tr>
+        <w:trPr>
+          <w:trHeight w:val="5607"/>
+        </w:trPr>
+        <w:tc>
+          <w:tcPr>
+            <w:tcW w:w="4409" w:type="dxa"/>
+          </w:tcPr>
+          <w:p>
+            <w:pPr>
+              <w:rPr>
+                <w:bCs/>
+                <w:sz w:val="20"/>
+                <w:szCs w:val="20"/>
+              </w:rPr>
+            </w:pPr>
+            <w:r>
+              <w:rPr>
+                <w:bCs/>
+                <w:sz w:val="20"/>
+                <w:szCs w:val="20"/>
+              </w:rPr>
+              <w:t>interface A {</w:t>
+            </w:r>
+          </w:p>
+          <w:p>
+            <w:pPr>
+              <w:rPr>
+                <w:bCs/>
+                <w:sz w:val="20"/>
+                <w:szCs w:val="20"/>
+              </w:rPr>
+            </w:pPr>
+          </w:p>
+          <w:p>
+            <w:pPr>
+              <w:rPr>
+                <w:bCs/>
+                <w:sz w:val="20"/>
+                <w:szCs w:val="20"/>
+              </w:rPr>
+            </w:pPr>
+            <w:r>
+              <w:rPr>
+                <w:bCs/>
+                <w:sz w:val="20"/>
+                <w:szCs w:val="20"/>
+              </w:rPr>
+              <w:t xml:space="preserve">    // 1. Constant / Field</w:t>
+            </w:r>
+          </w:p>
+          <w:p>
+            <w:pPr>
+              <w:rPr>
+                <w:bCs/>
+                <w:sz w:val="20"/>
+                <w:szCs w:val="20"/>
+              </w:rPr>
+            </w:pPr>
+            <w:r>
+              <w:rPr>
+                <w:bCs/>
+                <w:sz w:val="20"/>
+                <w:szCs w:val="20"/>
+              </w:rPr>
+              <w:t xml:space="preserve">    public static final int VALUE = 100;</w:t>
+            </w:r>
+          </w:p>
+          <w:p>
+            <w:pPr>
+              <w:rPr>
+                <w:bCs/>
+                <w:sz w:val="20"/>
+                <w:szCs w:val="20"/>
+              </w:rPr>
+            </w:pPr>
+          </w:p>
+          <w:p>
+            <w:pPr>
+              <w:rPr>
+                <w:bCs/>
+                <w:sz w:val="20"/>
+                <w:szCs w:val="20"/>
+              </w:rPr>
+            </w:pPr>
+            <w:r>
+              <w:rPr>
+                <w:bCs/>
+                <w:sz w:val="20"/>
+                <w:szCs w:val="20"/>
+              </w:rPr>
+              <w:t xml:space="preserve">    // 2. Abstract method</w:t>
+            </w:r>
+          </w:p>
+          <w:p>
+            <w:pPr>
+              <w:rPr>
+                <w:bCs/>
+                <w:sz w:val="20"/>
+                <w:szCs w:val="20"/>
+              </w:rPr>
+            </w:pPr>
+            <w:r>
+              <w:rPr>
+                <w:bCs/>
+                <w:sz w:val="20"/>
+                <w:szCs w:val="20"/>
+              </w:rPr>
+              <w:t xml:space="preserve">    public abstract void </w:t>
+            </w:r>
+            <w:proofErr w:type="gramStart"/>
+            <w:r>
+              <w:rPr>
+                <w:bCs/>
+                <w:sz w:val="20"/>
+                <w:szCs w:val="20"/>
+              </w:rPr>
+              <w:t>show(</w:t>
+            </w:r>
+            <w:proofErr w:type="gramEnd"/>
+            <w:r>
+              <w:rPr>
+                <w:bCs/>
+                <w:sz w:val="20"/>
+                <w:szCs w:val="20"/>
+              </w:rPr>
+              <w:t>);</w:t>
+            </w:r>
+          </w:p>
+          <w:p>
+            <w:pPr>
+              <w:rPr>
+                <w:bCs/>
+                <w:sz w:val="20"/>
+                <w:szCs w:val="20"/>
+              </w:rPr>
+            </w:pPr>
+          </w:p>
+          <w:p>
+            <w:pPr>
+              <w:rPr>
+                <w:bCs/>
+                <w:sz w:val="20"/>
+                <w:szCs w:val="20"/>
+              </w:rPr>
+            </w:pPr>
+            <w:r>
+              <w:rPr>
+                <w:bCs/>
+                <w:sz w:val="20"/>
+                <w:szCs w:val="20"/>
+              </w:rPr>
+              <w:t xml:space="preserve">    // 3. Default method</w:t>
+            </w:r>
+          </w:p>
+          <w:p>
+            <w:pPr>
+              <w:rPr>
+                <w:bCs/>
+                <w:sz w:val="20"/>
+                <w:szCs w:val="20"/>
+              </w:rPr>
+            </w:pPr>
+            <w:r>
+              <w:rPr>
+                <w:bCs/>
+                <w:sz w:val="20"/>
+                <w:szCs w:val="20"/>
+              </w:rPr>
+              <w:t xml:space="preserve">    default void </w:t>
+            </w:r>
+            <w:proofErr w:type="gramStart"/>
+            <w:r>
+              <w:rPr>
+                <w:bCs/>
+                <w:sz w:val="20"/>
+                <w:szCs w:val="20"/>
+              </w:rPr>
+              <w:t>display(</w:t>
+            </w:r>
+            <w:proofErr w:type="gramEnd"/>
+            <w:r>
+              <w:rPr>
+                <w:bCs/>
+                <w:sz w:val="20"/>
+                <w:szCs w:val="20"/>
+              </w:rPr>
+              <w:t>) {</w:t>
+            </w:r>
+          </w:p>
+          <w:p>
+            <w:pPr>
+              <w:rPr>
+                <w:bCs/>
+                <w:sz w:val="20"/>
+                <w:szCs w:val="20"/>
+              </w:rPr>
+            </w:pPr>
+            <w:r>
+              <w:rPr>
+                <w:bCs/>
+                <w:sz w:val="20"/>
+                <w:szCs w:val="20"/>
+              </w:rPr>
+              <w:t xml:space="preserve">        </w:t>
+            </w:r>
+            <w:proofErr w:type="spellStart"/>
+            <w:r>
+              <w:rPr>
+                <w:bCs/>
+                <w:sz w:val="20"/>
+                <w:szCs w:val="20"/>
+              </w:rPr>
+              <w:t>System.out.println</w:t>
+            </w:r>
+            <w:proofErr w:type="spellEnd"/>
+            <w:r>
+              <w:rPr>
+                <w:bCs/>
+                <w:sz w:val="20"/>
+                <w:szCs w:val="20"/>
+              </w:rPr>
+              <w:t>("Default method");</w:t>
+            </w:r>
+          </w:p>
+          <w:p>
+            <w:pPr>
+              <w:rPr>
+                <w:bCs/>
+                <w:sz w:val="20"/>
+                <w:szCs w:val="20"/>
+              </w:rPr>
+            </w:pPr>
+            <w:r>
+              <w:rPr>
+                <w:bCs/>
+                <w:sz w:val="20"/>
+                <w:szCs w:val="20"/>
+              </w:rPr>
+              <w:t xml:space="preserve">        </w:t>
+            </w:r>
+            <w:proofErr w:type="gramStart"/>
+            <w:r>
+              <w:rPr>
+                <w:bCs/>
+                <w:sz w:val="20"/>
+                <w:szCs w:val="20"/>
+              </w:rPr>
+              <w:t>helper(</w:t>
+            </w:r>
+            <w:proofErr w:type="gramEnd"/>
+            <w:r>
+              <w:rPr>
+                <w:bCs/>
+                <w:sz w:val="20"/>
+                <w:szCs w:val="20"/>
+              </w:rPr>
+              <w:t>);</w:t>
+            </w:r>
+          </w:p>
+          <w:p>
+            <w:pPr>
+              <w:rPr>
+                <w:bCs/>
+                <w:sz w:val="20"/>
+                <w:szCs w:val="20"/>
+              </w:rPr>
+            </w:pPr>
+            <w:r>
+              <w:rPr>
+                <w:bCs/>
+                <w:sz w:val="20"/>
+                <w:szCs w:val="20"/>
+              </w:rPr>
+              <w:t xml:space="preserve">    }</w:t>
+            </w:r>
+          </w:p>
+          <w:p>
+            <w:pPr>
+              <w:rPr>
+                <w:bCs/>
+                <w:sz w:val="20"/>
+                <w:szCs w:val="20"/>
+              </w:rPr>
+            </w:pPr>
+            <w:r>
+              <w:rPr>
+                <w:bCs/>
+                <w:sz w:val="20"/>
+                <w:szCs w:val="20"/>
+              </w:rPr>
+              <w:t xml:space="preserve">    // 4. Static method</w:t>
+            </w:r>
+          </w:p>
+          <w:p>
+            <w:pPr>
+              <w:rPr>
+                <w:bCs/>
+                <w:sz w:val="20"/>
+                <w:szCs w:val="20"/>
+              </w:rPr>
+            </w:pPr>
+            <w:r>
+              <w:rPr>
+                <w:bCs/>
+                <w:sz w:val="20"/>
+                <w:szCs w:val="20"/>
+              </w:rPr>
+              <w:t xml:space="preserve">    static void </w:t>
+            </w:r>
+            <w:proofErr w:type="spellStart"/>
+            <w:proofErr w:type="gramStart"/>
+            <w:r>
+              <w:rPr>
+                <w:bCs/>
+                <w:sz w:val="20"/>
+                <w:szCs w:val="20"/>
+              </w:rPr>
+              <w:t>staticMethod</w:t>
+            </w:r>
+            <w:proofErr w:type="spellEnd"/>
+            <w:r>
+              <w:rPr>
+                <w:bCs/>
+                <w:sz w:val="20"/>
+                <w:szCs w:val="20"/>
+              </w:rPr>
+              <w:t>(</w:t>
+            </w:r>
+            <w:proofErr w:type="gramEnd"/>
+            <w:r>
+              <w:rPr>
+                <w:bCs/>
+                <w:sz w:val="20"/>
+                <w:szCs w:val="20"/>
+              </w:rPr>
+              <w:t>) {</w:t>
+            </w:r>
+          </w:p>
+          <w:p>
+            <w:pPr>
+              <w:rPr>
+                <w:bCs/>
+                <w:sz w:val="20"/>
+                <w:szCs w:val="20"/>
+              </w:rPr>
+            </w:pPr>
+            <w:r>
+              <w:rPr>
+                <w:bCs/>
+                <w:sz w:val="20"/>
+                <w:szCs w:val="20"/>
+              </w:rPr>
+              <w:t xml:space="preserve">        </w:t>
+            </w:r>
+            <w:proofErr w:type="spellStart"/>
+            <w:r>
+              <w:rPr>
+                <w:bCs/>
+                <w:sz w:val="20"/>
+                <w:szCs w:val="20"/>
+              </w:rPr>
+              <w:t>System.out.println</w:t>
+            </w:r>
+            <w:proofErr w:type="spellEnd"/>
+            <w:r>
+              <w:rPr>
+                <w:bCs/>
+                <w:sz w:val="20"/>
+                <w:szCs w:val="20"/>
+              </w:rPr>
+              <w:t>("Static method");</w:t>
+            </w:r>
+          </w:p>
+          <w:p>
+            <w:pPr>
+              <w:rPr>
+                <w:bCs/>
+                <w:sz w:val="20"/>
+                <w:szCs w:val="20"/>
+              </w:rPr>
+            </w:pPr>
+            <w:r>
+              <w:rPr>
+                <w:bCs/>
+                <w:sz w:val="20"/>
+                <w:szCs w:val="20"/>
+              </w:rPr>
+              <w:t xml:space="preserve">    }</w:t>
+            </w:r>
+          </w:p>
+          <w:p>
+            <w:pPr>
+              <w:rPr>
+                <w:bCs/>
+                <w:sz w:val="20"/>
+                <w:szCs w:val="20"/>
+              </w:rPr>
+            </w:pPr>
+          </w:p>
+          <w:p>
+            <w:pPr>
+              <w:rPr>
+                <w:bCs/>
+                <w:sz w:val="20"/>
+                <w:szCs w:val="20"/>
+              </w:rPr>
+            </w:pPr>
+            <w:r>
+              <w:rPr>
+                <w:bCs/>
+                <w:sz w:val="20"/>
+                <w:szCs w:val="20"/>
+              </w:rPr>
+              <w:t xml:space="preserve">    // 5. Private method</w:t>
+            </w:r>
+          </w:p>
+          <w:p>
+            <w:pPr>
+              <w:rPr>
+                <w:bCs/>
+                <w:sz w:val="20"/>
+                <w:szCs w:val="20"/>
+              </w:rPr>
+            </w:pPr>
+            <w:r>
+              <w:rPr>
+                <w:bCs/>
+                <w:sz w:val="20"/>
+                <w:szCs w:val="20"/>
+              </w:rPr>
+              <w:t xml:space="preserve">    private void </w:t>
+            </w:r>
+            <w:proofErr w:type="gramStart"/>
+            <w:r>
+              <w:rPr>
+                <w:bCs/>
+                <w:sz w:val="20"/>
+                <w:szCs w:val="20"/>
+              </w:rPr>
+              <w:t>helper(</w:t>
+            </w:r>
+            <w:proofErr w:type="gramEnd"/>
+            <w:r>
+              <w:rPr>
+                <w:bCs/>
+                <w:sz w:val="20"/>
+                <w:szCs w:val="20"/>
+              </w:rPr>
+              <w:t>) {</w:t>
+            </w:r>
+          </w:p>
+          <w:p>
+            <w:pPr>
+              <w:rPr>
+                <w:bCs/>
+                <w:sz w:val="20"/>
+                <w:szCs w:val="20"/>
+              </w:rPr>
+            </w:pPr>
+            <w:r>
+              <w:rPr>
+                <w:bCs/>
+                <w:sz w:val="20"/>
+                <w:szCs w:val="20"/>
+              </w:rPr>
+              <w:t xml:space="preserve">        </w:t>
+            </w:r>
+            <w:proofErr w:type="spellStart"/>
+            <w:r>
+              <w:rPr>
+                <w:bCs/>
+                <w:sz w:val="20"/>
+                <w:szCs w:val="20"/>
+              </w:rPr>
+              <w:t>System.out.println</w:t>
+            </w:r>
+            <w:proofErr w:type="spellEnd"/>
+            <w:r>
+              <w:rPr>
+                <w:bCs/>
+                <w:sz w:val="20"/>
+                <w:szCs w:val="20"/>
+              </w:rPr>
+              <w:t>("Private helper method");</w:t>
+            </w:r>
+          </w:p>
+          <w:p>
+            <w:pPr>
+              <w:rPr>
+                <w:bCs/>
+                <w:sz w:val="20"/>
+                <w:szCs w:val="20"/>
+              </w:rPr>
+            </w:pPr>
+            <w:r>
+              <w:rPr>
+                <w:bCs/>
+                <w:sz w:val="20"/>
+                <w:szCs w:val="20"/>
+              </w:rPr>
+              <w:t xml:space="preserve">    }</w:t>
+            </w:r>
+          </w:p>
+          <w:p>
+            <w:pPr>
+              <w:rPr>
+                <w:bCs/>
+                <w:sz w:val="20"/>
+                <w:szCs w:val="20"/>
+              </w:rPr>
+            </w:pPr>
+            <w:r>
+              <w:rPr>
+                <w:bCs/>
+                <w:sz w:val="20"/>
+                <w:szCs w:val="20"/>
+              </w:rPr>
+              <w:t>}</w:t>
+            </w:r>
+          </w:p>
+        </w:tc>
+      </w:tr>
+    </w:tbl>
+    <w:p>
+      <w:pPr>
+        <w:rPr>
+          <w:bCs/>
+          <w:sz w:val="20"/>
+          <w:szCs w:val="20"/>
+        </w:rPr>
+      </w:pPr>
+    </w:p>
+    <w:tbl>
+      <w:tblPr>
+        <w:tblStyle w:val="TableGrid"/>
+        <w:tblW w:w="0" w:type="auto"/>
+        <w:tblLook w:val="04A0" w:firstRow="1" w:lastRow="0" w:firstColumn="1" w:lastColumn="0" w:noHBand="0" w:noVBand="1"/>
+      </w:tblPr>
+      <w:tblGrid>
+        <w:gridCol w:w="5971"/>
+        <w:gridCol w:w="5971"/>
+      </w:tblGrid>
+      <w:tr>
+        <w:tc>
+          <w:tcPr>
+            <w:tcW w:w="5971" w:type="dxa"/>
+          </w:tcPr>
+          <w:p>
+            <w:pPr>
+              <w:rPr>
+                <w:bCs/>
+                <w:sz w:val="20"/>
+                <w:szCs w:val="20"/>
+              </w:rPr>
+            </w:pPr>
+            <w:r>
+              <w:rPr>
+                <w:bCs/>
+                <w:sz w:val="20"/>
+                <w:szCs w:val="20"/>
+              </w:rPr>
+              <w:t>Interface inheritance → extends</w:t>
+            </w:r>
+          </w:p>
+          <w:p>
+            <w:pPr>
+              <w:rPr>
+                <w:bCs/>
+                <w:sz w:val="20"/>
+                <w:szCs w:val="20"/>
+              </w:rPr>
+            </w:pPr>
+            <w:r>
+              <w:rPr>
+                <w:bCs/>
+                <w:sz w:val="20"/>
+                <w:szCs w:val="20"/>
+              </w:rPr>
+              <w:t>interface B extends A</w:t>
+            </w:r>
+          </w:p>
+          <w:p>
+            <w:pPr>
+              <w:rPr>
+                <w:bCs/>
+                <w:sz w:val="20"/>
+                <w:szCs w:val="20"/>
+              </w:rPr>
+            </w:pPr>
+            <w:r>
+              <w:rPr>
+                <w:bCs/>
+                <w:sz w:val="20"/>
+                <w:szCs w:val="20"/>
+              </w:rPr>
+              <w:t>Multiple interface inheritance:</w:t>
+            </w:r>
+          </w:p>
+          <w:p>
+            <w:pPr>
+              <w:rPr>
+                <w:bCs/>
+                <w:sz w:val="20"/>
+                <w:szCs w:val="20"/>
+              </w:rPr>
+            </w:pPr>
+            <w:r>
+              <w:rPr>
+                <w:bCs/>
+                <w:sz w:val="20"/>
+                <w:szCs w:val="20"/>
+              </w:rPr>
+              <w:t>interface C extends A, B</w:t>
+            </w:r>
+          </w:p>
+          <w:p>
+            <w:pPr>
+              <w:rPr>
+                <w:bCs/>
+                <w:sz w:val="20"/>
+                <w:szCs w:val="20"/>
+              </w:rPr>
+            </w:pPr>
+            <w:r>
+              <w:rPr>
+                <w:bCs/>
+                <w:sz w:val="20"/>
+                <w:szCs w:val="20"/>
+              </w:rPr>
+              <w:t>Class implementing multiple interfaces:</w:t>
+            </w:r>
+          </w:p>
+          <w:p>
+            <w:pPr>
+              <w:rPr>
+                <w:bCs/>
+                <w:sz w:val="20"/>
+                <w:szCs w:val="20"/>
+              </w:rPr>
+            </w:pPr>
+            <w:r>
+              <w:rPr>
+                <w:bCs/>
+                <w:sz w:val="20"/>
+                <w:szCs w:val="20"/>
+              </w:rPr>
+              <w:t>class D implements A, B</w:t>
+            </w:r>
+          </w:p>
+          <w:p>
+            <w:pPr>
+              <w:rPr>
+                <w:bCs/>
+                <w:sz w:val="20"/>
+                <w:szCs w:val="20"/>
+              </w:rPr>
+            </w:pPr>
+            <w:r>
+              <w:rPr>
+                <w:bCs/>
+                <w:sz w:val="20"/>
+                <w:szCs w:val="20"/>
+              </w:rPr>
+              <w:t>Default method conflict:</w:t>
+            </w:r>
+          </w:p>
+          <w:p>
+            <w:pPr>
+              <w:rPr>
+                <w:bCs/>
+                <w:sz w:val="20"/>
+                <w:szCs w:val="20"/>
+              </w:rPr>
+            </w:pPr>
+            <w:r>
+              <w:rPr>
+                <w:bCs/>
+                <w:sz w:val="20"/>
+                <w:szCs w:val="20"/>
+              </w:rPr>
+              <w:t>A + B both have same default method</w:t>
+            </w:r>
+          </w:p>
+          <w:p>
+            <w:pPr>
+              <w:rPr>
+                <w:bCs/>
+                <w:sz w:val="20"/>
+                <w:szCs w:val="20"/>
+              </w:rPr>
+            </w:pPr>
+            <w:r>
+              <w:rPr>
+                <w:bCs/>
+                <w:sz w:val="20"/>
+                <w:szCs w:val="20"/>
+              </w:rPr>
+              <w:t xml:space="preserve">        ↓</w:t>
+            </w:r>
+          </w:p>
+          <w:p>
+            <w:pPr>
+              <w:rPr>
+                <w:bCs/>
+                <w:sz w:val="20"/>
+                <w:szCs w:val="20"/>
+              </w:rPr>
+            </w:pPr>
+            <w:r>
+              <w:rPr>
+                <w:bCs/>
+                <w:sz w:val="20"/>
+                <w:szCs w:val="20"/>
+              </w:rPr>
+              <w:t>C must override it</w:t>
+            </w:r>
+          </w:p>
+          <w:p>
+            <w:pPr>
+              <w:rPr>
+                <w:bCs/>
+                <w:sz w:val="20"/>
+                <w:szCs w:val="20"/>
+              </w:rPr>
+            </w:pPr>
+          </w:p>
+        </w:tc>
+        <w:tc>
+          <w:tcPr>
+            <w:tcW w:w="5971" w:type="dxa"/>
+          </w:tcPr>
+          <w:p>
+            <w:pPr>
+              <w:rPr>
+                <w:bCs/>
+                <w:sz w:val="20"/>
+                <w:szCs w:val="20"/>
+              </w:rPr>
+            </w:pPr>
+            <w:r>
+              <w:rPr>
+                <w:bCs/>
+                <w:sz w:val="20"/>
+                <w:szCs w:val="20"/>
+              </w:rPr>
+              <w:t xml:space="preserve">   @Override</w:t>
+            </w:r>
+          </w:p>
+          <w:p>
+            <w:pPr>
+              <w:rPr>
+                <w:bCs/>
+                <w:sz w:val="20"/>
+                <w:szCs w:val="20"/>
+              </w:rPr>
+            </w:pPr>
+            <w:r>
+              <w:rPr>
+                <w:bCs/>
+                <w:sz w:val="20"/>
+                <w:szCs w:val="20"/>
+              </w:rPr>
+              <w:t xml:space="preserve">    public void </w:t>
+            </w:r>
+            <w:proofErr w:type="gramStart"/>
+            <w:r>
+              <w:rPr>
+                <w:bCs/>
+                <w:sz w:val="20"/>
+                <w:szCs w:val="20"/>
+              </w:rPr>
+              <w:t>show(</w:t>
+            </w:r>
+            <w:proofErr w:type="gramEnd"/>
+            <w:r>
+              <w:rPr>
+                <w:bCs/>
+                <w:sz w:val="20"/>
+                <w:szCs w:val="20"/>
+              </w:rPr>
+              <w:t>) {</w:t>
+            </w:r>
+          </w:p>
+          <w:p>
+            <w:pPr>
+              <w:rPr>
+                <w:bCs/>
+                <w:sz w:val="20"/>
+                <w:szCs w:val="20"/>
+              </w:rPr>
+            </w:pPr>
+            <w:r>
+              <w:rPr>
+                <w:bCs/>
+                <w:sz w:val="20"/>
+                <w:szCs w:val="20"/>
+              </w:rPr>
+              <w:t xml:space="preserve">        </w:t>
+            </w:r>
+            <w:proofErr w:type="spellStart"/>
+            <w:proofErr w:type="gramStart"/>
+            <w:r>
+              <w:rPr>
+                <w:bCs/>
+                <w:sz w:val="20"/>
+                <w:szCs w:val="20"/>
+              </w:rPr>
+              <w:t>A.super</w:t>
+            </w:r>
+            <w:proofErr w:type="gramEnd"/>
+            <w:r>
+              <w:rPr>
+                <w:bCs/>
+                <w:sz w:val="20"/>
+                <w:szCs w:val="20"/>
+              </w:rPr>
+              <w:t>.</w:t>
+            </w:r>
+            <w:proofErr w:type="gramStart"/>
+            <w:r>
+              <w:rPr>
+                <w:bCs/>
+                <w:sz w:val="20"/>
+                <w:szCs w:val="20"/>
+              </w:rPr>
+              <w:t>show</w:t>
+            </w:r>
+            <w:proofErr w:type="spellEnd"/>
+            <w:r>
+              <w:rPr>
+                <w:bCs/>
+                <w:sz w:val="20"/>
+                <w:szCs w:val="20"/>
+              </w:rPr>
+              <w:t>(</w:t>
+            </w:r>
+            <w:proofErr w:type="gramEnd"/>
+            <w:r>
+              <w:rPr>
+                <w:bCs/>
+                <w:sz w:val="20"/>
+                <w:szCs w:val="20"/>
+              </w:rPr>
+              <w:t>);</w:t>
+            </w:r>
+          </w:p>
+          <w:p>
+            <w:pPr>
+              <w:rPr>
+                <w:bCs/>
+                <w:sz w:val="20"/>
+                <w:szCs w:val="20"/>
+              </w:rPr>
+            </w:pPr>
+            <w:r>
+              <w:rPr>
+                <w:bCs/>
+                <w:sz w:val="20"/>
+                <w:szCs w:val="20"/>
+              </w:rPr>
+              <w:t xml:space="preserve">        </w:t>
+            </w:r>
+            <w:proofErr w:type="spellStart"/>
+            <w:proofErr w:type="gramStart"/>
+            <w:r>
+              <w:rPr>
+                <w:bCs/>
+                <w:sz w:val="20"/>
+                <w:szCs w:val="20"/>
+              </w:rPr>
+              <w:t>B.super</w:t>
+            </w:r>
+            <w:proofErr w:type="gramEnd"/>
+            <w:r>
+              <w:rPr>
+                <w:bCs/>
+                <w:sz w:val="20"/>
+                <w:szCs w:val="20"/>
+              </w:rPr>
+              <w:t>.</w:t>
+            </w:r>
+            <w:proofErr w:type="gramStart"/>
+            <w:r>
+              <w:rPr>
+                <w:bCs/>
+                <w:sz w:val="20"/>
+                <w:szCs w:val="20"/>
+              </w:rPr>
+              <w:t>show</w:t>
+            </w:r>
+            <w:proofErr w:type="spellEnd"/>
+            <w:r>
+              <w:rPr>
+                <w:bCs/>
+                <w:sz w:val="20"/>
+                <w:szCs w:val="20"/>
+              </w:rPr>
+              <w:t>(</w:t>
+            </w:r>
+            <w:proofErr w:type="gramEnd"/>
+            <w:r>
+              <w:rPr>
+                <w:bCs/>
+                <w:sz w:val="20"/>
+                <w:szCs w:val="20"/>
+              </w:rPr>
+              <w:t>);</w:t>
+            </w:r>
+          </w:p>
+          <w:p>
+            <w:pPr>
+              <w:rPr>
+                <w:bCs/>
+                <w:sz w:val="20"/>
+                <w:szCs w:val="20"/>
+              </w:rPr>
+            </w:pPr>
+            <w:r>
+              <w:rPr>
+                <w:bCs/>
+                <w:sz w:val="20"/>
+                <w:szCs w:val="20"/>
+              </w:rPr>
+              <w:t xml:space="preserve">    }</w:t>
+            </w:r>
+          </w:p>
+          <w:p>
+            <w:pPr>
+              <w:rPr>
+                <w:bCs/>
+                <w:sz w:val="20"/>
+                <w:szCs w:val="20"/>
+              </w:rPr>
+            </w:pPr>
+            <w:r>
+              <w:rPr>
+                <w:bCs/>
+                <w:sz w:val="20"/>
+                <w:szCs w:val="20"/>
+              </w:rPr>
+              <w:t xml:space="preserve">This is how we can call parent interface method if in child interface we override the show method </w:t>
+            </w:r>
+          </w:p>
+          <w:p>
+            <w:pPr>
+              <w:rPr>
+                <w:bCs/>
+                <w:sz w:val="20"/>
+                <w:szCs w:val="20"/>
+              </w:rPr>
+            </w:pPr>
+          </w:p>
+        </w:tc>
+      </w:tr>
+    </w:tbl>
+    <w:p>
+      <w:pPr>
+        <w:rPr>
+          <w:bCs/>
+          <w:sz w:val="20"/>
+          <w:szCs w:val="20"/>
+        </w:rPr>
+      </w:pPr>
+    </w:p>
+    <w:p>
+      <w:pPr>
+        <w:rPr>
+          <w:b/>
+          <w:sz w:val="20"/>
+          <w:szCs w:val="20"/>
+        </w:rPr>
+      </w:pPr>
+      <w:r>
+        <w:rPr>
+          <w:b/>
+          <w:sz w:val="20"/>
+          <w:szCs w:val="20"/>
+          <w:highlight w:val="yellow"/>
+        </w:rPr>
+        <w:t>Object Class</w:t>
+      </w:r>
+    </w:p>
+    <w:p>
+      <w:pPr>
+        <w:rPr>
+          <w:bCs/>
+          <w:sz w:val="20"/>
+          <w:szCs w:val="20"/>
+        </w:rPr>
+      </w:pPr>
+      <w:r>
+        <w:rPr>
+          <w:bCs/>
+          <w:sz w:val="20"/>
+          <w:szCs w:val="20"/>
+        </w:rPr>
+        <w:t>Object is root/parent class of all the classes in java</w:t>
+      </w:r>
+      <w:r>
+        <w:rPr>
+          <w:bCs/>
+          <w:sz w:val="20"/>
+          <w:szCs w:val="20"/>
+        </w:rPr>
+        <w:t>.</w:t>
+      </w:r>
+    </w:p>
+    <w:p>
+      <w:pPr>
+        <w:rPr>
+          <w:b/>
+          <w:sz w:val="20"/>
+          <w:szCs w:val="20"/>
+        </w:rPr>
+      </w:pPr>
+      <w:r>
+        <w:rPr>
+          <w:b/>
+          <w:sz w:val="20"/>
+          <w:szCs w:val="20"/>
+        </w:rPr>
+        <w:t>Objects methods:</w:t>
+      </w:r>
+    </w:p>
+    <w:p>
+      <w:pPr>
+        <w:pStyle w:val="ListParagraph"/>
+        <w:numPr>
+          <w:ilvl w:val="0"/>
+          <w:numId w:val="11"/>
+        </w:numPr>
+        <w:rPr>
+          <w:b/>
+          <w:sz w:val="20"/>
+          <w:szCs w:val="20"/>
+        </w:rPr>
+      </w:pPr>
+      <w:proofErr w:type="spellStart"/>
+      <w:proofErr w:type="gramStart"/>
+      <w:r>
+        <w:rPr>
+          <w:b/>
+          <w:sz w:val="20"/>
+          <w:szCs w:val="20"/>
+        </w:rPr>
+        <w:t>toString</w:t>
+      </w:r>
+      <w:proofErr w:type="spellEnd"/>
+      <w:r>
+        <w:rPr>
+          <w:b/>
+          <w:sz w:val="20"/>
+          <w:szCs w:val="20"/>
+        </w:rPr>
+        <w:t>(</w:t>
+      </w:r>
+      <w:proofErr w:type="gramEnd"/>
+      <w:r>
+        <w:rPr>
+          <w:b/>
+          <w:sz w:val="20"/>
+          <w:szCs w:val="20"/>
+        </w:rPr>
+        <w:t>)-</w:t>
+      </w:r>
+      <w:proofErr w:type="gramStart"/>
+      <w:r>
+        <w:rPr>
+          <w:b/>
+          <w:sz w:val="20"/>
+          <w:szCs w:val="20"/>
+        </w:rPr>
+        <w:t xml:space="preserve">&gt; </w:t>
+      </w:r>
+      <w:r>
+        <w:rPr>
+          <w:bCs/>
+          <w:sz w:val="20"/>
+          <w:szCs w:val="20"/>
+        </w:rPr>
+        <w:t xml:space="preserve"> used</w:t>
+      </w:r>
+      <w:proofErr w:type="gramEnd"/>
+      <w:r>
+        <w:rPr>
+          <w:bCs/>
+          <w:sz w:val="20"/>
+          <w:szCs w:val="20"/>
+        </w:rPr>
+        <w:t xml:space="preserve"> to get the String representation of object</w:t>
+      </w:r>
+    </w:p>
+    <w:p>
+      <w:pPr>
+        <w:pStyle w:val="ListParagraph"/>
+        <w:rPr>
+          <w:bCs/>
+          <w:sz w:val="20"/>
+          <w:szCs w:val="20"/>
+        </w:rPr>
+      </w:pPr>
+      <w:r>
+        <w:rPr>
+          <w:bCs/>
+          <w:sz w:val="20"/>
+          <w:szCs w:val="20"/>
+        </w:rPr>
+        <w:t xml:space="preserve">if we do Student s=new </w:t>
+      </w:r>
+      <w:proofErr w:type="gramStart"/>
+      <w:r>
+        <w:rPr>
+          <w:bCs/>
+          <w:sz w:val="20"/>
+          <w:szCs w:val="20"/>
+        </w:rPr>
+        <w:t>Student(</w:t>
+      </w:r>
+      <w:proofErr w:type="gramEnd"/>
+      <w:r>
+        <w:rPr>
+          <w:bCs/>
+          <w:sz w:val="20"/>
+          <w:szCs w:val="20"/>
+        </w:rPr>
+        <w:t xml:space="preserve">); and </w:t>
+      </w:r>
+      <w:proofErr w:type="spellStart"/>
+      <w:r>
+        <w:rPr>
+          <w:bCs/>
+          <w:sz w:val="20"/>
+          <w:szCs w:val="20"/>
+        </w:rPr>
+        <w:t>sout</w:t>
+      </w:r>
+      <w:proofErr w:type="spellEnd"/>
+      <w:r>
+        <w:rPr>
+          <w:bCs/>
+          <w:sz w:val="20"/>
+          <w:szCs w:val="20"/>
+        </w:rPr>
+        <w:t xml:space="preserve">(s); it will internally use </w:t>
+      </w:r>
+      <w:proofErr w:type="spellStart"/>
+      <w:proofErr w:type="gramStart"/>
+      <w:r>
+        <w:rPr>
+          <w:bCs/>
+          <w:sz w:val="20"/>
+          <w:szCs w:val="20"/>
+        </w:rPr>
+        <w:t>toString</w:t>
+      </w:r>
+      <w:proofErr w:type="spellEnd"/>
+      <w:r>
+        <w:rPr>
+          <w:bCs/>
+          <w:sz w:val="20"/>
+          <w:szCs w:val="20"/>
+        </w:rPr>
+        <w:t>(</w:t>
+      </w:r>
+      <w:proofErr w:type="gramEnd"/>
+      <w:r>
+        <w:rPr>
+          <w:bCs/>
+          <w:sz w:val="20"/>
+          <w:szCs w:val="20"/>
+        </w:rPr>
+        <w:t xml:space="preserve">), if we didn’t override </w:t>
+      </w:r>
+      <w:proofErr w:type="gramStart"/>
+      <w:r>
+        <w:rPr>
+          <w:bCs/>
+          <w:sz w:val="20"/>
+          <w:szCs w:val="20"/>
+        </w:rPr>
+        <w:t>it</w:t>
+      </w:r>
+      <w:proofErr w:type="gramEnd"/>
+      <w:r>
+        <w:rPr>
+          <w:bCs/>
+          <w:sz w:val="20"/>
+          <w:szCs w:val="20"/>
+        </w:rPr>
+        <w:t xml:space="preserve"> we are going to get an address in response of object print.</w:t>
+      </w:r>
+    </w:p>
+    <w:p>
+      <w:pPr>
+        <w:pStyle w:val="ListParagraph"/>
+        <w:numPr>
+          <w:ilvl w:val="0"/>
+          <w:numId w:val="11"/>
+        </w:numPr>
+        <w:rPr>
+          <w:b/>
+          <w:sz w:val="20"/>
+          <w:szCs w:val="20"/>
+        </w:rPr>
+      </w:pPr>
+      <w:r>
+        <w:rPr>
+          <w:b/>
+          <w:sz w:val="20"/>
+          <w:szCs w:val="20"/>
+        </w:rPr>
+        <w:t xml:space="preserve">== vs </w:t>
+      </w:r>
+      <w:proofErr w:type="gramStart"/>
+      <w:r>
+        <w:rPr>
+          <w:b/>
+          <w:sz w:val="20"/>
+          <w:szCs w:val="20"/>
+        </w:rPr>
+        <w:t>equals(</w:t>
+      </w:r>
+      <w:proofErr w:type="gramEnd"/>
+      <w:r>
+        <w:rPr>
+          <w:b/>
+          <w:sz w:val="20"/>
+          <w:szCs w:val="20"/>
+        </w:rPr>
+        <w:t>) -</w:t>
+      </w:r>
+      <w:proofErr w:type="gramStart"/>
+      <w:r>
+        <w:rPr>
+          <w:b/>
+          <w:sz w:val="20"/>
+          <w:szCs w:val="20"/>
+        </w:rPr>
+        <w:t xml:space="preserve">&gt; </w:t>
+      </w:r>
+      <w:r>
+        <w:rPr>
+          <w:b/>
+          <w:sz w:val="20"/>
+          <w:szCs w:val="20"/>
+        </w:rPr>
+        <w:t xml:space="preserve"> </w:t>
+      </w:r>
+      <w:r>
+        <w:rPr>
+          <w:b/>
+          <w:sz w:val="20"/>
+          <w:szCs w:val="20"/>
+        </w:rPr>
+        <w:tab/>
+      </w:r>
+      <w:proofErr w:type="gramEnd"/>
+      <w:r>
+        <w:rPr>
+          <w:bCs/>
+          <w:sz w:val="20"/>
+          <w:szCs w:val="20"/>
+        </w:rPr>
+        <w:t>for objects == compare references</w:t>
+      </w:r>
+    </w:p>
+    <w:p>
+      <w:pPr>
+        <w:pStyle w:val="ListParagraph"/>
+        <w:rPr>
+          <w:bCs/>
+          <w:sz w:val="20"/>
+          <w:szCs w:val="20"/>
+        </w:rPr>
+      </w:pPr>
+      <w:r>
+        <w:rPr>
+          <w:bCs/>
+          <w:sz w:val="20"/>
+          <w:szCs w:val="20"/>
+        </w:rPr>
+        <w:t xml:space="preserve">Student s1=new </w:t>
+      </w:r>
+      <w:proofErr w:type="gramStart"/>
+      <w:r>
+        <w:rPr>
+          <w:bCs/>
+          <w:sz w:val="20"/>
+          <w:szCs w:val="20"/>
+        </w:rPr>
+        <w:t>Student(</w:t>
+      </w:r>
+      <w:proofErr w:type="gramEnd"/>
+      <w:r>
+        <w:rPr>
+          <w:bCs/>
+          <w:sz w:val="20"/>
+          <w:szCs w:val="20"/>
+        </w:rPr>
+        <w:t xml:space="preserve">); Student s2= new </w:t>
+      </w:r>
+      <w:proofErr w:type="gramStart"/>
+      <w:r>
+        <w:rPr>
+          <w:bCs/>
+          <w:sz w:val="20"/>
+          <w:szCs w:val="20"/>
+        </w:rPr>
+        <w:t>Student(</w:t>
+      </w:r>
+      <w:proofErr w:type="gramEnd"/>
+      <w:r>
+        <w:rPr>
+          <w:bCs/>
+          <w:sz w:val="20"/>
+          <w:szCs w:val="20"/>
+        </w:rPr>
+        <w:t>);</w:t>
+      </w:r>
+    </w:p>
+    <w:p>
+      <w:pPr>
+        <w:pStyle w:val="ListParagraph"/>
+        <w:rPr>
+          <w:bCs/>
+          <w:sz w:val="20"/>
+          <w:szCs w:val="20"/>
+        </w:rPr>
+      </w:pPr>
+      <w:r>
+        <w:rPr>
+          <w:bCs/>
+          <w:sz w:val="20"/>
+          <w:szCs w:val="20"/>
+        </w:rPr>
+        <w:t>On comparing s1==s2 it gives false as s1 -&gt; object1 and s2 -&gt; object 2</w:t>
+      </w:r>
+    </w:p>
+    <w:p>
+      <w:pPr>
+        <w:pStyle w:val="ListParagraph"/>
+        <w:rPr>
+          <w:bCs/>
+          <w:sz w:val="20"/>
+          <w:szCs w:val="20"/>
+        </w:rPr>
+      </w:pPr>
+      <w:proofErr w:type="gramStart"/>
+      <w:r>
+        <w:rPr>
+          <w:bCs/>
+          <w:sz w:val="20"/>
+          <w:szCs w:val="20"/>
+        </w:rPr>
+        <w:t>equals(</w:t>
+      </w:r>
+      <w:proofErr w:type="gramEnd"/>
+      <w:r>
+        <w:rPr>
+          <w:bCs/>
+          <w:sz w:val="20"/>
+          <w:szCs w:val="20"/>
+        </w:rPr>
+        <w:t xml:space="preserve">) </w:t>
+      </w:r>
+      <w:proofErr w:type="gramStart"/>
+      <w:r>
+        <w:rPr>
+          <w:bCs/>
+          <w:sz w:val="20"/>
+          <w:szCs w:val="20"/>
+        </w:rPr>
+        <w:t>is</w:t>
+      </w:r>
+      <w:proofErr w:type="gramEnd"/>
+      <w:r>
+        <w:rPr>
+          <w:bCs/>
+          <w:sz w:val="20"/>
+          <w:szCs w:val="20"/>
+        </w:rPr>
+        <w:t xml:space="preserve"> intended to compare </w:t>
+      </w:r>
+      <w:r>
+        <w:rPr>
+          <w:b/>
+          <w:bCs/>
+          <w:sz w:val="20"/>
+          <w:szCs w:val="20"/>
+        </w:rPr>
+        <w:t>logical/content equality</w:t>
+      </w:r>
+      <w:r>
+        <w:rPr>
+          <w:bCs/>
+          <w:sz w:val="20"/>
+          <w:szCs w:val="20"/>
+        </w:rPr>
+        <w:t>, but its actual behavior depends on the class's implementation.</w:t>
+      </w:r>
+    </w:p>
+    <w:p>
+      <w:pPr>
+        <w:pStyle w:val="ListParagraph"/>
+        <w:rPr>
+          <w:bCs/>
+          <w:sz w:val="20"/>
+          <w:szCs w:val="20"/>
+        </w:rPr>
+      </w:pPr>
+      <w:r>
+        <w:rPr>
+          <w:bCs/>
+          <w:sz w:val="20"/>
+          <w:szCs w:val="20"/>
+        </w:rPr>
+        <w:t xml:space="preserve">The default </w:t>
+      </w:r>
+      <w:proofErr w:type="spellStart"/>
+      <w:r>
+        <w:rPr>
+          <w:bCs/>
+          <w:sz w:val="20"/>
+          <w:szCs w:val="20"/>
+        </w:rPr>
+        <w:t>Object.equals</w:t>
+      </w:r>
+      <w:proofErr w:type="spellEnd"/>
+      <w:r>
+        <w:rPr>
+          <w:bCs/>
+          <w:sz w:val="20"/>
+          <w:szCs w:val="20"/>
+        </w:rPr>
+        <w:t>() behaves essentially like reference comparison.</w:t>
+      </w:r>
+      <w:r>
+        <w:rPr>
+          <w:bCs/>
+          <w:sz w:val="20"/>
+          <w:szCs w:val="20"/>
+        </w:rPr>
+        <w:t xml:space="preserve"> If we don’t over</w:t>
+      </w:r>
+    </w:p>
+    <w:p>
+      <w:pPr>
+        <w:pStyle w:val="ListParagraph"/>
+        <w:rPr>
+          <w:bCs/>
+          <w:sz w:val="20"/>
+          <w:szCs w:val="20"/>
+        </w:rPr>
+      </w:pPr>
+      <w:r>
+        <w:rPr>
+          <w:bCs/>
+          <w:sz w:val="20"/>
+          <w:szCs w:val="20"/>
+        </w:rPr>
+        <w:t>s</w:t>
+      </w:r>
+      <w:proofErr w:type="gramStart"/>
+      <w:r>
+        <w:rPr>
+          <w:bCs/>
+          <w:sz w:val="20"/>
+          <w:szCs w:val="20"/>
+        </w:rPr>
+        <w:t>1.equals</w:t>
+      </w:r>
+      <w:proofErr w:type="gramEnd"/>
+      <w:r>
+        <w:rPr>
+          <w:bCs/>
+          <w:sz w:val="20"/>
+          <w:szCs w:val="20"/>
+        </w:rPr>
+        <w:t>(s2); `</w:t>
+      </w:r>
+    </w:p>
+    <w:p>
+      <w:pPr>
+        <w:pStyle w:val="ListParagraph"/>
+        <w:rPr>
+          <w:bCs/>
+          <w:sz w:val="20"/>
+          <w:szCs w:val="20"/>
+        </w:rPr>
+      </w:pPr>
+      <w:r>
+        <w:rPr>
+          <w:bCs/>
+          <w:sz w:val="20"/>
+          <w:szCs w:val="20"/>
+        </w:rPr>
+        <w:t>on overriding:</w:t>
+      </w:r>
+    </w:p>
+    <w:tbl>
+      <w:tblPr>
+        <w:tblStyle w:val="TableGrid"/>
+        <w:tblW w:w="0" w:type="auto"/>
+        <w:tblInd w:w="720" w:type="dxa"/>
+        <w:tblLook w:val="04A0" w:firstRow="1" w:lastRow="0" w:firstColumn="1" w:lastColumn="0" w:noHBand="0" w:noVBand="1"/>
+      </w:tblPr>
+      <w:tblGrid>
+        <w:gridCol w:w="6123"/>
+        <w:gridCol w:w="5099"/>
+      </w:tblGrid>
+      <w:tr>
+        <w:tc>
+          <w:tcPr>
+            <w:tcW w:w="6123" w:type="dxa"/>
+          </w:tcPr>
+          <w:p>
+            <w:pPr>
+              <w:pStyle w:val="ListParagraph"/>
+              <w:rPr>
+                <w:bCs/>
+                <w:sz w:val="20"/>
+                <w:szCs w:val="20"/>
+              </w:rPr>
+            </w:pPr>
+            <w:r>
+              <w:rPr>
+                <w:bCs/>
+                <w:sz w:val="20"/>
+                <w:szCs w:val="20"/>
+              </w:rPr>
+              <w:t xml:space="preserve">    @Override</w:t>
+            </w:r>
+          </w:p>
+          <w:p>
+            <w:pPr>
+              <w:pStyle w:val="ListParagraph"/>
+              <w:rPr>
+                <w:bCs/>
+                <w:sz w:val="20"/>
+                <w:szCs w:val="20"/>
+              </w:rPr>
+            </w:pPr>
+            <w:r>
+              <w:rPr>
+                <w:bCs/>
+                <w:sz w:val="20"/>
+                <w:szCs w:val="20"/>
+              </w:rPr>
+              <w:t xml:space="preserve">    public </w:t>
+            </w:r>
+            <w:proofErr w:type="spellStart"/>
+            <w:r>
+              <w:rPr>
+                <w:bCs/>
+                <w:sz w:val="20"/>
+                <w:szCs w:val="20"/>
+              </w:rPr>
+              <w:t>boolean</w:t>
+            </w:r>
+            <w:proofErr w:type="spellEnd"/>
+            <w:r>
+              <w:rPr>
+                <w:bCs/>
+                <w:sz w:val="20"/>
+                <w:szCs w:val="20"/>
+              </w:rPr>
+              <w:t xml:space="preserve"> </w:t>
+            </w:r>
+            <w:proofErr w:type="gramStart"/>
+            <w:r>
+              <w:rPr>
+                <w:bCs/>
+                <w:sz w:val="20"/>
+                <w:szCs w:val="20"/>
+              </w:rPr>
+              <w:t>equals(</w:t>
+            </w:r>
+            <w:proofErr w:type="gramEnd"/>
+            <w:r>
+              <w:rPr>
+                <w:bCs/>
+                <w:sz w:val="20"/>
+                <w:szCs w:val="20"/>
+              </w:rPr>
+              <w:t>Object obj) {</w:t>
+            </w:r>
+          </w:p>
+          <w:p>
+            <w:pPr>
+              <w:pStyle w:val="ListParagraph"/>
+              <w:rPr>
+                <w:bCs/>
+                <w:sz w:val="20"/>
+                <w:szCs w:val="20"/>
+              </w:rPr>
+            </w:pPr>
+          </w:p>
+          <w:p>
+            <w:pPr>
+              <w:pStyle w:val="ListParagraph"/>
+              <w:rPr>
+                <w:bCs/>
+                <w:sz w:val="20"/>
+                <w:szCs w:val="20"/>
+              </w:rPr>
+            </w:pPr>
+            <w:r>
+              <w:rPr>
+                <w:bCs/>
+                <w:sz w:val="20"/>
+                <w:szCs w:val="20"/>
+              </w:rPr>
+              <w:t xml:space="preserve">        Student s = (Student) obj;</w:t>
+            </w:r>
+          </w:p>
+          <w:p>
+            <w:pPr>
+              <w:pStyle w:val="ListParagraph"/>
+              <w:rPr>
+                <w:bCs/>
+                <w:sz w:val="20"/>
+                <w:szCs w:val="20"/>
+              </w:rPr>
+            </w:pPr>
+          </w:p>
+          <w:p>
+            <w:pPr>
+              <w:pStyle w:val="ListParagraph"/>
+              <w:rPr>
+                <w:bCs/>
+                <w:sz w:val="20"/>
+                <w:szCs w:val="20"/>
+              </w:rPr>
+            </w:pPr>
+            <w:r>
+              <w:rPr>
+                <w:bCs/>
+                <w:sz w:val="20"/>
+                <w:szCs w:val="20"/>
+              </w:rPr>
+              <w:t xml:space="preserve">        return this.id == s.id;</w:t>
+            </w:r>
+          </w:p>
+          <w:p>
+            <w:pPr>
+              <w:pStyle w:val="ListParagraph"/>
+              <w:ind w:left="0"/>
+              <w:rPr>
+                <w:bCs/>
+                <w:sz w:val="20"/>
+                <w:szCs w:val="20"/>
+              </w:rPr>
+            </w:pPr>
+            <w:r>
+              <w:rPr>
+                <w:bCs/>
+                <w:sz w:val="20"/>
+                <w:szCs w:val="20"/>
+              </w:rPr>
+              <w:t xml:space="preserve">    }</w:t>
+            </w:r>
+          </w:p>
+        </w:tc>
+        <w:tc>
+          <w:tcPr>
+            <w:tcW w:w="5099" w:type="dxa"/>
+          </w:tcPr>
+          <w:p>
+            <w:pPr>
+              <w:rPr>
+                <w:bCs/>
+                <w:sz w:val="20"/>
+                <w:szCs w:val="20"/>
+              </w:rPr>
+            </w:pPr>
+            <w:r>
+              <w:rPr>
+                <w:bCs/>
+                <w:sz w:val="20"/>
+                <w:szCs w:val="20"/>
+              </w:rPr>
+              <w:t xml:space="preserve">Student s1 = new </w:t>
+            </w:r>
+            <w:proofErr w:type="gramStart"/>
+            <w:r>
+              <w:rPr>
+                <w:bCs/>
+                <w:sz w:val="20"/>
+                <w:szCs w:val="20"/>
+              </w:rPr>
+              <w:t>Student(</w:t>
+            </w:r>
+            <w:proofErr w:type="gramEnd"/>
+            <w:r>
+              <w:rPr>
+                <w:bCs/>
+                <w:sz w:val="20"/>
+                <w:szCs w:val="20"/>
+              </w:rPr>
+              <w:t xml:space="preserve">101); Student s2 = new </w:t>
+            </w:r>
+            <w:proofErr w:type="gramStart"/>
+            <w:r>
+              <w:rPr>
+                <w:bCs/>
+                <w:sz w:val="20"/>
+                <w:szCs w:val="20"/>
+              </w:rPr>
+              <w:t>Student(</w:t>
+            </w:r>
+            <w:proofErr w:type="gramEnd"/>
+            <w:r>
+              <w:rPr>
+                <w:bCs/>
+                <w:sz w:val="20"/>
+                <w:szCs w:val="20"/>
+              </w:rPr>
+              <w:t xml:space="preserve">101); </w:t>
+            </w:r>
+            <w:proofErr w:type="spellStart"/>
+            <w:r>
+              <w:rPr>
+                <w:bCs/>
+                <w:sz w:val="20"/>
+                <w:szCs w:val="20"/>
+              </w:rPr>
+              <w:t>System.out.println</w:t>
+            </w:r>
+            <w:proofErr w:type="spellEnd"/>
+            <w:r>
+              <w:rPr>
+                <w:bCs/>
+                <w:sz w:val="20"/>
+                <w:szCs w:val="20"/>
+              </w:rPr>
+              <w:t>(s</w:t>
+            </w:r>
+            <w:proofErr w:type="gramStart"/>
+            <w:r>
+              <w:rPr>
+                <w:bCs/>
+                <w:sz w:val="20"/>
+                <w:szCs w:val="20"/>
+              </w:rPr>
+              <w:t>1.equals</w:t>
+            </w:r>
+            <w:proofErr w:type="gramEnd"/>
+            <w:r>
+              <w:rPr>
+                <w:bCs/>
+                <w:sz w:val="20"/>
+                <w:szCs w:val="20"/>
+              </w:rPr>
+              <w:t>(s2));</w:t>
+            </w:r>
+          </w:p>
+          <w:p>
+            <w:pPr>
+              <w:rPr>
+                <w:bCs/>
+                <w:sz w:val="20"/>
+                <w:szCs w:val="20"/>
+              </w:rPr>
+            </w:pPr>
+          </w:p>
+          <w:p>
+            <w:pPr>
+              <w:rPr>
+                <w:bCs/>
+                <w:sz w:val="20"/>
+                <w:szCs w:val="20"/>
+              </w:rPr>
+            </w:pPr>
+            <w:r>
+              <w:rPr>
+                <w:bCs/>
+                <w:sz w:val="20"/>
+                <w:szCs w:val="20"/>
+              </w:rPr>
+              <w:t>Give true;</w:t>
+            </w:r>
+          </w:p>
+          <w:p>
+            <w:pPr>
+              <w:rPr>
+                <w:bCs/>
+                <w:sz w:val="20"/>
+                <w:szCs w:val="20"/>
+              </w:rPr>
+            </w:pPr>
+            <w:r>
+              <w:rPr>
+                <w:bCs/>
+                <w:sz w:val="20"/>
+                <w:szCs w:val="20"/>
+              </w:rPr>
+              <w:t>2 students are equal if their ids are qual in this code.</w:t>
+            </w:r>
+          </w:p>
+        </w:tc>
+      </w:tr>
+    </w:tbl>
+    <w:p>
+      <w:pPr>
+        <w:pStyle w:val="ListParagraph"/>
+        <w:numPr>
+          <w:ilvl w:val="0"/>
+          <w:numId w:val="11"/>
+        </w:numPr>
+        <w:rPr>
+          <w:b/>
+          <w:sz w:val="20"/>
+          <w:szCs w:val="20"/>
+        </w:rPr>
+      </w:pPr>
+      <w:proofErr w:type="spellStart"/>
+      <w:proofErr w:type="gramStart"/>
+      <w:r>
+        <w:rPr>
+          <w:b/>
+          <w:sz w:val="20"/>
+          <w:szCs w:val="20"/>
+        </w:rPr>
+        <w:t>hasCode</w:t>
+      </w:r>
+      <w:proofErr w:type="spellEnd"/>
+      <w:r>
+        <w:rPr>
+          <w:b/>
+          <w:sz w:val="20"/>
+          <w:szCs w:val="20"/>
+        </w:rPr>
+        <w:t>(</w:t>
+      </w:r>
+      <w:proofErr w:type="gramEnd"/>
+      <w:r>
+        <w:rPr>
+          <w:b/>
+          <w:sz w:val="20"/>
+          <w:szCs w:val="20"/>
+        </w:rPr>
+        <w:t>)</w:t>
+      </w:r>
+      <w:r>
+        <w:rPr>
+          <w:b/>
+          <w:sz w:val="20"/>
+          <w:szCs w:val="20"/>
+        </w:rPr>
+        <w:t>:</w:t>
+      </w:r>
+    </w:p>
+    <w:p>
+      <w:pPr>
+        <w:ind w:firstLine="720"/>
+        <w:rPr>
+          <w:bCs/>
+          <w:sz w:val="20"/>
+          <w:szCs w:val="20"/>
+        </w:rPr>
+      </w:pPr>
+      <w:proofErr w:type="spellStart"/>
+      <w:proofErr w:type="gramStart"/>
+      <w:r>
+        <w:rPr>
+          <w:bCs/>
+          <w:sz w:val="20"/>
+          <w:szCs w:val="20"/>
+        </w:rPr>
+        <w:t>hashCode</w:t>
+      </w:r>
+      <w:proofErr w:type="spellEnd"/>
+      <w:r>
+        <w:rPr>
+          <w:bCs/>
+          <w:sz w:val="20"/>
+          <w:szCs w:val="20"/>
+        </w:rPr>
+        <w:t>(</w:t>
+      </w:r>
+      <w:proofErr w:type="gramEnd"/>
+      <w:r>
+        <w:rPr>
+          <w:bCs/>
+          <w:sz w:val="20"/>
+          <w:szCs w:val="20"/>
+        </w:rPr>
+        <w:t>) returns an integer hash value representing the object.</w:t>
+      </w:r>
+    </w:p>
+    <w:p>
+      <w:pPr>
+        <w:pStyle w:val="ListParagraph"/>
+        <w:rPr>
+          <w:bCs/>
+          <w:sz w:val="20"/>
+          <w:szCs w:val="20"/>
+        </w:rPr>
+      </w:pPr>
+      <w:r>
+        <w:rPr>
+          <w:bCs/>
+          <w:sz w:val="20"/>
+          <w:szCs w:val="20"/>
+        </w:rPr>
+        <w:t xml:space="preserve"> </w:t>
+      </w:r>
+      <w:r>
+        <w:rPr>
+          <w:bCs/>
+          <w:sz w:val="20"/>
+          <w:szCs w:val="20"/>
+        </w:rPr>
+        <w:t xml:space="preserve">If two objects are equal according to </w:t>
+      </w:r>
+      <w:proofErr w:type="gramStart"/>
+      <w:r>
+        <w:rPr>
+          <w:bCs/>
+          <w:sz w:val="20"/>
+          <w:szCs w:val="20"/>
+        </w:rPr>
+        <w:t>equals(</w:t>
+      </w:r>
+      <w:proofErr w:type="gramEnd"/>
+      <w:r>
+        <w:rPr>
+          <w:bCs/>
+          <w:sz w:val="20"/>
+          <w:szCs w:val="20"/>
+        </w:rPr>
+        <w:t xml:space="preserve">), they must have the same </w:t>
+      </w:r>
+      <w:proofErr w:type="spellStart"/>
+      <w:proofErr w:type="gramStart"/>
+      <w:r>
+        <w:rPr>
+          <w:bCs/>
+          <w:sz w:val="20"/>
+          <w:szCs w:val="20"/>
+        </w:rPr>
+        <w:t>hashCode</w:t>
+      </w:r>
+      <w:proofErr w:type="spellEnd"/>
+      <w:r>
+        <w:rPr>
+          <w:bCs/>
+          <w:sz w:val="20"/>
+          <w:szCs w:val="20"/>
+        </w:rPr>
+        <w:t>(</w:t>
+      </w:r>
+      <w:proofErr w:type="gramEnd"/>
+      <w:r>
+        <w:rPr>
+          <w:bCs/>
+          <w:sz w:val="20"/>
+          <w:szCs w:val="20"/>
+        </w:rPr>
+        <w:t>).</w:t>
+      </w:r>
+    </w:p>
+    <w:p>
+      <w:pPr>
+        <w:pStyle w:val="ListParagraph"/>
+        <w:rPr>
+          <w:bCs/>
+          <w:sz w:val="20"/>
+          <w:szCs w:val="20"/>
+        </w:rPr>
+      </w:pPr>
+      <w:proofErr w:type="gramStart"/>
+      <w:r>
+        <w:rPr>
+          <w:bCs/>
+          <w:sz w:val="20"/>
+          <w:szCs w:val="20"/>
+        </w:rPr>
+        <w:t>equals(</w:t>
+      </w:r>
+      <w:proofErr w:type="gramEnd"/>
+      <w:r>
+        <w:rPr>
+          <w:bCs/>
+          <w:sz w:val="20"/>
+          <w:szCs w:val="20"/>
+        </w:rPr>
+        <w:t>) true</w:t>
+      </w:r>
+    </w:p>
+    <w:p>
+      <w:pPr>
+        <w:pStyle w:val="ListParagraph"/>
+        <w:rPr>
+          <w:bCs/>
+          <w:sz w:val="20"/>
+          <w:szCs w:val="20"/>
+        </w:rPr>
+      </w:pPr>
+      <w:r>
+        <w:rPr>
+          <w:bCs/>
+          <w:sz w:val="20"/>
+          <w:szCs w:val="20"/>
+        </w:rPr>
+        <w:t xml:space="preserve">      ↓</w:t>
+      </w:r>
+    </w:p>
+    <w:p>
+      <w:pPr>
+        <w:pStyle w:val="ListParagraph"/>
+        <w:rPr>
+          <w:bCs/>
+          <w:sz w:val="20"/>
+          <w:szCs w:val="20"/>
+        </w:rPr>
+      </w:pPr>
+      <w:proofErr w:type="spellStart"/>
+      <w:proofErr w:type="gramStart"/>
+      <w:r>
+        <w:rPr>
+          <w:bCs/>
+          <w:sz w:val="20"/>
+          <w:szCs w:val="20"/>
+        </w:rPr>
+        <w:t>hashCode</w:t>
+      </w:r>
+      <w:proofErr w:type="spellEnd"/>
+      <w:r>
+        <w:rPr>
+          <w:bCs/>
+          <w:sz w:val="20"/>
+          <w:szCs w:val="20"/>
+        </w:rPr>
+        <w:t>(</w:t>
+      </w:r>
+      <w:proofErr w:type="gramEnd"/>
+      <w:r>
+        <w:rPr>
+          <w:bCs/>
+          <w:sz w:val="20"/>
+          <w:szCs w:val="20"/>
+        </w:rPr>
+        <w:t>) MUST be same</w:t>
+      </w:r>
+    </w:p>
+    <w:p>
+      <w:pPr>
+        <w:pStyle w:val="ListParagraph"/>
+        <w:rPr>
+          <w:bCs/>
+          <w:sz w:val="20"/>
+          <w:szCs w:val="20"/>
+        </w:rPr>
+      </w:pPr>
+    </w:p>
+    <w:p>
+      <w:pPr>
+        <w:pStyle w:val="ListParagraph"/>
+        <w:numPr>
+          <w:ilvl w:val="0"/>
+          <w:numId w:val="11"/>
+        </w:numPr>
+        <w:rPr>
+          <w:b/>
+          <w:sz w:val="20"/>
+          <w:szCs w:val="20"/>
+        </w:rPr>
+      </w:pPr>
+      <w:proofErr w:type="spellStart"/>
+      <w:proofErr w:type="gramStart"/>
+      <w:r>
+        <w:rPr>
+          <w:b/>
+          <w:sz w:val="20"/>
+          <w:szCs w:val="20"/>
+        </w:rPr>
+        <w:t>getClass</w:t>
+      </w:r>
+      <w:proofErr w:type="spellEnd"/>
+      <w:r>
+        <w:rPr>
+          <w:b/>
+          <w:sz w:val="20"/>
+          <w:szCs w:val="20"/>
+        </w:rPr>
+        <w:t>(</w:t>
+      </w:r>
+      <w:proofErr w:type="gramEnd"/>
+      <w:r>
+        <w:rPr>
+          <w:b/>
+          <w:sz w:val="20"/>
+          <w:szCs w:val="20"/>
+        </w:rPr>
+        <w:t>):</w:t>
+      </w:r>
+    </w:p>
+    <w:p>
+      <w:pPr>
+        <w:ind w:left="720"/>
+        <w:rPr>
+          <w:bCs/>
+          <w:sz w:val="20"/>
+          <w:szCs w:val="20"/>
+        </w:rPr>
+      </w:pPr>
+      <w:r>
+        <w:rPr>
+          <w:bCs/>
+          <w:sz w:val="20"/>
+          <w:szCs w:val="20"/>
+        </w:rPr>
+        <w:t xml:space="preserve">returns the runtime class of class </w:t>
+      </w:r>
+    </w:p>
+    <w:p>
+      <w:pPr>
+        <w:ind w:left="720"/>
+        <w:rPr>
+          <w:bCs/>
+          <w:sz w:val="20"/>
+          <w:szCs w:val="20"/>
+        </w:rPr>
+      </w:pPr>
+      <w:proofErr w:type="spellStart"/>
+      <w:r>
+        <w:rPr>
+          <w:bCs/>
+          <w:sz w:val="20"/>
+          <w:szCs w:val="20"/>
+        </w:rPr>
+        <w:t>System.out.println</w:t>
+      </w:r>
+      <w:proofErr w:type="spellEnd"/>
+      <w:r>
+        <w:rPr>
+          <w:bCs/>
+          <w:sz w:val="20"/>
+          <w:szCs w:val="20"/>
+        </w:rPr>
+        <w:t>(</w:t>
+      </w:r>
+      <w:proofErr w:type="spellStart"/>
+      <w:proofErr w:type="gramStart"/>
+      <w:r>
+        <w:rPr>
+          <w:bCs/>
+          <w:sz w:val="20"/>
+          <w:szCs w:val="20"/>
+        </w:rPr>
+        <w:t>s.getClass</w:t>
+      </w:r>
+      <w:proofErr w:type="spellEnd"/>
+      <w:proofErr w:type="gramEnd"/>
+      <w:r>
+        <w:rPr>
+          <w:bCs/>
+          <w:sz w:val="20"/>
+          <w:szCs w:val="20"/>
+        </w:rPr>
+        <w:t>()</w:t>
+      </w:r>
+      <w:proofErr w:type="gramStart"/>
+      <w:r>
+        <w:rPr>
+          <w:bCs/>
+          <w:sz w:val="20"/>
+          <w:szCs w:val="20"/>
+        </w:rPr>
+        <w:t>);</w:t>
+      </w:r>
+      <w:r>
+        <w:rPr>
+          <w:bCs/>
+          <w:sz w:val="20"/>
+          <w:szCs w:val="20"/>
+        </w:rPr>
+        <w:t xml:space="preserve">  -</w:t>
+      </w:r>
+      <w:proofErr w:type="gramEnd"/>
+      <w:r>
+        <w:rPr>
+          <w:bCs/>
+          <w:sz w:val="20"/>
+          <w:szCs w:val="20"/>
+        </w:rPr>
+        <w:t xml:space="preserve">&gt; gives calls Student </w:t>
+      </w:r>
+    </w:p>
+    <w:p>
+      <w:pPr>
+        <w:ind w:left="720"/>
+        <w:rPr>
+          <w:bCs/>
+          <w:sz w:val="20"/>
+          <w:szCs w:val="20"/>
+        </w:rPr>
+      </w:pPr>
+      <w:proofErr w:type="spellStart"/>
+      <w:proofErr w:type="gramStart"/>
+      <w:r>
+        <w:rPr>
+          <w:bCs/>
+          <w:sz w:val="20"/>
+          <w:szCs w:val="20"/>
+        </w:rPr>
+        <w:t>s.getClass</w:t>
+      </w:r>
+      <w:proofErr w:type="spellEnd"/>
+      <w:proofErr w:type="gramEnd"/>
+      <w:r>
+        <w:rPr>
+          <w:bCs/>
+          <w:sz w:val="20"/>
+          <w:szCs w:val="20"/>
+        </w:rPr>
+        <w:t>(</w:t>
+      </w:r>
+      <w:proofErr w:type="gramStart"/>
+      <w:r>
+        <w:rPr>
+          <w:bCs/>
+          <w:sz w:val="20"/>
+          <w:szCs w:val="20"/>
+        </w:rPr>
+        <w:t>).</w:t>
+      </w:r>
+      <w:proofErr w:type="spellStart"/>
+      <w:r>
+        <w:rPr>
+          <w:bCs/>
+          <w:sz w:val="20"/>
+          <w:szCs w:val="20"/>
+        </w:rPr>
+        <w:t>getName</w:t>
+      </w:r>
+      <w:proofErr w:type="spellEnd"/>
+      <w:proofErr w:type="gramEnd"/>
+      <w:r>
+        <w:rPr>
+          <w:bCs/>
+          <w:sz w:val="20"/>
+          <w:szCs w:val="20"/>
+        </w:rPr>
+        <w:t>()</w:t>
+      </w:r>
+      <w:r>
+        <w:rPr>
+          <w:bCs/>
+          <w:sz w:val="20"/>
+          <w:szCs w:val="20"/>
+        </w:rPr>
+        <w:t xml:space="preserve"> -&gt; give Student</w:t>
+      </w:r>
+    </w:p>
+    <w:p>
+      <w:pPr>
+        <w:ind w:firstLine="720"/>
+        <w:rPr>
+          <w:bCs/>
+          <w:sz w:val="20"/>
+          <w:szCs w:val="20"/>
+        </w:rPr>
+      </w:pPr>
+      <w:r>
+        <w:rPr>
+          <w:bCs/>
+          <w:sz w:val="20"/>
+          <w:szCs w:val="20"/>
+        </w:rPr>
+        <w:t xml:space="preserve">5) </w:t>
+      </w:r>
+      <w:proofErr w:type="gramStart"/>
+      <w:r>
+        <w:rPr>
+          <w:bCs/>
+          <w:sz w:val="20"/>
+          <w:szCs w:val="20"/>
+        </w:rPr>
+        <w:t>clone(</w:t>
+      </w:r>
+      <w:proofErr w:type="gramEnd"/>
+      <w:r>
+        <w:rPr>
+          <w:bCs/>
+          <w:sz w:val="20"/>
+          <w:szCs w:val="20"/>
+        </w:rPr>
+        <w:tab/>
+        <w:t>):</w:t>
+      </w:r>
+    </w:p>
+    <w:p>
+      <w:pPr>
+        <w:ind w:firstLine="720"/>
+        <w:rPr>
+          <w:bCs/>
+          <w:sz w:val="20"/>
+          <w:szCs w:val="20"/>
+        </w:rPr>
+      </w:pPr>
+      <w:r>
+        <w:rPr>
+          <w:bCs/>
+          <w:sz w:val="20"/>
+          <w:szCs w:val="20"/>
+        </w:rPr>
+        <w:t xml:space="preserve">  </w:t>
+      </w:r>
+      <w:proofErr w:type="gramStart"/>
+      <w:r>
+        <w:rPr>
+          <w:bCs/>
+          <w:sz w:val="20"/>
+          <w:szCs w:val="20"/>
+        </w:rPr>
+        <w:t>clone(</w:t>
+      </w:r>
+      <w:proofErr w:type="gramEnd"/>
+      <w:r>
+        <w:rPr>
+          <w:bCs/>
+          <w:sz w:val="20"/>
+          <w:szCs w:val="20"/>
+        </w:rPr>
+        <w:t xml:space="preserve">) is a method of the </w:t>
+      </w:r>
+      <w:r>
+        <w:rPr>
+          <w:b/>
+          <w:bCs/>
+          <w:sz w:val="20"/>
+          <w:szCs w:val="20"/>
+        </w:rPr>
+        <w:t>Object class</w:t>
+      </w:r>
+      <w:r>
+        <w:rPr>
+          <w:bCs/>
+          <w:sz w:val="20"/>
+          <w:szCs w:val="20"/>
+        </w:rPr>
+        <w:t xml:space="preserve"> used to create a copy of an object. </w:t>
+      </w:r>
+    </w:p>
+    <w:p>
+      <w:pPr>
+        <w:ind w:firstLine="720"/>
+        <w:rPr>
+          <w:bCs/>
+          <w:sz w:val="20"/>
+          <w:szCs w:val="20"/>
+        </w:rPr>
+      </w:pPr>
+      <w:r>
+        <w:rPr>
+          <w:bCs/>
+          <w:sz w:val="20"/>
+          <w:szCs w:val="20"/>
+        </w:rPr>
+        <w:t xml:space="preserve">  Class generally needs to implement </w:t>
+      </w:r>
+      <w:r>
+        <w:rPr>
+          <w:b/>
+          <w:bCs/>
+          <w:sz w:val="20"/>
+          <w:szCs w:val="20"/>
+        </w:rPr>
+        <w:t>Cloneable</w:t>
+      </w:r>
+      <w:r>
+        <w:rPr>
+          <w:bCs/>
+          <w:sz w:val="20"/>
+          <w:szCs w:val="20"/>
+        </w:rPr>
+        <w:t xml:space="preserve">. </w:t>
+      </w:r>
+    </w:p>
+    <w:p>
+      <w:pPr>
+        <w:ind w:firstLine="720"/>
+        <w:rPr>
+          <w:bCs/>
+          <w:sz w:val="20"/>
+          <w:szCs w:val="20"/>
+        </w:rPr>
+      </w:pPr>
+      <w:r>
+        <w:rPr>
+          <w:bCs/>
+          <w:sz w:val="20"/>
+          <w:szCs w:val="20"/>
+        </w:rPr>
+        <w:t xml:space="preserve">  Use </w:t>
+      </w:r>
+      <w:proofErr w:type="spellStart"/>
+      <w:proofErr w:type="gramStart"/>
+      <w:r>
+        <w:rPr>
+          <w:bCs/>
+          <w:sz w:val="20"/>
+          <w:szCs w:val="20"/>
+        </w:rPr>
+        <w:t>super.clone</w:t>
+      </w:r>
+      <w:proofErr w:type="spellEnd"/>
+      <w:proofErr w:type="gramEnd"/>
+      <w:r>
+        <w:rPr>
+          <w:bCs/>
+          <w:sz w:val="20"/>
+          <w:szCs w:val="20"/>
+        </w:rPr>
+        <w:t xml:space="preserve">() to perform the cloning. </w:t>
+      </w:r>
+    </w:p>
+    <w:p>
+      <w:pPr>
+        <w:ind w:firstLine="720"/>
+        <w:rPr>
+          <w:bCs/>
+          <w:sz w:val="20"/>
+          <w:szCs w:val="20"/>
+        </w:rPr>
+      </w:pPr>
+      <w:r>
+        <w:rPr>
+          <w:bCs/>
+          <w:sz w:val="20"/>
+          <w:szCs w:val="20"/>
+        </w:rPr>
+        <w:lastRenderedPageBreak/>
+        <w:t xml:space="preserve">  It creates a </w:t>
+      </w:r>
+      <w:r>
+        <w:rPr>
+          <w:b/>
+          <w:bCs/>
+          <w:sz w:val="20"/>
+          <w:szCs w:val="20"/>
+        </w:rPr>
+        <w:t>new object</w:t>
+      </w:r>
+      <w:r>
+        <w:rPr>
+          <w:bCs/>
+          <w:sz w:val="20"/>
+          <w:szCs w:val="20"/>
+        </w:rPr>
+        <w:t xml:space="preserve">, not another reference to the same object. </w:t>
+      </w:r>
+    </w:p>
+    <w:p>
+      <w:pPr>
+        <w:ind w:firstLine="720"/>
+        <w:rPr>
+          <w:bCs/>
+          <w:sz w:val="20"/>
+          <w:szCs w:val="20"/>
+        </w:rPr>
+      </w:pPr>
+      <w:r>
+        <w:rPr>
+          <w:bCs/>
+          <w:sz w:val="20"/>
+          <w:szCs w:val="20"/>
+        </w:rPr>
+        <w:t xml:space="preserve"> Default </w:t>
+      </w:r>
+      <w:proofErr w:type="gramStart"/>
+      <w:r>
+        <w:rPr>
+          <w:bCs/>
+          <w:sz w:val="20"/>
+          <w:szCs w:val="20"/>
+        </w:rPr>
+        <w:t>clone(</w:t>
+      </w:r>
+      <w:proofErr w:type="gramEnd"/>
+      <w:r>
+        <w:rPr>
+          <w:bCs/>
+          <w:sz w:val="20"/>
+          <w:szCs w:val="20"/>
+        </w:rPr>
+        <w:t xml:space="preserve">) performs a </w:t>
+      </w:r>
+      <w:r>
+        <w:rPr>
+          <w:b/>
+          <w:bCs/>
+          <w:sz w:val="20"/>
+          <w:szCs w:val="20"/>
+        </w:rPr>
+        <w:t>shallow copy</w:t>
+      </w:r>
+      <w:r>
+        <w:rPr>
+          <w:bCs/>
+          <w:sz w:val="20"/>
+          <w:szCs w:val="20"/>
+        </w:rPr>
+        <w:t>.</w:t>
+      </w:r>
+    </w:p>
+    <w:tbl>
+      <w:tblPr>
+        <w:tblStyle w:val="TableGrid"/>
+        <w:tblW w:w="0" w:type="auto"/>
+        <w:tblLook w:val="04A0" w:firstRow="1" w:lastRow="0" w:firstColumn="1" w:lastColumn="0" w:noHBand="0" w:noVBand="1"/>
+      </w:tblPr>
+      <w:tblGrid>
+        <w:gridCol w:w="6652"/>
+        <w:gridCol w:w="5290"/>
+      </w:tblGrid>
+      <w:tr>
+        <w:tc>
+          <w:tcPr>
+            <w:tcW w:w="6652" w:type="dxa"/>
+          </w:tcPr>
+          <w:p>
+            <w:pPr>
+              <w:rPr>
+                <w:bCs/>
+                <w:sz w:val="20"/>
+                <w:szCs w:val="20"/>
+              </w:rPr>
+            </w:pPr>
+            <w:r>
+              <w:rPr>
+                <w:bCs/>
+                <w:sz w:val="20"/>
+                <w:szCs w:val="20"/>
+              </w:rPr>
+              <w:t>class Student implements Cloneable {</w:t>
+            </w:r>
+          </w:p>
+          <w:p>
+            <w:pPr>
+              <w:rPr>
+                <w:bCs/>
+                <w:sz w:val="20"/>
+                <w:szCs w:val="20"/>
+              </w:rPr>
+            </w:pPr>
+            <w:r>
+              <w:rPr>
+                <w:bCs/>
+                <w:sz w:val="20"/>
+                <w:szCs w:val="20"/>
+              </w:rPr>
+              <w:t xml:space="preserve">    int age = 20;</w:t>
+            </w:r>
+          </w:p>
+          <w:p>
+            <w:pPr>
+              <w:rPr>
+                <w:bCs/>
+                <w:sz w:val="20"/>
+                <w:szCs w:val="20"/>
+              </w:rPr>
+            </w:pPr>
+          </w:p>
+          <w:p>
+            <w:pPr>
+              <w:rPr>
+                <w:bCs/>
+                <w:sz w:val="20"/>
+                <w:szCs w:val="20"/>
+              </w:rPr>
+            </w:pPr>
+            <w:r>
+              <w:rPr>
+                <w:bCs/>
+                <w:sz w:val="20"/>
+                <w:szCs w:val="20"/>
+              </w:rPr>
+              <w:t xml:space="preserve">    @Override</w:t>
+            </w:r>
+          </w:p>
+          <w:p>
+            <w:pPr>
+              <w:rPr>
+                <w:bCs/>
+                <w:sz w:val="20"/>
+                <w:szCs w:val="20"/>
+              </w:rPr>
+            </w:pPr>
+            <w:r>
+              <w:rPr>
+                <w:bCs/>
+                <w:sz w:val="20"/>
+                <w:szCs w:val="20"/>
+              </w:rPr>
+              <w:t xml:space="preserve">    public Student </w:t>
+            </w:r>
+            <w:proofErr w:type="gramStart"/>
+            <w:r>
+              <w:rPr>
+                <w:bCs/>
+                <w:sz w:val="20"/>
+                <w:szCs w:val="20"/>
+              </w:rPr>
+              <w:t>clone(</w:t>
+            </w:r>
+            <w:proofErr w:type="gramEnd"/>
+            <w:r>
+              <w:rPr>
+                <w:bCs/>
+                <w:sz w:val="20"/>
+                <w:szCs w:val="20"/>
+              </w:rPr>
+              <w:t xml:space="preserve">) throws </w:t>
+            </w:r>
+            <w:proofErr w:type="spellStart"/>
+            <w:r>
+              <w:rPr>
+                <w:bCs/>
+                <w:sz w:val="20"/>
+                <w:szCs w:val="20"/>
+              </w:rPr>
+              <w:t>CloneNotSupportedException</w:t>
+            </w:r>
+            <w:proofErr w:type="spellEnd"/>
+            <w:r>
+              <w:rPr>
+                <w:bCs/>
+                <w:sz w:val="20"/>
+                <w:szCs w:val="20"/>
+              </w:rPr>
+              <w:t xml:space="preserve"> {</w:t>
+            </w:r>
+          </w:p>
+          <w:p>
+            <w:pPr>
+              <w:rPr>
+                <w:bCs/>
+                <w:sz w:val="20"/>
+                <w:szCs w:val="20"/>
+              </w:rPr>
+            </w:pPr>
+            <w:r>
+              <w:rPr>
+                <w:bCs/>
+                <w:sz w:val="20"/>
+                <w:szCs w:val="20"/>
+              </w:rPr>
+              <w:t xml:space="preserve">        return (Student) </w:t>
+            </w:r>
+            <w:proofErr w:type="spellStart"/>
+            <w:proofErr w:type="gramStart"/>
+            <w:r>
+              <w:rPr>
+                <w:bCs/>
+                <w:sz w:val="20"/>
+                <w:szCs w:val="20"/>
+              </w:rPr>
+              <w:t>super.clone</w:t>
+            </w:r>
+            <w:proofErr w:type="spellEnd"/>
+            <w:proofErr w:type="gramEnd"/>
+            <w:r>
+              <w:rPr>
+                <w:bCs/>
+                <w:sz w:val="20"/>
+                <w:szCs w:val="20"/>
+              </w:rPr>
+              <w:t>();</w:t>
+            </w:r>
+          </w:p>
+          <w:p>
+            <w:pPr>
+              <w:rPr>
+                <w:bCs/>
+                <w:sz w:val="20"/>
+                <w:szCs w:val="20"/>
+              </w:rPr>
+            </w:pPr>
+            <w:r>
+              <w:rPr>
+                <w:bCs/>
+                <w:sz w:val="20"/>
+                <w:szCs w:val="20"/>
+              </w:rPr>
+              <w:t xml:space="preserve">    }</w:t>
+            </w:r>
+          </w:p>
+          <w:p>
+            <w:pPr>
+              <w:rPr>
+                <w:bCs/>
+                <w:sz w:val="20"/>
+                <w:szCs w:val="20"/>
+              </w:rPr>
+            </w:pPr>
+            <w:r>
+              <w:rPr>
+                <w:bCs/>
+                <w:sz w:val="20"/>
+                <w:szCs w:val="20"/>
+              </w:rPr>
+              <w:t>}</w:t>
+            </w:r>
+          </w:p>
+        </w:tc>
+        <w:tc>
+          <w:tcPr>
+            <w:tcW w:w="5290" w:type="dxa"/>
+          </w:tcPr>
+          <w:p>
+            <w:pPr>
+              <w:rPr>
+                <w:bCs/>
+                <w:sz w:val="20"/>
+                <w:szCs w:val="20"/>
+              </w:rPr>
+            </w:pPr>
+            <w:r>
+              <w:rPr>
+                <w:bCs/>
+                <w:sz w:val="20"/>
+                <w:szCs w:val="20"/>
+              </w:rPr>
+              <w:t xml:space="preserve">Student s1 = new </w:t>
+            </w:r>
+            <w:proofErr w:type="gramStart"/>
+            <w:r>
+              <w:rPr>
+                <w:bCs/>
+                <w:sz w:val="20"/>
+                <w:szCs w:val="20"/>
+              </w:rPr>
+              <w:t>Student(</w:t>
+            </w:r>
+            <w:proofErr w:type="gramEnd"/>
+            <w:r>
+              <w:rPr>
+                <w:bCs/>
+                <w:sz w:val="20"/>
+                <w:szCs w:val="20"/>
+              </w:rPr>
+              <w:t xml:space="preserve">); </w:t>
+            </w:r>
+          </w:p>
+          <w:p>
+            <w:pPr>
+              <w:rPr>
+                <w:bCs/>
+                <w:sz w:val="20"/>
+                <w:szCs w:val="20"/>
+              </w:rPr>
+            </w:pPr>
+            <w:r>
+              <w:rPr>
+                <w:bCs/>
+                <w:sz w:val="20"/>
+                <w:szCs w:val="20"/>
+              </w:rPr>
+              <w:t>Student s2 = s</w:t>
+            </w:r>
+            <w:proofErr w:type="gramStart"/>
+            <w:r>
+              <w:rPr>
+                <w:bCs/>
+                <w:sz w:val="20"/>
+                <w:szCs w:val="20"/>
+              </w:rPr>
+              <w:t>1.clone</w:t>
+            </w:r>
+            <w:proofErr w:type="gramEnd"/>
+            <w:r>
+              <w:rPr>
+                <w:bCs/>
+                <w:sz w:val="20"/>
+                <w:szCs w:val="20"/>
+              </w:rPr>
+              <w:t>();</w:t>
+            </w:r>
+          </w:p>
+          <w:p>
+            <w:pPr>
+              <w:rPr>
+                <w:b/>
+                <w:sz w:val="20"/>
+                <w:szCs w:val="20"/>
+              </w:rPr>
+            </w:pPr>
+            <w:r>
+              <w:rPr>
+                <w:b/>
+                <w:sz w:val="20"/>
+                <w:szCs w:val="20"/>
+              </w:rPr>
+              <w:t>s1 == s2 → false</w:t>
+            </w:r>
+          </w:p>
+          <w:p>
+            <w:pPr>
+              <w:rPr>
+                <w:bCs/>
+                <w:sz w:val="20"/>
+                <w:szCs w:val="20"/>
+              </w:rPr>
+            </w:pPr>
+            <w:proofErr w:type="gramStart"/>
+            <w:r>
+              <w:rPr>
+                <w:bCs/>
+                <w:sz w:val="20"/>
+                <w:szCs w:val="20"/>
+              </w:rPr>
+              <w:t>clone(</w:t>
+            </w:r>
+            <w:proofErr w:type="gramEnd"/>
+            <w:r>
+              <w:rPr>
+                <w:bCs/>
+                <w:sz w:val="20"/>
+                <w:szCs w:val="20"/>
+              </w:rPr>
+              <w:t>) → Object copy → new object → shallow copy by default.</w:t>
+            </w:r>
+          </w:p>
+        </w:tc>
+      </w:tr>
+    </w:tbl>
+    <w:p>
+      <w:pPr>
+        <w:rPr>
+          <w:bCs/>
+          <w:sz w:val="20"/>
+          <w:szCs w:val="20"/>
+        </w:rPr>
+      </w:pPr>
+    </w:p>
+    <w:p>
+      <w:pPr>
+        <w:rPr>
+          <w:bCs/>
+          <w:sz w:val="20"/>
+          <w:szCs w:val="20"/>
+        </w:rPr>
+      </w:pPr>
+    </w:p>
+    <w:p>
+      <w:pPr>
+        <w:rPr>
+          <w:bCs/>
+          <w:sz w:val="20"/>
+          <w:szCs w:val="20"/>
+        </w:rPr>
+      </w:pPr>
+    </w:p>
+    <w:p>
+      <w:pPr>
+        <w:rPr>
+          <w:b/>
+          <w:sz w:val="30"/>
+          <w:szCs w:val="30"/>
+        </w:rPr>
+      </w:pPr>
+      <w:r>
+        <w:rPr>
+          <w:b/>
+          <w:sz w:val="30"/>
+          <w:szCs w:val="30"/>
+        </w:rPr>
+        <w:t>String:</w:t>
+      </w:r>
+    </w:p>
+    <w:p>
+      <w:pPr>
+        <w:rPr>
+          <w:bCs/>
+          <w:sz w:val="20"/>
+          <w:szCs w:val="20"/>
+        </w:rPr>
+      </w:pPr>
+      <w:r>
+        <w:rPr>
+          <w:bCs/>
+          <w:sz w:val="20"/>
+          <w:szCs w:val="20"/>
+        </w:rPr>
+        <w:t>String is object/reference type.</w:t>
+      </w:r>
+    </w:p>
+    <w:p>
+      <w:pPr>
+        <w:rPr>
+          <w:bCs/>
+          <w:sz w:val="20"/>
+          <w:szCs w:val="20"/>
+        </w:rPr>
+      </w:pPr>
+      <w:r>
+        <w:rPr>
+          <w:bCs/>
+          <w:sz w:val="20"/>
+          <w:szCs w:val="20"/>
+        </w:rPr>
+        <w:t>Immutable</w:t>
+      </w:r>
+      <w:r>
+        <w:rPr>
+          <w:bCs/>
+          <w:sz w:val="20"/>
+          <w:szCs w:val="20"/>
+        </w:rPr>
+        <w:t>, thread safe.</w:t>
+      </w:r>
+    </w:p>
+    <w:p>
+      <w:pPr>
+        <w:rPr>
+          <w:bCs/>
+          <w:sz w:val="20"/>
+          <w:szCs w:val="20"/>
+        </w:rPr>
+      </w:pPr>
+      <w:r>
+        <w:rPr>
+          <w:bCs/>
+          <w:sz w:val="20"/>
+          <w:szCs w:val="20"/>
+        </w:rPr>
+        <w:t xml:space="preserve">If we do </w:t>
+      </w:r>
+    </w:p>
+    <w:p>
+      <w:pPr>
+        <w:rPr>
+          <w:bCs/>
+          <w:sz w:val="20"/>
+          <w:szCs w:val="20"/>
+        </w:rPr>
+      </w:pPr>
+      <w:r>
+        <w:rPr>
+          <w:bCs/>
+          <w:sz w:val="20"/>
+          <w:szCs w:val="20"/>
+        </w:rPr>
+        <w:t>String s</w:t>
+      </w:r>
+      <w:proofErr w:type="gramStart"/>
+      <w:r>
+        <w:rPr>
+          <w:bCs/>
+          <w:sz w:val="20"/>
+          <w:szCs w:val="20"/>
+        </w:rPr>
+        <w:t>=”Hello</w:t>
+      </w:r>
+      <w:proofErr w:type="gramEnd"/>
+      <w:r>
+        <w:rPr>
+          <w:bCs/>
+          <w:sz w:val="20"/>
+          <w:szCs w:val="20"/>
+        </w:rPr>
+        <w:t>”;</w:t>
+      </w:r>
+    </w:p>
+    <w:p>
+      <w:pPr>
+        <w:rPr>
+          <w:bCs/>
+          <w:sz w:val="20"/>
+          <w:szCs w:val="20"/>
+        </w:rPr>
+      </w:pPr>
+      <w:r>
+        <w:rPr>
+          <w:bCs/>
+          <w:sz w:val="20"/>
+          <w:szCs w:val="20"/>
+        </w:rPr>
+        <w:t xml:space="preserve">s= </w:t>
+      </w:r>
+      <w:proofErr w:type="spellStart"/>
+      <w:r>
+        <w:rPr>
+          <w:bCs/>
+          <w:sz w:val="20"/>
+          <w:szCs w:val="20"/>
+        </w:rPr>
+        <w:t>s</w:t>
+      </w:r>
+      <w:proofErr w:type="gramStart"/>
+      <w:r>
+        <w:rPr>
+          <w:bCs/>
+          <w:sz w:val="20"/>
+          <w:szCs w:val="20"/>
+        </w:rPr>
+        <w:t>+”World</w:t>
+      </w:r>
+      <w:proofErr w:type="spellEnd"/>
+      <w:r>
+        <w:rPr>
+          <w:bCs/>
+          <w:sz w:val="20"/>
+          <w:szCs w:val="20"/>
+        </w:rPr>
+        <w:t>”;  it</w:t>
+      </w:r>
+      <w:proofErr w:type="gramEnd"/>
+      <w:r>
+        <w:rPr>
+          <w:bCs/>
+          <w:sz w:val="20"/>
+          <w:szCs w:val="20"/>
+        </w:rPr>
+        <w:t xml:space="preserve"> is not going top modify the main String s it will create a new string so Hello World is new string</w:t>
+      </w:r>
+    </w:p>
+    <w:p>
+      <w:pPr>
+        <w:rPr>
+          <w:b/>
+          <w:sz w:val="20"/>
+          <w:szCs w:val="20"/>
+        </w:rPr>
+      </w:pPr>
+      <w:r>
+        <w:rPr>
+          <w:b/>
+          <w:sz w:val="20"/>
+          <w:szCs w:val="20"/>
+        </w:rPr>
+        <w:t>String Pool</w:t>
+      </w:r>
+      <w:r>
+        <w:rPr>
+          <w:b/>
+          <w:sz w:val="20"/>
+          <w:szCs w:val="20"/>
+        </w:rPr>
+        <w:t>:</w:t>
+      </w:r>
+    </w:p>
+    <w:p>
+      <w:pPr>
+        <w:jc w:val="both"/>
+        <w:rPr>
+          <w:bCs/>
+          <w:sz w:val="20"/>
+          <w:szCs w:val="20"/>
+        </w:rPr>
+      </w:pPr>
+      <w:r>
+        <w:rPr>
+          <w:bCs/>
+          <w:sz w:val="20"/>
+          <w:szCs w:val="20"/>
+        </w:rPr>
+        <w:t>Java maintains special area called Spring Pool for Spring Literals.</w:t>
+      </w:r>
+    </w:p>
+    <w:p>
+      <w:pPr>
+        <w:jc w:val="both"/>
+        <w:rPr>
+          <w:bCs/>
+          <w:sz w:val="20"/>
+          <w:szCs w:val="20"/>
+        </w:rPr>
+      </w:pPr>
+      <w:r>
+        <w:rPr>
+          <w:bCs/>
+          <w:sz w:val="20"/>
+          <w:szCs w:val="20"/>
+        </w:rPr>
+        <w:t>s1= “Hello”; s2</w:t>
+      </w:r>
+      <w:proofErr w:type="gramStart"/>
+      <w:r>
+        <w:rPr>
+          <w:bCs/>
+          <w:sz w:val="20"/>
+          <w:szCs w:val="20"/>
+        </w:rPr>
+        <w:t>=”Hello</w:t>
+      </w:r>
+      <w:proofErr w:type="gramEnd"/>
+      <w:r>
+        <w:rPr>
+          <w:bCs/>
+          <w:sz w:val="20"/>
+          <w:szCs w:val="20"/>
+        </w:rPr>
+        <w:t>”;</w:t>
+      </w:r>
+    </w:p>
+    <w:p>
+      <w:pPr>
+        <w:jc w:val="both"/>
+        <w:rPr>
+          <w:bCs/>
+          <w:sz w:val="20"/>
+          <w:szCs w:val="20"/>
+        </w:rPr>
+      </w:pPr>
+      <w:r>
+        <w:rPr>
+          <w:bCs/>
+          <w:sz w:val="20"/>
+          <w:szCs w:val="20"/>
+        </w:rPr>
+        <w:t>both refer to the same pool String object.</w:t>
+      </w:r>
+    </w:p>
+    <w:p>
+      <w:pPr>
+        <w:jc w:val="both"/>
+        <w:rPr>
+          <w:bCs/>
+          <w:sz w:val="20"/>
+          <w:szCs w:val="20"/>
+        </w:rPr>
+      </w:pPr>
+      <w:r>
+        <w:rPr>
+          <w:bCs/>
+          <w:sz w:val="20"/>
+          <w:szCs w:val="20"/>
+        </w:rPr>
+        <w:t>Hence s1==s2 is true because == compare references.</w:t>
+      </w:r>
+    </w:p>
+    <w:p>
+      <w:pPr>
+        <w:jc w:val="both"/>
+        <w:rPr>
+          <w:b/>
+          <w:sz w:val="20"/>
+          <w:szCs w:val="20"/>
+        </w:rPr>
+      </w:pPr>
+      <w:r>
+        <w:rPr>
+          <w:b/>
+          <w:sz w:val="20"/>
+          <w:szCs w:val="20"/>
+        </w:rPr>
+        <w:t xml:space="preserve">new </w:t>
+      </w:r>
+      <w:proofErr w:type="gramStart"/>
+      <w:r>
+        <w:rPr>
+          <w:b/>
+          <w:sz w:val="20"/>
+          <w:szCs w:val="20"/>
+        </w:rPr>
+        <w:t>String(</w:t>
+      </w:r>
+      <w:proofErr w:type="gramEnd"/>
+      <w:r>
+        <w:rPr>
+          <w:b/>
+          <w:sz w:val="20"/>
+          <w:szCs w:val="20"/>
+        </w:rPr>
+        <w:t>):</w:t>
+      </w:r>
+    </w:p>
+    <w:p>
+      <w:pPr>
+        <w:jc w:val="both"/>
+        <w:rPr>
+          <w:bCs/>
+          <w:sz w:val="20"/>
+          <w:szCs w:val="20"/>
+        </w:rPr>
+      </w:pPr>
+      <w:r>
+        <w:rPr>
+          <w:bCs/>
+          <w:sz w:val="20"/>
+          <w:szCs w:val="20"/>
+        </w:rPr>
+        <w:t>s1= “Hello”; s2</w:t>
+      </w:r>
+      <w:proofErr w:type="gramStart"/>
+      <w:r>
+        <w:rPr>
+          <w:bCs/>
+          <w:sz w:val="20"/>
+          <w:szCs w:val="20"/>
+        </w:rPr>
+        <w:t>=”Hello</w:t>
+      </w:r>
+      <w:proofErr w:type="gramEnd"/>
+      <w:r>
+        <w:rPr>
+          <w:bCs/>
+          <w:sz w:val="20"/>
+          <w:szCs w:val="20"/>
+        </w:rPr>
+        <w:t xml:space="preserve">”; </w:t>
+      </w:r>
+    </w:p>
+    <w:p>
+      <w:pPr>
+        <w:jc w:val="both"/>
+        <w:rPr>
+          <w:bCs/>
+          <w:sz w:val="20"/>
+          <w:szCs w:val="20"/>
+        </w:rPr>
+      </w:pPr>
+      <w:r>
+        <w:rPr>
+          <w:bCs/>
+          <w:sz w:val="20"/>
+          <w:szCs w:val="20"/>
+        </w:rPr>
+        <w:t>s3=new String(“Hello”);</w:t>
+      </w:r>
+    </w:p>
+    <w:p>
+      <w:pPr>
+        <w:jc w:val="both"/>
+        <w:rPr>
+          <w:bCs/>
+          <w:sz w:val="20"/>
+          <w:szCs w:val="20"/>
+        </w:rPr>
+      </w:pPr>
+      <w:r>
+        <w:rPr>
+          <w:bCs/>
+          <w:sz w:val="20"/>
+          <w:szCs w:val="20"/>
+        </w:rPr>
+        <w:t>now s1 and s2 are same object in string pool but s3 is different object.</w:t>
+      </w:r>
+    </w:p>
+    <w:p>
+      <w:pPr>
+        <w:jc w:val="both"/>
+        <w:rPr>
+          <w:bCs/>
+          <w:sz w:val="20"/>
+          <w:szCs w:val="20"/>
+        </w:rPr>
+      </w:pPr>
+      <w:r>
+        <w:rPr>
+          <w:bCs/>
+          <w:sz w:val="20"/>
+          <w:szCs w:val="20"/>
+        </w:rPr>
+        <w:t>Hence s1==s2 true | s2==s3 false | s</w:t>
+      </w:r>
+      <w:proofErr w:type="gramStart"/>
+      <w:r>
+        <w:rPr>
+          <w:bCs/>
+          <w:sz w:val="20"/>
+          <w:szCs w:val="20"/>
+        </w:rPr>
+        <w:t>2.equals</w:t>
+      </w:r>
+      <w:proofErr w:type="gramEnd"/>
+      <w:r>
+        <w:rPr>
+          <w:bCs/>
+          <w:sz w:val="20"/>
+          <w:szCs w:val="20"/>
+        </w:rPr>
+        <w:t xml:space="preserve">(s3) true   </w:t>
+      </w:r>
+      <w:proofErr w:type="gramStart"/>
+      <w:r>
+        <w:rPr>
+          <w:bCs/>
+          <w:sz w:val="20"/>
+          <w:szCs w:val="20"/>
+        </w:rPr>
+        <w:t>as .equals</w:t>
+      </w:r>
+      <w:proofErr w:type="gramEnd"/>
+      <w:r>
+        <w:rPr>
+          <w:bCs/>
+          <w:sz w:val="20"/>
+          <w:szCs w:val="20"/>
+        </w:rPr>
+        <w:t>() compares content</w:t>
+      </w:r>
+    </w:p>
+    <w:p>
+      <w:pPr>
+        <w:jc w:val="both"/>
+        <w:rPr>
+          <w:b/>
+          <w:sz w:val="20"/>
+          <w:szCs w:val="20"/>
+        </w:rPr>
+      </w:pPr>
+      <w:r>
+        <w:rPr>
+          <w:b/>
+          <w:sz w:val="20"/>
+          <w:szCs w:val="20"/>
+        </w:rPr>
+        <w:t>Why it is mutable:</w:t>
+      </w:r>
+    </w:p>
+    <w:p>
+      <w:pPr>
+        <w:jc w:val="both"/>
+        <w:rPr>
+          <w:bCs/>
+          <w:sz w:val="20"/>
+          <w:szCs w:val="20"/>
+        </w:rPr>
+      </w:pPr>
+      <w:r>
+        <w:rPr>
+          <w:bCs/>
+          <w:sz w:val="20"/>
+          <w:szCs w:val="20"/>
+        </w:rPr>
+        <w:t>if string were mutable changing the value could affect other references to the same pooled object.</w:t>
+      </w:r>
+    </w:p>
+    <w:p>
+      <w:pPr>
+        <w:jc w:val="both"/>
+        <w:rPr>
+          <w:bCs/>
+          <w:sz w:val="20"/>
+          <w:szCs w:val="20"/>
+        </w:rPr>
+      </w:pPr>
+      <w:r>
+        <w:rPr>
+          <w:bCs/>
+          <w:sz w:val="20"/>
+          <w:szCs w:val="20"/>
+        </w:rPr>
+        <w:t>Immutability makes shared string pool object safe.</w:t>
+      </w:r>
+    </w:p>
+    <w:p>
+      <w:pPr>
+        <w:jc w:val="both"/>
+        <w:rPr>
+          <w:bCs/>
+          <w:sz w:val="20"/>
+          <w:szCs w:val="20"/>
+        </w:rPr>
+      </w:pPr>
+      <w:proofErr w:type="gramStart"/>
+      <w:r>
+        <w:rPr>
+          <w:bCs/>
+          <w:sz w:val="20"/>
+          <w:szCs w:val="20"/>
+        </w:rPr>
+        <w:t>Also</w:t>
+      </w:r>
+      <w:proofErr w:type="gramEnd"/>
+      <w:r>
+        <w:rPr>
+          <w:bCs/>
+          <w:sz w:val="20"/>
+          <w:szCs w:val="20"/>
+        </w:rPr>
+        <w:t xml:space="preserve"> Strings are frequently used for </w:t>
+      </w:r>
+      <w:proofErr w:type="spellStart"/>
+      <w:r>
+        <w:rPr>
+          <w:bCs/>
+          <w:sz w:val="20"/>
+          <w:szCs w:val="20"/>
+        </w:rPr>
+        <w:t>paswd</w:t>
+      </w:r>
+      <w:proofErr w:type="spellEnd"/>
+      <w:r>
+        <w:rPr>
+          <w:bCs/>
+          <w:sz w:val="20"/>
+          <w:szCs w:val="20"/>
+        </w:rPr>
+        <w:t xml:space="preserve"> related data, file pat, </w:t>
+      </w:r>
+      <w:proofErr w:type="spellStart"/>
+      <w:r>
+        <w:rPr>
+          <w:bCs/>
+          <w:sz w:val="20"/>
+          <w:szCs w:val="20"/>
+        </w:rPr>
+        <w:t>urls</w:t>
+      </w:r>
+      <w:proofErr w:type="spellEnd"/>
+      <w:r>
+        <w:rPr>
+          <w:bCs/>
+          <w:sz w:val="20"/>
+          <w:szCs w:val="20"/>
+        </w:rPr>
+        <w:t xml:space="preserve"> etc.</w:t>
+      </w:r>
+    </w:p>
+    <w:p>
+      <w:pPr>
+        <w:jc w:val="both"/>
+        <w:rPr>
+          <w:bCs/>
+          <w:sz w:val="20"/>
+          <w:szCs w:val="20"/>
+        </w:rPr>
+      </w:pPr>
+      <w:r>
+        <w:rPr>
+          <w:bCs/>
+          <w:sz w:val="20"/>
+          <w:szCs w:val="20"/>
+        </w:rPr>
+        <w:t xml:space="preserve">String is declared final so it </w:t>
+      </w:r>
+      <w:proofErr w:type="spellStart"/>
+      <w:r>
+        <w:rPr>
+          <w:bCs/>
+          <w:sz w:val="20"/>
+          <w:szCs w:val="20"/>
+        </w:rPr>
+        <w:t>can not</w:t>
+      </w:r>
+      <w:proofErr w:type="spellEnd"/>
+      <w:r>
+        <w:rPr>
+          <w:bCs/>
+          <w:sz w:val="20"/>
+          <w:szCs w:val="20"/>
+        </w:rPr>
+        <w:t xml:space="preserve"> be subclassed but immutability comes from </w:t>
+      </w:r>
+      <w:r>
+        <w:rPr>
+          <w:bCs/>
+          <w:sz w:val="20"/>
+          <w:szCs w:val="20"/>
+        </w:rPr>
+        <w:tab/>
+        <w:t>how its internal state is designed and protected.</w:t>
+      </w:r>
+    </w:p>
+    <w:p>
+      <w:pPr>
+        <w:jc w:val="both"/>
+        <w:rPr>
+          <w:b/>
+          <w:sz w:val="20"/>
+          <w:szCs w:val="20"/>
+        </w:rPr>
+      </w:pPr>
+      <w:r>
+        <w:rPr>
+          <w:b/>
+          <w:sz w:val="20"/>
+          <w:szCs w:val="20"/>
+        </w:rPr>
+        <w:t>String Methods:</w:t>
+      </w:r>
+    </w:p>
+    <w:p>
+      <w:pPr>
+        <w:jc w:val="both"/>
+        <w:rPr>
+          <w:bCs/>
+          <w:sz w:val="20"/>
+          <w:szCs w:val="20"/>
+        </w:rPr>
+      </w:pPr>
+      <w:proofErr w:type="gramStart"/>
+      <w:r>
+        <w:rPr>
+          <w:bCs/>
+          <w:sz w:val="20"/>
+          <w:szCs w:val="20"/>
+        </w:rPr>
+        <w:t>.length</w:t>
+      </w:r>
+      <w:proofErr w:type="gramEnd"/>
+      <w:r>
+        <w:rPr>
+          <w:bCs/>
+          <w:sz w:val="20"/>
+          <w:szCs w:val="20"/>
+        </w:rPr>
+        <w:t>()</w:t>
+      </w:r>
+      <w:proofErr w:type="gramStart"/>
+      <w:r>
+        <w:rPr>
+          <w:bCs/>
+          <w:sz w:val="20"/>
+          <w:szCs w:val="20"/>
+        </w:rPr>
+        <w:t>, .</w:t>
+      </w:r>
+      <w:proofErr w:type="spellStart"/>
+      <w:r>
+        <w:rPr>
+          <w:bCs/>
+          <w:sz w:val="20"/>
+          <w:szCs w:val="20"/>
+        </w:rPr>
+        <w:t>charAt</w:t>
+      </w:r>
+      <w:proofErr w:type="spellEnd"/>
+      <w:proofErr w:type="gramEnd"/>
+      <w:r>
+        <w:rPr>
+          <w:bCs/>
+          <w:sz w:val="20"/>
+          <w:szCs w:val="20"/>
+        </w:rPr>
+        <w:t>(</w:t>
+      </w:r>
+      <w:proofErr w:type="spellStart"/>
+      <w:r>
+        <w:rPr>
+          <w:bCs/>
+          <w:sz w:val="20"/>
+          <w:szCs w:val="20"/>
+        </w:rPr>
+        <w:t>idx</w:t>
+      </w:r>
+      <w:proofErr w:type="spellEnd"/>
+      <w:r>
+        <w:rPr>
+          <w:bCs/>
+          <w:sz w:val="20"/>
+          <w:szCs w:val="20"/>
+        </w:rPr>
+        <w:t>)</w:t>
+      </w:r>
+      <w:proofErr w:type="gramStart"/>
+      <w:r>
+        <w:rPr>
+          <w:bCs/>
+          <w:sz w:val="20"/>
+          <w:szCs w:val="20"/>
+        </w:rPr>
+        <w:t>, .substring</w:t>
+      </w:r>
+      <w:proofErr w:type="gramEnd"/>
+      <w:r>
+        <w:rPr>
+          <w:bCs/>
+          <w:sz w:val="20"/>
+          <w:szCs w:val="20"/>
+        </w:rPr>
+        <w:t>(</w:t>
+      </w:r>
+      <w:proofErr w:type="spellStart"/>
+      <w:proofErr w:type="gramStart"/>
+      <w:r>
+        <w:rPr>
+          <w:bCs/>
+          <w:sz w:val="20"/>
+          <w:szCs w:val="20"/>
+        </w:rPr>
+        <w:t>fromIdx</w:t>
+      </w:r>
+      <w:proofErr w:type="spellEnd"/>
+      <w:r>
+        <w:rPr>
+          <w:bCs/>
+          <w:sz w:val="20"/>
+          <w:szCs w:val="20"/>
+        </w:rPr>
+        <w:t xml:space="preserve"> ,</w:t>
+      </w:r>
+      <w:proofErr w:type="gramEnd"/>
+      <w:r>
+        <w:rPr>
+          <w:bCs/>
+          <w:sz w:val="20"/>
+          <w:szCs w:val="20"/>
+        </w:rPr>
+        <w:t xml:space="preserve"> </w:t>
+      </w:r>
+      <w:proofErr w:type="spellStart"/>
+      <w:r>
+        <w:rPr>
+          <w:bCs/>
+          <w:sz w:val="20"/>
+          <w:szCs w:val="20"/>
+        </w:rPr>
+        <w:t>toIdx</w:t>
+      </w:r>
+      <w:proofErr w:type="spellEnd"/>
+      <w:r>
+        <w:rPr>
+          <w:bCs/>
+          <w:sz w:val="20"/>
+          <w:szCs w:val="20"/>
+        </w:rPr>
+        <w:t>)</w:t>
+      </w:r>
+      <w:proofErr w:type="gramStart"/>
+      <w:r>
+        <w:rPr>
+          <w:bCs/>
+          <w:sz w:val="20"/>
+          <w:szCs w:val="20"/>
+        </w:rPr>
+        <w:t>, .</w:t>
+      </w:r>
+      <w:proofErr w:type="spellStart"/>
+      <w:r>
+        <w:rPr>
+          <w:bCs/>
+          <w:sz w:val="20"/>
+          <w:szCs w:val="20"/>
+        </w:rPr>
+        <w:t>toUpperCase</w:t>
+      </w:r>
+      <w:proofErr w:type="spellEnd"/>
+      <w:proofErr w:type="gramEnd"/>
+      <w:r>
+        <w:rPr>
+          <w:bCs/>
+          <w:sz w:val="20"/>
+          <w:szCs w:val="20"/>
+        </w:rPr>
+        <w:t xml:space="preserve">(), </w:t>
+      </w:r>
+      <w:proofErr w:type="spellStart"/>
+      <w:proofErr w:type="gramStart"/>
+      <w:r>
+        <w:rPr>
+          <w:bCs/>
+          <w:sz w:val="20"/>
+          <w:szCs w:val="20"/>
+        </w:rPr>
+        <w:t>toLowerCase</w:t>
+      </w:r>
+      <w:proofErr w:type="spellEnd"/>
+      <w:r>
+        <w:rPr>
+          <w:bCs/>
+          <w:sz w:val="20"/>
+          <w:szCs w:val="20"/>
+        </w:rPr>
+        <w:t>(</w:t>
+      </w:r>
+      <w:proofErr w:type="gramEnd"/>
+      <w:r>
+        <w:rPr>
+          <w:bCs/>
+          <w:sz w:val="20"/>
+          <w:szCs w:val="20"/>
+        </w:rPr>
+        <w:t>)</w:t>
+      </w:r>
+      <w:proofErr w:type="gramStart"/>
+      <w:r>
+        <w:rPr>
+          <w:bCs/>
+          <w:sz w:val="20"/>
+          <w:szCs w:val="20"/>
+        </w:rPr>
+        <w:t>, .contains</w:t>
+      </w:r>
+      <w:proofErr w:type="gramEnd"/>
+      <w:r>
+        <w:rPr>
+          <w:bCs/>
+          <w:sz w:val="20"/>
+          <w:szCs w:val="20"/>
+        </w:rPr>
+        <w:t>(“</w:t>
+      </w:r>
+      <w:proofErr w:type="spellStart"/>
+      <w:r>
+        <w:rPr>
+          <w:bCs/>
+          <w:sz w:val="20"/>
+          <w:szCs w:val="20"/>
+        </w:rPr>
+        <w:t>substr</w:t>
+      </w:r>
+      <w:proofErr w:type="spellEnd"/>
+      <w:r>
+        <w:rPr>
+          <w:bCs/>
+          <w:sz w:val="20"/>
+          <w:szCs w:val="20"/>
+        </w:rPr>
+        <w:t>”)</w:t>
+      </w:r>
+      <w:proofErr w:type="gramStart"/>
+      <w:r>
+        <w:rPr>
+          <w:bCs/>
+          <w:sz w:val="20"/>
+          <w:szCs w:val="20"/>
+        </w:rPr>
+        <w:t>, .equals</w:t>
+      </w:r>
+      <w:proofErr w:type="gramEnd"/>
+      <w:r>
+        <w:rPr>
+          <w:bCs/>
+          <w:sz w:val="20"/>
+          <w:szCs w:val="20"/>
+        </w:rPr>
+        <w:t>(“</w:t>
+      </w:r>
+      <w:proofErr w:type="spellStart"/>
+      <w:r>
+        <w:rPr>
+          <w:bCs/>
+          <w:sz w:val="20"/>
+          <w:szCs w:val="20"/>
+        </w:rPr>
+        <w:t>substr</w:t>
+      </w:r>
+      <w:proofErr w:type="spellEnd"/>
+      <w:r>
+        <w:rPr>
+          <w:bCs/>
+          <w:sz w:val="20"/>
+          <w:szCs w:val="20"/>
+        </w:rPr>
+        <w:t xml:space="preserve">”), </w:t>
+      </w:r>
+      <w:proofErr w:type="spellStart"/>
+      <w:r>
+        <w:rPr>
+          <w:bCs/>
+          <w:sz w:val="20"/>
+          <w:szCs w:val="20"/>
+        </w:rPr>
+        <w:t>equalsIgnoreCase</w:t>
+      </w:r>
+      <w:proofErr w:type="spellEnd"/>
+      <w:r>
+        <w:rPr>
+          <w:bCs/>
+          <w:sz w:val="20"/>
+          <w:szCs w:val="20"/>
+        </w:rPr>
+        <w:t>(</w:t>
+      </w:r>
+      <w:proofErr w:type="spellStart"/>
+      <w:r>
+        <w:rPr>
+          <w:bCs/>
+          <w:sz w:val="20"/>
+          <w:szCs w:val="20"/>
+        </w:rPr>
+        <w:t>substr</w:t>
+      </w:r>
+      <w:proofErr w:type="spellEnd"/>
+      <w:r>
+        <w:rPr>
+          <w:bCs/>
+          <w:sz w:val="20"/>
+          <w:szCs w:val="20"/>
+        </w:rPr>
+        <w:t>)</w:t>
+      </w:r>
+    </w:p>
+    <w:p>
+      <w:pPr>
+        <w:jc w:val="both"/>
+        <w:rPr>
+          <w:bCs/>
+          <w:sz w:val="20"/>
+          <w:szCs w:val="20"/>
+        </w:rPr>
+      </w:pPr>
+      <w:r>
+        <w:rPr>
+          <w:bCs/>
+          <w:sz w:val="20"/>
+          <w:szCs w:val="20"/>
+        </w:rPr>
+        <w:t>String methods don’t modify the original String:</w:t>
+      </w:r>
+    </w:p>
+    <w:p>
+      <w:pPr>
+        <w:jc w:val="both"/>
+        <w:rPr>
+          <w:bCs/>
+          <w:sz w:val="20"/>
+          <w:szCs w:val="20"/>
+        </w:rPr>
+      </w:pPr>
+      <w:r>
+        <w:rPr>
+          <w:bCs/>
+          <w:sz w:val="20"/>
+          <w:szCs w:val="20"/>
+        </w:rPr>
+        <w:t>Eg:</w:t>
+      </w:r>
+    </w:p>
+    <w:p>
+      <w:pPr>
+        <w:jc w:val="both"/>
+        <w:rPr>
+          <w:bCs/>
+          <w:sz w:val="20"/>
+          <w:szCs w:val="20"/>
+        </w:rPr>
+      </w:pPr>
+      <w:r>
+        <w:rPr>
+          <w:bCs/>
+          <w:sz w:val="20"/>
+          <w:szCs w:val="20"/>
+        </w:rPr>
+        <w:lastRenderedPageBreak/>
+        <w:t>String s</w:t>
+      </w:r>
+      <w:proofErr w:type="gramStart"/>
+      <w:r>
+        <w:rPr>
+          <w:bCs/>
+          <w:sz w:val="20"/>
+          <w:szCs w:val="20"/>
+        </w:rPr>
+        <w:t>=”hello</w:t>
+      </w:r>
+      <w:proofErr w:type="gramEnd"/>
+      <w:r>
+        <w:rPr>
+          <w:bCs/>
+          <w:sz w:val="20"/>
+          <w:szCs w:val="20"/>
+        </w:rPr>
+        <w:t>”;</w:t>
+      </w:r>
+    </w:p>
+    <w:p>
+      <w:pPr>
+        <w:jc w:val="both"/>
+        <w:rPr>
+          <w:bCs/>
+          <w:sz w:val="20"/>
+          <w:szCs w:val="20"/>
+        </w:rPr>
+      </w:pPr>
+      <w:proofErr w:type="spellStart"/>
+      <w:proofErr w:type="gramStart"/>
+      <w:r>
+        <w:rPr>
+          <w:bCs/>
+          <w:sz w:val="20"/>
+          <w:szCs w:val="20"/>
+        </w:rPr>
+        <w:t>s.toUppecrCase</w:t>
+      </w:r>
+      <w:proofErr w:type="spellEnd"/>
+      <w:proofErr w:type="gramEnd"/>
+      <w:r>
+        <w:rPr>
+          <w:bCs/>
+          <w:sz w:val="20"/>
+          <w:szCs w:val="20"/>
+        </w:rPr>
+        <w:t xml:space="preserve">(); will result is hello </w:t>
+      </w:r>
+    </w:p>
+    <w:p>
+      <w:pPr>
+        <w:jc w:val="both"/>
+        <w:rPr>
+          <w:bCs/>
+          <w:sz w:val="20"/>
+          <w:szCs w:val="20"/>
+        </w:rPr>
+      </w:pPr>
+      <w:r>
+        <w:rPr>
+          <w:bCs/>
+          <w:sz w:val="20"/>
+          <w:szCs w:val="20"/>
+        </w:rPr>
+        <w:t xml:space="preserve">s= </w:t>
+      </w:r>
+      <w:proofErr w:type="spellStart"/>
+      <w:proofErr w:type="gramStart"/>
+      <w:r>
+        <w:rPr>
+          <w:bCs/>
+          <w:sz w:val="20"/>
+          <w:szCs w:val="20"/>
+        </w:rPr>
+        <w:t>s.toUpperCase</w:t>
+      </w:r>
+      <w:proofErr w:type="spellEnd"/>
+      <w:proofErr w:type="gramEnd"/>
+      <w:r>
+        <w:rPr>
+          <w:bCs/>
+          <w:sz w:val="20"/>
+          <w:szCs w:val="20"/>
+        </w:rPr>
+        <w:t>(); will result in HELLO;</w:t>
+      </w:r>
+    </w:p>
+    <w:p>
+      <w:pPr>
+        <w:jc w:val="both"/>
+        <w:rPr>
+          <w:bCs/>
+          <w:sz w:val="20"/>
+          <w:szCs w:val="20"/>
+        </w:rPr>
+      </w:pPr>
+      <w:r>
+        <w:rPr>
+          <w:bCs/>
+          <w:sz w:val="20"/>
+          <w:szCs w:val="20"/>
+        </w:rPr>
+        <w:t>Compile-time constants → may share pool</w:t>
+      </w:r>
+    </w:p>
+    <w:p>
+      <w:pPr>
+        <w:jc w:val="both"/>
+        <w:rPr>
+          <w:bCs/>
+          <w:sz w:val="20"/>
+          <w:szCs w:val="20"/>
+        </w:rPr>
+      </w:pPr>
+      <w:r>
+        <w:rPr>
+          <w:bCs/>
+          <w:sz w:val="20"/>
+          <w:szCs w:val="20"/>
+        </w:rPr>
+        <w:t>Runtime concatenation   → creates a new result</w:t>
+      </w:r>
+      <w:r>
+        <w:rPr>
+          <w:bCs/>
+          <w:sz w:val="20"/>
+          <w:szCs w:val="20"/>
+        </w:rPr>
+        <w:t>`</w:t>
+      </w:r>
+    </w:p>
+    <w:p>
+      <w:pPr>
+        <w:jc w:val="both"/>
+        <w:rPr>
+          <w:b/>
+          <w:sz w:val="20"/>
+          <w:szCs w:val="20"/>
+        </w:rPr>
+      </w:pPr>
+      <w:r>
+        <w:rPr>
+          <w:b/>
+          <w:sz w:val="20"/>
+          <w:szCs w:val="20"/>
+        </w:rPr>
+        <w:t xml:space="preserve">StringBuilder and </w:t>
+      </w:r>
+      <w:proofErr w:type="spellStart"/>
+      <w:r>
+        <w:rPr>
+          <w:b/>
+          <w:sz w:val="20"/>
+          <w:szCs w:val="20"/>
+        </w:rPr>
+        <w:t>StringBuffer</w:t>
+      </w:r>
+      <w:proofErr w:type="spellEnd"/>
+      <w:r>
+        <w:rPr>
+          <w:b/>
+          <w:sz w:val="20"/>
+          <w:szCs w:val="20"/>
+        </w:rPr>
+        <w:t>:</w:t>
+      </w:r>
+    </w:p>
+    <w:p>
+      <w:pPr>
+        <w:jc w:val="both"/>
+        <w:rPr>
+          <w:bCs/>
+          <w:sz w:val="20"/>
+          <w:szCs w:val="20"/>
+        </w:rPr>
+      </w:pPr>
+      <w:r>
+        <w:rPr>
+          <w:bCs/>
+          <w:sz w:val="20"/>
+          <w:szCs w:val="20"/>
+        </w:rPr>
+        <w:t xml:space="preserve">both are mutable sequence of character </w:t>
+      </w:r>
+    </w:p>
+    <w:p>
+      <w:pPr>
+        <w:jc w:val="both"/>
+        <w:rPr>
+          <w:sz w:val="20"/>
+          <w:szCs w:val="20"/>
+        </w:rPr>
+      </w:pPr>
+      <w:r>
+        <w:rPr>
+          <w:sz w:val="20"/>
+          <w:szCs w:val="20"/>
+        </w:rPr>
+        <w:t xml:space="preserve">StringBuilder is </w:t>
+      </w:r>
+      <w:r>
+        <w:rPr>
+          <w:sz w:val="20"/>
+          <w:szCs w:val="20"/>
+          <w:highlight w:val="cyan"/>
+        </w:rPr>
+        <w:t>mutable and not synchronized</w:t>
+      </w:r>
+      <w:r>
+        <w:rPr>
+          <w:sz w:val="20"/>
+          <w:szCs w:val="20"/>
+        </w:rPr>
+        <w:t xml:space="preserve">, while </w:t>
+      </w:r>
+      <w:proofErr w:type="spellStart"/>
+      <w:r>
+        <w:rPr>
+          <w:sz w:val="20"/>
+          <w:szCs w:val="20"/>
+        </w:rPr>
+        <w:t>StringBuffer</w:t>
+      </w:r>
+      <w:proofErr w:type="spellEnd"/>
+      <w:r>
+        <w:rPr>
+          <w:sz w:val="20"/>
+          <w:szCs w:val="20"/>
+        </w:rPr>
+        <w:t xml:space="preserve"> </w:t>
+      </w:r>
+      <w:r>
+        <w:rPr>
+          <w:sz w:val="20"/>
+          <w:szCs w:val="20"/>
+          <w:highlight w:val="cyan"/>
+        </w:rPr>
+        <w:t>is mutable and synchronized</w:t>
+      </w:r>
+      <w:r>
+        <w:rPr>
+          <w:sz w:val="20"/>
+          <w:szCs w:val="20"/>
+        </w:rPr>
+        <w:t xml:space="preserve">, making </w:t>
+      </w:r>
+      <w:proofErr w:type="spellStart"/>
+      <w:r>
+        <w:rPr>
+          <w:sz w:val="20"/>
+          <w:szCs w:val="20"/>
+        </w:rPr>
+        <w:t>StringBuffer</w:t>
+      </w:r>
+      <w:proofErr w:type="spellEnd"/>
+      <w:r>
+        <w:rPr>
+          <w:sz w:val="20"/>
+          <w:szCs w:val="20"/>
+        </w:rPr>
+        <w:t xml:space="preserve"> thread-safe but generally slower.</w:t>
+      </w:r>
+    </w:p>
+    <w:p>
+      <w:pPr>
+        <w:jc w:val="both"/>
+        <w:rPr>
+          <w:bCs/>
+          <w:sz w:val="20"/>
+          <w:szCs w:val="20"/>
+        </w:rPr>
+      </w:pPr>
+      <w:r>
+        <w:rPr>
+          <w:bCs/>
+          <w:sz w:val="20"/>
+          <w:szCs w:val="20"/>
+        </w:rPr>
+        <w:t>Methods same for both:</w:t>
+      </w:r>
+    </w:p>
+    <w:p>
+      <w:pPr>
+        <w:jc w:val="both"/>
+        <w:rPr>
+          <w:bCs/>
+          <w:sz w:val="20"/>
+          <w:szCs w:val="20"/>
+        </w:rPr>
+      </w:pPr>
+      <w:proofErr w:type="spellStart"/>
+      <w:proofErr w:type="gramStart"/>
+      <w:r>
+        <w:rPr>
+          <w:bCs/>
+          <w:sz w:val="20"/>
+          <w:szCs w:val="20"/>
+        </w:rPr>
+        <w:t>sb.append</w:t>
+      </w:r>
+      <w:proofErr w:type="spellEnd"/>
+      <w:proofErr w:type="gramEnd"/>
+      <w:r>
+        <w:rPr>
+          <w:bCs/>
+          <w:sz w:val="20"/>
+          <w:szCs w:val="20"/>
+        </w:rPr>
+        <w:t>("Java"</w:t>
+      </w:r>
+      <w:proofErr w:type="gramStart"/>
+      <w:r>
+        <w:rPr>
+          <w:bCs/>
+          <w:sz w:val="20"/>
+          <w:szCs w:val="20"/>
+        </w:rPr>
+        <w:t xml:space="preserve">);   </w:t>
+      </w:r>
+      <w:proofErr w:type="gramEnd"/>
+      <w:r>
+        <w:rPr>
+          <w:bCs/>
+          <w:sz w:val="20"/>
+          <w:szCs w:val="20"/>
+        </w:rPr>
+        <w:t xml:space="preserve">    // add</w:t>
+      </w:r>
+    </w:p>
+    <w:p>
+      <w:pPr>
+        <w:jc w:val="both"/>
+        <w:rPr>
+          <w:bCs/>
+          <w:sz w:val="20"/>
+          <w:szCs w:val="20"/>
+        </w:rPr>
+      </w:pPr>
+      <w:proofErr w:type="spellStart"/>
+      <w:proofErr w:type="gramStart"/>
+      <w:r>
+        <w:rPr>
+          <w:bCs/>
+          <w:sz w:val="20"/>
+          <w:szCs w:val="20"/>
+        </w:rPr>
+        <w:t>sb.insert</w:t>
+      </w:r>
+      <w:proofErr w:type="spellEnd"/>
+      <w:proofErr w:type="gramEnd"/>
+      <w:r>
+        <w:rPr>
+          <w:bCs/>
+          <w:sz w:val="20"/>
+          <w:szCs w:val="20"/>
+        </w:rPr>
+        <w:t>(5, "X"</w:t>
+      </w:r>
+      <w:proofErr w:type="gramStart"/>
+      <w:r>
+        <w:rPr>
+          <w:bCs/>
+          <w:sz w:val="20"/>
+          <w:szCs w:val="20"/>
+        </w:rPr>
+        <w:t xml:space="preserve">);   </w:t>
+      </w:r>
+      <w:proofErr w:type="gramEnd"/>
+      <w:r>
+        <w:rPr>
+          <w:bCs/>
+          <w:sz w:val="20"/>
+          <w:szCs w:val="20"/>
+        </w:rPr>
+        <w:t xml:space="preserve">    // insert</w:t>
+      </w:r>
+    </w:p>
+    <w:p>
+      <w:pPr>
+        <w:jc w:val="both"/>
+        <w:rPr>
+          <w:bCs/>
+          <w:sz w:val="20"/>
+          <w:szCs w:val="20"/>
+        </w:rPr>
+      </w:pPr>
+      <w:proofErr w:type="spellStart"/>
+      <w:proofErr w:type="gramStart"/>
+      <w:r>
+        <w:rPr>
+          <w:bCs/>
+          <w:sz w:val="20"/>
+          <w:szCs w:val="20"/>
+        </w:rPr>
+        <w:t>sb.delete</w:t>
+      </w:r>
+      <w:proofErr w:type="spellEnd"/>
+      <w:proofErr w:type="gramEnd"/>
+      <w:r>
+        <w:rPr>
+          <w:bCs/>
+          <w:sz w:val="20"/>
+          <w:szCs w:val="20"/>
+        </w:rPr>
+        <w:t>(5, 6</w:t>
+      </w:r>
+      <w:proofErr w:type="gramStart"/>
+      <w:r>
+        <w:rPr>
+          <w:bCs/>
+          <w:sz w:val="20"/>
+          <w:szCs w:val="20"/>
+        </w:rPr>
+        <w:t xml:space="preserve">);   </w:t>
+      </w:r>
+      <w:proofErr w:type="gramEnd"/>
+      <w:r>
+        <w:rPr>
+          <w:bCs/>
+          <w:sz w:val="20"/>
+          <w:szCs w:val="20"/>
+        </w:rPr>
+        <w:t xml:space="preserve">      // delete</w:t>
+      </w:r>
+    </w:p>
+    <w:p>
+      <w:pPr>
+        <w:jc w:val="both"/>
+        <w:rPr>
+          <w:bCs/>
+          <w:sz w:val="20"/>
+          <w:szCs w:val="20"/>
+        </w:rPr>
+      </w:pPr>
+      <w:proofErr w:type="spellStart"/>
+      <w:proofErr w:type="gramStart"/>
+      <w:r>
+        <w:rPr>
+          <w:bCs/>
+          <w:sz w:val="20"/>
+          <w:szCs w:val="20"/>
+        </w:rPr>
+        <w:t>sb.reverse</w:t>
+      </w:r>
+      <w:proofErr w:type="spellEnd"/>
+      <w:proofErr w:type="gramEnd"/>
+      <w:r>
+        <w:rPr>
+          <w:bCs/>
+          <w:sz w:val="20"/>
+          <w:szCs w:val="20"/>
+        </w:rPr>
+        <w:t>(</w:t>
+      </w:r>
+      <w:proofErr w:type="gramStart"/>
+      <w:r>
+        <w:rPr>
+          <w:bCs/>
+          <w:sz w:val="20"/>
+          <w:szCs w:val="20"/>
+        </w:rPr>
+        <w:t xml:space="preserve">);   </w:t>
+      </w:r>
+      <w:proofErr w:type="gramEnd"/>
+      <w:r>
+        <w:rPr>
+          <w:bCs/>
+          <w:sz w:val="20"/>
+          <w:szCs w:val="20"/>
+        </w:rPr>
+        <w:t xml:space="preserve">         // reverse</w:t>
+      </w:r>
+    </w:p>
+    <w:p>
+      <w:pPr>
+        <w:jc w:val="both"/>
+        <w:rPr>
+          <w:bCs/>
+          <w:sz w:val="20"/>
+          <w:szCs w:val="20"/>
+        </w:rPr>
+      </w:pPr>
+      <w:proofErr w:type="spellStart"/>
+      <w:proofErr w:type="gramStart"/>
+      <w:r>
+        <w:rPr>
+          <w:bCs/>
+          <w:sz w:val="20"/>
+          <w:szCs w:val="20"/>
+        </w:rPr>
+        <w:t>sb.replace</w:t>
+      </w:r>
+      <w:proofErr w:type="spellEnd"/>
+      <w:proofErr w:type="gramEnd"/>
+      <w:r>
+        <w:rPr>
+          <w:bCs/>
+          <w:sz w:val="20"/>
+          <w:szCs w:val="20"/>
+        </w:rPr>
+        <w:t>(0, 5, "Hi"</w:t>
+      </w:r>
+      <w:proofErr w:type="gramStart"/>
+      <w:r>
+        <w:rPr>
+          <w:bCs/>
+          <w:sz w:val="20"/>
+          <w:szCs w:val="20"/>
+        </w:rPr>
+        <w:t>);  /</w:t>
+      </w:r>
+      <w:proofErr w:type="gramEnd"/>
+      <w:r>
+        <w:rPr>
+          <w:bCs/>
+          <w:sz w:val="20"/>
+          <w:szCs w:val="20"/>
+        </w:rPr>
+        <w:t>/ replace</w:t>
+      </w:r>
+    </w:p>
+    <w:p>
+      <w:pPr>
+        <w:jc w:val="both"/>
+        <w:rPr>
+          <w:bCs/>
+          <w:sz w:val="20"/>
+          <w:szCs w:val="20"/>
+        </w:rPr>
+      </w:pPr>
+      <w:proofErr w:type="spellStart"/>
+      <w:proofErr w:type="gramStart"/>
+      <w:r>
+        <w:rPr>
+          <w:bCs/>
+          <w:sz w:val="20"/>
+          <w:szCs w:val="20"/>
+        </w:rPr>
+        <w:t>sb.length</w:t>
+      </w:r>
+      <w:proofErr w:type="spellEnd"/>
+      <w:proofErr w:type="gramEnd"/>
+      <w:r>
+        <w:rPr>
+          <w:bCs/>
+          <w:sz w:val="20"/>
+          <w:szCs w:val="20"/>
+        </w:rPr>
+        <w:t>(</w:t>
+      </w:r>
+      <w:proofErr w:type="gramStart"/>
+      <w:r>
+        <w:rPr>
+          <w:bCs/>
+          <w:sz w:val="20"/>
+          <w:szCs w:val="20"/>
+        </w:rPr>
+        <w:t xml:space="preserve">);   </w:t>
+      </w:r>
+      <w:proofErr w:type="gramEnd"/>
+      <w:r>
+        <w:rPr>
+          <w:bCs/>
+          <w:sz w:val="20"/>
+          <w:szCs w:val="20"/>
+        </w:rPr>
+        <w:t xml:space="preserve">          // length</w:t>
+      </w:r>
+    </w:p>
+    <w:p>
+      <w:pPr>
+        <w:jc w:val="both"/>
+        <w:rPr>
+          <w:bCs/>
+          <w:sz w:val="20"/>
+          <w:szCs w:val="20"/>
+        </w:rPr>
+      </w:pPr>
+      <w:proofErr w:type="spellStart"/>
+      <w:proofErr w:type="gramStart"/>
+      <w:r>
+        <w:rPr>
+          <w:bCs/>
+          <w:sz w:val="20"/>
+          <w:szCs w:val="20"/>
+        </w:rPr>
+        <w:t>sb.toString</w:t>
+      </w:r>
+      <w:proofErr w:type="spellEnd"/>
+      <w:proofErr w:type="gramEnd"/>
+      <w:r>
+        <w:rPr>
+          <w:bCs/>
+          <w:sz w:val="20"/>
+          <w:szCs w:val="20"/>
+        </w:rPr>
+        <w:t>(</w:t>
+      </w:r>
+      <w:proofErr w:type="gramStart"/>
+      <w:r>
+        <w:rPr>
+          <w:bCs/>
+          <w:sz w:val="20"/>
+          <w:szCs w:val="20"/>
+        </w:rPr>
+        <w:t xml:space="preserve">);   </w:t>
+      </w:r>
+      <w:proofErr w:type="gramEnd"/>
+      <w:r>
+        <w:rPr>
+          <w:bCs/>
+          <w:sz w:val="20"/>
+          <w:szCs w:val="20"/>
+        </w:rPr>
+        <w:t xml:space="preserve">        // convert to String</w:t>
+      </w:r>
+    </w:p>
+    <w:p>
+      <w:pPr>
+        <w:jc w:val="both"/>
+        <w:rPr>
+          <w:b/>
+          <w:sz w:val="20"/>
+          <w:szCs w:val="20"/>
+        </w:rPr>
+      </w:pPr>
+      <w:r>
+        <w:rPr>
+          <w:b/>
+          <w:sz w:val="20"/>
+          <w:szCs w:val="20"/>
+        </w:rPr>
+        <w:t>Exception Handling in JAVA:</w:t>
+      </w:r>
+    </w:p>
+    <w:p>
+      <w:pPr>
+        <w:jc w:val="both"/>
+        <w:rPr>
+          <w:bCs/>
+          <w:sz w:val="20"/>
+          <w:szCs w:val="20"/>
+        </w:rPr>
+      </w:pPr>
+      <w:r>
+        <w:rPr>
+          <w:b/>
+          <w:sz w:val="20"/>
+          <w:szCs w:val="20"/>
+        </w:rPr>
+        <w:t xml:space="preserve">Exception: </w:t>
+      </w:r>
+      <w:r>
+        <w:rPr>
+          <w:bCs/>
+          <w:sz w:val="20"/>
+          <w:szCs w:val="20"/>
+        </w:rPr>
+        <w:t>an abnormal event that occurs during program execution and disrupts the normal flow of the program.</w:t>
+      </w:r>
+    </w:p>
+    <w:p>
+      <w:pPr>
+        <w:jc w:val="both"/>
+        <w:rPr>
+          <w:bCs/>
+          <w:sz w:val="20"/>
+          <w:szCs w:val="20"/>
+        </w:rPr>
+      </w:pPr>
+      <w:r>
+        <w:rPr>
+          <w:bCs/>
+          <w:sz w:val="20"/>
+          <w:szCs w:val="20"/>
+        </w:rPr>
+        <w:t>Like /</w:t>
+      </w:r>
+      <w:r>
+        <w:rPr>
+          <w:bCs/>
+          <w:sz w:val="20"/>
+          <w:szCs w:val="20"/>
+        </w:rPr>
+        <w:t>0.</w:t>
+      </w:r>
+    </w:p>
+    <w:p>
+      <w:pPr>
+        <w:jc w:val="both"/>
+        <w:rPr>
+          <w:b/>
+          <w:sz w:val="20"/>
+          <w:szCs w:val="20"/>
+        </w:rPr>
+      </w:pPr>
+      <w:r>
+        <w:rPr>
+          <w:b/>
+          <w:sz w:val="20"/>
+          <w:szCs w:val="20"/>
+        </w:rPr>
+        <w:t>Exception Hierarchy:</w:t>
+      </w:r>
+    </w:p>
+    <w:tbl>
+      <w:tblPr>
+        <w:tblStyle w:val="TableGrid"/>
+        <w:tblW w:w="0" w:type="auto"/>
+        <w:tblLook w:val="04A0" w:firstRow="1" w:lastRow="0" w:firstColumn="1" w:lastColumn="0" w:noHBand="0" w:noVBand="1"/>
+      </w:tblPr>
+      <w:tblGrid>
+        <w:gridCol w:w="3406"/>
+      </w:tblGrid>
+      <w:tr>
+        <w:trPr>
+          <w:trHeight w:val="2286"/>
+        </w:trPr>
+        <w:tc>
+          <w:tcPr>
+            <w:tcW w:w="3406" w:type="dxa"/>
+          </w:tcPr>
+          <w:p>
+            <w:pPr>
+              <w:jc w:val="both"/>
+              <w:rPr>
+                <w:bCs/>
+                <w:sz w:val="20"/>
+                <w:szCs w:val="20"/>
+              </w:rPr>
+            </w:pPr>
+            <w:r>
+              <w:rPr>
+                <w:bCs/>
+                <w:sz w:val="20"/>
+                <w:szCs w:val="20"/>
+              </w:rPr>
+              <w:t>Throwable</w:t>
+            </w:r>
+          </w:p>
+          <w:p>
+            <w:pPr>
+              <w:jc w:val="both"/>
+              <w:rPr>
+                <w:bCs/>
+                <w:sz w:val="20"/>
+                <w:szCs w:val="20"/>
+              </w:rPr>
+            </w:pPr>
+            <w:r>
+              <w:rPr>
+                <w:bCs/>
+                <w:sz w:val="20"/>
+                <w:szCs w:val="20"/>
+              </w:rPr>
+              <w:t>│</w:t>
+            </w:r>
+          </w:p>
+          <w:p>
+            <w:pPr>
+              <w:jc w:val="both"/>
+              <w:rPr>
+                <w:bCs/>
+                <w:sz w:val="20"/>
+                <w:szCs w:val="20"/>
+              </w:rPr>
+            </w:pPr>
+            <w:r>
+              <w:rPr>
+                <w:rFonts w:ascii="MS Gothic" w:eastAsia="MS Gothic" w:hAnsi="MS Gothic" w:cs="MS Gothic" w:hint="eastAsia"/>
+                <w:bCs/>
+                <w:sz w:val="20"/>
+                <w:szCs w:val="20"/>
+              </w:rPr>
+              <w:t>├</w:t>
+            </w:r>
+            <w:r>
+              <w:rPr>
+                <w:rFonts w:ascii="Calibri" w:hAnsi="Calibri" w:cs="Calibri"/>
+                <w:bCs/>
+                <w:sz w:val="20"/>
+                <w:szCs w:val="20"/>
+              </w:rPr>
+              <w:t>──</w:t>
+            </w:r>
+            <w:r>
+              <w:rPr>
+                <w:bCs/>
+                <w:sz w:val="20"/>
+                <w:szCs w:val="20"/>
+              </w:rPr>
+              <w:t xml:space="preserve"> Error</w:t>
+            </w:r>
+          </w:p>
+          <w:p>
+            <w:pPr>
+              <w:jc w:val="both"/>
+              <w:rPr>
+                <w:bCs/>
+                <w:sz w:val="20"/>
+                <w:szCs w:val="20"/>
+              </w:rPr>
+            </w:pPr>
+            <w:r>
+              <w:rPr>
+                <w:bCs/>
+                <w:sz w:val="20"/>
+                <w:szCs w:val="20"/>
+              </w:rPr>
+              <w:t>│</w:t>
+            </w:r>
+          </w:p>
+          <w:p>
+            <w:pPr>
+              <w:jc w:val="both"/>
+              <w:rPr>
+                <w:bCs/>
+                <w:sz w:val="20"/>
+                <w:szCs w:val="20"/>
+              </w:rPr>
+            </w:pPr>
+            <w:r>
+              <w:rPr>
+                <w:bCs/>
+                <w:sz w:val="20"/>
+                <w:szCs w:val="20"/>
+              </w:rPr>
+              <w:t>└── Exception</w:t>
+            </w:r>
+          </w:p>
+          <w:p>
+            <w:pPr>
+              <w:jc w:val="both"/>
+              <w:rPr>
+                <w:bCs/>
+                <w:sz w:val="20"/>
+                <w:szCs w:val="20"/>
+              </w:rPr>
+            </w:pPr>
+            <w:r>
+              <w:rPr>
+                <w:bCs/>
+                <w:sz w:val="20"/>
+                <w:szCs w:val="20"/>
+              </w:rPr>
+              <w:t xml:space="preserve">    │</w:t>
+            </w:r>
+          </w:p>
+          <w:p>
+            <w:pPr>
+              <w:jc w:val="both"/>
+              <w:rPr>
+                <w:bCs/>
+                <w:sz w:val="20"/>
+                <w:szCs w:val="20"/>
+              </w:rPr>
+            </w:pPr>
+            <w:r>
+              <w:rPr>
+                <w:bCs/>
+                <w:sz w:val="20"/>
+                <w:szCs w:val="20"/>
+              </w:rPr>
+              <w:t xml:space="preserve">    </w:t>
+            </w:r>
+            <w:r>
+              <w:rPr>
+                <w:rFonts w:ascii="MS Gothic" w:eastAsia="MS Gothic" w:hAnsi="MS Gothic" w:cs="MS Gothic" w:hint="eastAsia"/>
+                <w:bCs/>
+                <w:sz w:val="20"/>
+                <w:szCs w:val="20"/>
+              </w:rPr>
+              <w:t>├</w:t>
+            </w:r>
+            <w:r>
+              <w:rPr>
+                <w:rFonts w:ascii="Calibri" w:hAnsi="Calibri" w:cs="Calibri"/>
+                <w:bCs/>
+                <w:sz w:val="20"/>
+                <w:szCs w:val="20"/>
+              </w:rPr>
+              <w:t>──</w:t>
+            </w:r>
+            <w:r>
+              <w:rPr>
+                <w:bCs/>
+                <w:sz w:val="20"/>
+                <w:szCs w:val="20"/>
+              </w:rPr>
+              <w:t xml:space="preserve"> </w:t>
+            </w:r>
+            <w:proofErr w:type="spellStart"/>
+            <w:r>
+              <w:rPr>
+                <w:bCs/>
+                <w:sz w:val="20"/>
+                <w:szCs w:val="20"/>
+              </w:rPr>
+              <w:t>RuntimeException</w:t>
+            </w:r>
+            <w:proofErr w:type="spellEnd"/>
+          </w:p>
+          <w:p>
+            <w:pPr>
+              <w:jc w:val="both"/>
+              <w:rPr>
+                <w:bCs/>
+                <w:sz w:val="20"/>
+                <w:szCs w:val="20"/>
+              </w:rPr>
+            </w:pPr>
+            <w:r>
+              <w:rPr>
+                <w:bCs/>
+                <w:sz w:val="20"/>
+                <w:szCs w:val="20"/>
+              </w:rPr>
+              <w:t xml:space="preserve">    │</w:t>
+            </w:r>
+          </w:p>
+          <w:p>
+            <w:pPr>
+              <w:jc w:val="both"/>
+              <w:rPr>
+                <w:bCs/>
+                <w:sz w:val="20"/>
+                <w:szCs w:val="20"/>
+              </w:rPr>
+            </w:pPr>
+            <w:r>
+              <w:rPr>
+                <w:bCs/>
+                <w:sz w:val="20"/>
+                <w:szCs w:val="20"/>
+              </w:rPr>
+              <w:t xml:space="preserve">    └── Other Exceptions</w:t>
+            </w:r>
+          </w:p>
+        </w:tc>
+      </w:tr>
+    </w:tbl>
+    <w:p>
+      <w:pPr>
+        <w:jc w:val="both"/>
+        <w:rPr>
+          <w:bCs/>
+          <w:sz w:val="20"/>
+          <w:szCs w:val="20"/>
+        </w:rPr>
+      </w:pPr>
+    </w:p>
+    <w:p>
+      <w:pPr>
+        <w:jc w:val="both"/>
+        <w:rPr>
+          <w:bCs/>
+          <w:sz w:val="20"/>
+          <w:szCs w:val="20"/>
+        </w:rPr>
+      </w:pPr>
+      <w:r>
+        <w:rPr>
+          <w:bCs/>
+          <w:sz w:val="20"/>
+          <w:szCs w:val="20"/>
+        </w:rPr>
+        <w:t>Error: Serious problem that application usually can’t handle.</w:t>
+      </w:r>
+    </w:p>
+    <w:p>
+      <w:pPr>
+        <w:jc w:val="both"/>
+        <w:rPr>
+          <w:bCs/>
+          <w:sz w:val="20"/>
+          <w:szCs w:val="20"/>
+        </w:rPr>
+      </w:pPr>
+      <w:proofErr w:type="spellStart"/>
+      <w:r>
+        <w:rPr>
+          <w:bCs/>
+          <w:sz w:val="20"/>
+          <w:szCs w:val="20"/>
+        </w:rPr>
+        <w:t>OutOfMemoryError</w:t>
+      </w:r>
+      <w:proofErr w:type="spellEnd"/>
+      <w:r>
+        <w:rPr>
+          <w:bCs/>
+          <w:sz w:val="20"/>
+          <w:szCs w:val="20"/>
+        </w:rPr>
+        <w:t xml:space="preserve"> </w:t>
+      </w:r>
+      <w:proofErr w:type="spellStart"/>
+      <w:r>
+        <w:rPr>
+          <w:bCs/>
+          <w:sz w:val="20"/>
+          <w:szCs w:val="20"/>
+        </w:rPr>
+        <w:t>StackOverflowError</w:t>
+      </w:r>
+      <w:proofErr w:type="spellEnd"/>
+    </w:p>
+    <w:p>
+      <w:pPr>
+        <w:jc w:val="both"/>
+        <w:rPr>
+          <w:b/>
+          <w:sz w:val="20"/>
+          <w:szCs w:val="20"/>
+        </w:rPr>
+      </w:pPr>
+      <w:r>
+        <w:rPr>
+          <w:b/>
+          <w:sz w:val="20"/>
+          <w:szCs w:val="20"/>
+        </w:rPr>
+        <w:t>Checked vs Unchecked Exceptions:</w:t>
+      </w:r>
+    </w:p>
+    <w:p>
+      <w:pPr>
+        <w:jc w:val="both"/>
+        <w:rPr>
+          <w:bCs/>
+          <w:sz w:val="20"/>
+          <w:szCs w:val="20"/>
+        </w:rPr>
+      </w:pPr>
+      <w:r>
+        <w:rPr>
+          <w:bCs/>
+          <w:sz w:val="20"/>
+          <w:szCs w:val="20"/>
+        </w:rPr>
+        <w:t>Checked Exception:</w:t>
+      </w:r>
+    </w:p>
+    <w:p>
+      <w:pPr>
+        <w:jc w:val="both"/>
+        <w:rPr>
+          <w:bCs/>
+          <w:sz w:val="20"/>
+          <w:szCs w:val="20"/>
+        </w:rPr>
+      </w:pPr>
+      <w:r>
+        <w:rPr>
+          <w:bCs/>
+          <w:sz w:val="20"/>
+          <w:szCs w:val="20"/>
+        </w:rPr>
+        <w:t>Compiler checks them at compile time.</w:t>
+      </w:r>
+    </w:p>
+    <w:p>
+      <w:pPr>
+        <w:jc w:val="both"/>
+        <w:rPr>
+          <w:bCs/>
+          <w:sz w:val="20"/>
+          <w:szCs w:val="20"/>
+        </w:rPr>
+      </w:pPr>
+      <w:proofErr w:type="spellStart"/>
+      <w:r>
+        <w:rPr>
+          <w:bCs/>
+          <w:sz w:val="20"/>
+          <w:szCs w:val="20"/>
+        </w:rPr>
+        <w:t>IOException</w:t>
+      </w:r>
+      <w:proofErr w:type="spellEnd"/>
+    </w:p>
+    <w:p>
+      <w:pPr>
+        <w:jc w:val="both"/>
+        <w:rPr>
+          <w:bCs/>
+          <w:sz w:val="20"/>
+          <w:szCs w:val="20"/>
+        </w:rPr>
+      </w:pPr>
+      <w:proofErr w:type="spellStart"/>
+      <w:r>
+        <w:rPr>
+          <w:bCs/>
+          <w:sz w:val="20"/>
+          <w:szCs w:val="20"/>
+        </w:rPr>
+        <w:t>SQLException</w:t>
+      </w:r>
+      <w:proofErr w:type="spellEnd"/>
+    </w:p>
+    <w:p>
+      <w:pPr>
+        <w:jc w:val="both"/>
+        <w:rPr>
+          <w:bCs/>
+          <w:sz w:val="20"/>
+          <w:szCs w:val="20"/>
+        </w:rPr>
+      </w:pPr>
+      <w:proofErr w:type="spellStart"/>
+      <w:r>
+        <w:rPr>
+          <w:bCs/>
+          <w:sz w:val="20"/>
+          <w:szCs w:val="20"/>
+        </w:rPr>
+        <w:t>FileNotFoundException</w:t>
+      </w:r>
+      <w:proofErr w:type="spellEnd"/>
+    </w:p>
+    <w:p>
+      <w:pPr>
+        <w:jc w:val="both"/>
+        <w:rPr>
+          <w:bCs/>
+          <w:sz w:val="20"/>
+          <w:szCs w:val="20"/>
+        </w:rPr>
+      </w:pPr>
+      <w:r>
+        <w:rPr>
+          <w:bCs/>
+          <w:sz w:val="20"/>
+          <w:szCs w:val="20"/>
+        </w:rPr>
+        <w:t>handle them with try-catch or declare them using throws.</w:t>
+      </w:r>
+    </w:p>
+    <w:p>
+      <w:pPr>
+        <w:jc w:val="both"/>
+        <w:rPr>
+          <w:bCs/>
+          <w:sz w:val="20"/>
+          <w:szCs w:val="20"/>
+        </w:rPr>
+      </w:pPr>
+      <w:r>
+        <w:rPr>
+          <w:bCs/>
+          <w:sz w:val="20"/>
+          <w:szCs w:val="20"/>
+        </w:rPr>
+        <w:lastRenderedPageBreak/>
+        <w:t xml:space="preserve">For a </w:t>
+      </w:r>
+      <w:r>
+        <w:rPr>
+          <w:b/>
+          <w:bCs/>
+          <w:sz w:val="20"/>
+          <w:szCs w:val="20"/>
+        </w:rPr>
+        <w:t>checked exception</w:t>
+      </w:r>
+      <w:r>
+        <w:rPr>
+          <w:bCs/>
+          <w:sz w:val="20"/>
+          <w:szCs w:val="20"/>
+        </w:rPr>
+        <w:t>, each method in the chain must either</w:t>
+      </w:r>
+      <w:r>
+        <w:rPr>
+          <w:bCs/>
+          <w:sz w:val="20"/>
+          <w:szCs w:val="20"/>
+        </w:rPr>
+        <w:t xml:space="preserve"> </w:t>
+      </w:r>
+      <w:r>
+        <w:rPr>
+          <w:bCs/>
+          <w:sz w:val="20"/>
+          <w:szCs w:val="20"/>
+        </w:rPr>
+        <w:t>handle it</w:t>
+      </w:r>
+      <w:r>
+        <w:rPr>
+          <w:bCs/>
+          <w:sz w:val="20"/>
+          <w:szCs w:val="20"/>
+        </w:rPr>
+        <w:t xml:space="preserve"> </w:t>
+      </w:r>
+      <w:r>
+        <w:rPr>
+          <w:bCs/>
+          <w:sz w:val="20"/>
+          <w:szCs w:val="20"/>
+        </w:rPr>
+        <w:t>or</w:t>
+      </w:r>
+      <w:r>
+        <w:rPr>
+          <w:bCs/>
+          <w:sz w:val="20"/>
+          <w:szCs w:val="20"/>
+        </w:rPr>
+        <w:t xml:space="preserve"> </w:t>
+      </w:r>
+      <w:r>
+        <w:rPr>
+          <w:bCs/>
+          <w:sz w:val="20"/>
+          <w:szCs w:val="20"/>
+        </w:rPr>
+        <w:t>declare it using throws</w:t>
+      </w:r>
+    </w:p>
+    <w:p>
+      <w:pPr>
+        <w:jc w:val="both"/>
+        <w:rPr>
+          <w:bCs/>
+          <w:sz w:val="20"/>
+          <w:szCs w:val="20"/>
+        </w:rPr>
+      </w:pPr>
+      <w:r>
+        <w:rPr>
+          <w:bCs/>
+          <w:sz w:val="20"/>
+          <w:szCs w:val="20"/>
+        </w:rPr>
+        <w:t>Extends Exception.</w:t>
+      </w:r>
+    </w:p>
+    <w:p>
+      <w:pPr>
+        <w:jc w:val="both"/>
+        <w:rPr>
+          <w:b/>
+          <w:sz w:val="20"/>
+          <w:szCs w:val="20"/>
+        </w:rPr>
+      </w:pPr>
+      <w:r>
+        <w:rPr>
+          <w:b/>
+          <w:sz w:val="20"/>
+          <w:szCs w:val="20"/>
+        </w:rPr>
+        <w:t>Unchecked Exception:</w:t>
+      </w:r>
+    </w:p>
+    <w:p>
+      <w:pPr>
+        <w:jc w:val="both"/>
+        <w:rPr>
+          <w:bCs/>
+          <w:sz w:val="20"/>
+          <w:szCs w:val="20"/>
+        </w:rPr>
+      </w:pPr>
+      <w:r>
+        <w:rPr>
+          <w:bCs/>
+          <w:sz w:val="20"/>
+          <w:szCs w:val="20"/>
+        </w:rPr>
+        <w:t>Occur in runtime.</w:t>
+      </w:r>
+    </w:p>
+    <w:p>
+      <w:pPr>
+        <w:jc w:val="both"/>
+        <w:rPr>
+          <w:bCs/>
+          <w:sz w:val="20"/>
+          <w:szCs w:val="20"/>
+        </w:rPr>
+      </w:pPr>
+      <w:proofErr w:type="spellStart"/>
+      <w:r>
+        <w:rPr>
+          <w:bCs/>
+          <w:sz w:val="20"/>
+          <w:szCs w:val="20"/>
+        </w:rPr>
+        <w:t>RuntimeException</w:t>
+      </w:r>
+      <w:proofErr w:type="spellEnd"/>
+    </w:p>
+    <w:p>
+      <w:pPr>
+        <w:jc w:val="both"/>
+        <w:rPr>
+          <w:bCs/>
+          <w:sz w:val="20"/>
+          <w:szCs w:val="20"/>
+        </w:rPr>
+      </w:pPr>
+      <w:r>
+        <w:rPr>
+          <w:bCs/>
+          <w:sz w:val="20"/>
+          <w:szCs w:val="20"/>
+        </w:rPr>
+        <w:t>Eg:</w:t>
+      </w:r>
+    </w:p>
+    <w:p>
+      <w:pPr>
+        <w:jc w:val="both"/>
+        <w:rPr>
+          <w:bCs/>
+          <w:sz w:val="20"/>
+          <w:szCs w:val="20"/>
+        </w:rPr>
+      </w:pPr>
+      <w:proofErr w:type="spellStart"/>
+      <w:r>
+        <w:rPr>
+          <w:bCs/>
+          <w:sz w:val="20"/>
+          <w:szCs w:val="20"/>
+        </w:rPr>
+        <w:t>NullPointerException</w:t>
+      </w:r>
+      <w:proofErr w:type="spellEnd"/>
+    </w:p>
+    <w:p>
+      <w:pPr>
+        <w:jc w:val="both"/>
+        <w:rPr>
+          <w:bCs/>
+          <w:sz w:val="20"/>
+          <w:szCs w:val="20"/>
+        </w:rPr>
+      </w:pPr>
+      <w:proofErr w:type="spellStart"/>
+      <w:r>
+        <w:rPr>
+          <w:bCs/>
+          <w:sz w:val="20"/>
+          <w:szCs w:val="20"/>
+        </w:rPr>
+        <w:t>ArithmeticException</w:t>
+      </w:r>
+      <w:proofErr w:type="spellEnd"/>
+    </w:p>
+    <w:p>
+      <w:pPr>
+        <w:jc w:val="both"/>
+        <w:rPr>
+          <w:bCs/>
+          <w:sz w:val="20"/>
+          <w:szCs w:val="20"/>
+        </w:rPr>
+      </w:pPr>
+      <w:proofErr w:type="spellStart"/>
+      <w:r>
+        <w:rPr>
+          <w:bCs/>
+          <w:sz w:val="20"/>
+          <w:szCs w:val="20"/>
+        </w:rPr>
+        <w:t>ArrayIndexOutOfBoundsException</w:t>
+      </w:r>
+      <w:proofErr w:type="spellEnd"/>
+    </w:p>
+    <w:p>
+      <w:pPr>
+        <w:jc w:val="both"/>
+        <w:rPr>
+          <w:bCs/>
+          <w:sz w:val="20"/>
+          <w:szCs w:val="20"/>
+        </w:rPr>
+      </w:pPr>
+      <w:proofErr w:type="spellStart"/>
+      <w:r>
+        <w:rPr>
+          <w:bCs/>
+          <w:sz w:val="20"/>
+          <w:szCs w:val="20"/>
+        </w:rPr>
+        <w:t>IllegalArgumentException</w:t>
+      </w:r>
+      <w:proofErr w:type="spellEnd"/>
+    </w:p>
+    <w:p>
+      <w:pPr>
+        <w:jc w:val="both"/>
+        <w:rPr>
+          <w:bCs/>
+          <w:sz w:val="20"/>
+          <w:szCs w:val="20"/>
+        </w:rPr>
+      </w:pPr>
+      <w:r>
+        <w:rPr>
+          <w:bCs/>
+          <w:sz w:val="20"/>
+          <w:szCs w:val="20"/>
+        </w:rPr>
+        <w:t>If exception left unhandled JVM’s uncaught exception mechanism terminates it.</w:t>
+      </w:r>
+    </w:p>
+    <w:p>
+      <w:pPr>
+        <w:jc w:val="both"/>
+        <w:rPr>
+          <w:bCs/>
+          <w:sz w:val="20"/>
+          <w:szCs w:val="20"/>
+        </w:rPr>
+      </w:pPr>
+      <w:r>
+        <w:rPr>
+          <w:bCs/>
+          <w:sz w:val="20"/>
+          <w:szCs w:val="20"/>
+        </w:rPr>
+        <w:t xml:space="preserve">Extends </w:t>
+      </w:r>
+      <w:proofErr w:type="spellStart"/>
+      <w:r>
+        <w:rPr>
+          <w:bCs/>
+          <w:sz w:val="20"/>
+          <w:szCs w:val="20"/>
+        </w:rPr>
+        <w:t>RuntimeException</w:t>
+      </w:r>
+      <w:proofErr w:type="spellEnd"/>
+      <w:r>
+        <w:rPr>
+          <w:bCs/>
+          <w:sz w:val="20"/>
+          <w:szCs w:val="20"/>
+        </w:rPr>
+        <w:t>.</w:t>
+      </w:r>
+    </w:p>
+    <w:p>
+      <w:pPr>
+        <w:jc w:val="both"/>
+        <w:rPr>
+          <w:b/>
+          <w:sz w:val="20"/>
+          <w:szCs w:val="20"/>
+        </w:rPr>
+      </w:pPr>
+      <w:r>
+        <w:rPr>
+          <w:b/>
+          <w:sz w:val="20"/>
+          <w:szCs w:val="20"/>
+        </w:rPr>
+        <w:t>Try-Catch:</w:t>
+      </w:r>
+    </w:p>
+    <w:p>
+      <w:pPr>
+        <w:jc w:val="both"/>
+        <w:rPr>
+          <w:bCs/>
+          <w:sz w:val="20"/>
+          <w:szCs w:val="20"/>
+        </w:rPr>
+      </w:pPr>
+      <w:r>
+        <w:rPr>
+          <w:bCs/>
+          <w:sz w:val="20"/>
+          <w:szCs w:val="20"/>
+        </w:rPr>
+        <w:t>Keep code in try that may throw exception</w:t>
+      </w:r>
+    </w:p>
+    <w:tbl>
+      <w:tblPr>
+        <w:tblStyle w:val="TableGrid"/>
+        <w:tblW w:w="0" w:type="auto"/>
+        <w:tblLook w:val="04A0" w:firstRow="1" w:lastRow="0" w:firstColumn="1" w:lastColumn="0" w:noHBand="0" w:noVBand="1"/>
+      </w:tblPr>
+      <w:tblGrid>
+        <w:gridCol w:w="5971"/>
+        <w:gridCol w:w="5971"/>
+      </w:tblGrid>
+      <w:tr>
+        <w:tc>
+          <w:tcPr>
+            <w:tcW w:w="5971" w:type="dxa"/>
+          </w:tcPr>
+          <w:p>
+            <w:pPr>
+              <w:jc w:val="both"/>
+              <w:rPr>
+                <w:bCs/>
+                <w:sz w:val="20"/>
+                <w:szCs w:val="20"/>
+              </w:rPr>
+            </w:pPr>
+            <w:r>
+              <w:rPr>
+                <w:bCs/>
+                <w:sz w:val="20"/>
+                <w:szCs w:val="20"/>
+              </w:rPr>
+              <w:t>try {</w:t>
+            </w:r>
+          </w:p>
+          <w:p>
+            <w:pPr>
+              <w:jc w:val="both"/>
+              <w:rPr>
+                <w:bCs/>
+                <w:sz w:val="20"/>
+                <w:szCs w:val="20"/>
+              </w:rPr>
+            </w:pPr>
+            <w:r>
+              <w:rPr>
+                <w:bCs/>
+                <w:sz w:val="20"/>
+                <w:szCs w:val="20"/>
+              </w:rPr>
+              <w:t xml:space="preserve">    int x = 10 / 2;</w:t>
+            </w:r>
+          </w:p>
+          <w:p>
+            <w:pPr>
+              <w:jc w:val="both"/>
+              <w:rPr>
+                <w:bCs/>
+                <w:sz w:val="20"/>
+                <w:szCs w:val="20"/>
+              </w:rPr>
+            </w:pPr>
+            <w:r>
+              <w:rPr>
+                <w:bCs/>
+                <w:sz w:val="20"/>
+                <w:szCs w:val="20"/>
+              </w:rPr>
+              <w:t>}</w:t>
+            </w:r>
+          </w:p>
+          <w:p>
+            <w:pPr>
+              <w:jc w:val="both"/>
+              <w:rPr>
+                <w:bCs/>
+                <w:sz w:val="20"/>
+                <w:szCs w:val="20"/>
+              </w:rPr>
+            </w:pPr>
+            <w:r>
+              <w:rPr>
+                <w:bCs/>
+                <w:sz w:val="20"/>
+                <w:szCs w:val="20"/>
+              </w:rPr>
+              <w:t>catch (</w:t>
+            </w:r>
+            <w:proofErr w:type="spellStart"/>
+            <w:r>
+              <w:rPr>
+                <w:bCs/>
+                <w:sz w:val="20"/>
+                <w:szCs w:val="20"/>
+              </w:rPr>
+              <w:t>ArithmeticException</w:t>
+            </w:r>
+            <w:proofErr w:type="spellEnd"/>
+            <w:r>
+              <w:rPr>
+                <w:bCs/>
+                <w:sz w:val="20"/>
+                <w:szCs w:val="20"/>
+              </w:rPr>
+              <w:t xml:space="preserve"> e) {</w:t>
+            </w:r>
+          </w:p>
+          <w:p>
+            <w:pPr>
+              <w:jc w:val="both"/>
+              <w:rPr>
+                <w:bCs/>
+                <w:sz w:val="20"/>
+                <w:szCs w:val="20"/>
+              </w:rPr>
+            </w:pPr>
+            <w:r>
+              <w:rPr>
+                <w:bCs/>
+                <w:sz w:val="20"/>
+                <w:szCs w:val="20"/>
+              </w:rPr>
+              <w:t xml:space="preserve">    </w:t>
+            </w:r>
+            <w:proofErr w:type="spellStart"/>
+            <w:r>
+              <w:rPr>
+                <w:bCs/>
+                <w:sz w:val="20"/>
+                <w:szCs w:val="20"/>
+              </w:rPr>
+              <w:t>System.out.println</w:t>
+            </w:r>
+            <w:proofErr w:type="spellEnd"/>
+            <w:r>
+              <w:rPr>
+                <w:bCs/>
+                <w:sz w:val="20"/>
+                <w:szCs w:val="20"/>
+              </w:rPr>
+              <w:t>("Error");</w:t>
+            </w:r>
+          </w:p>
+          <w:p>
+            <w:pPr>
+              <w:jc w:val="both"/>
+              <w:rPr>
+                <w:bCs/>
+                <w:sz w:val="20"/>
+                <w:szCs w:val="20"/>
+              </w:rPr>
+            </w:pPr>
+            <w:r>
+              <w:rPr>
+                <w:bCs/>
+                <w:sz w:val="20"/>
+                <w:szCs w:val="20"/>
+              </w:rPr>
+              <w:t>}</w:t>
+            </w:r>
+          </w:p>
+          <w:p>
+            <w:pPr>
+              <w:jc w:val="both"/>
+              <w:rPr>
+                <w:bCs/>
+                <w:sz w:val="20"/>
+                <w:szCs w:val="20"/>
+              </w:rPr>
+            </w:pPr>
+            <w:r>
+              <w:rPr>
+                <w:bCs/>
+                <w:sz w:val="20"/>
+                <w:szCs w:val="20"/>
+              </w:rPr>
+              <w:t>finally {</w:t>
+            </w:r>
+          </w:p>
+          <w:p>
+            <w:pPr>
+              <w:jc w:val="both"/>
+              <w:rPr>
+                <w:bCs/>
+                <w:sz w:val="20"/>
+                <w:szCs w:val="20"/>
+              </w:rPr>
+            </w:pPr>
+            <w:r>
+              <w:rPr>
+                <w:bCs/>
+                <w:sz w:val="20"/>
+                <w:szCs w:val="20"/>
+              </w:rPr>
+              <w:t xml:space="preserve">    </w:t>
+            </w:r>
+            <w:proofErr w:type="spellStart"/>
+            <w:r>
+              <w:rPr>
+                <w:bCs/>
+                <w:sz w:val="20"/>
+                <w:szCs w:val="20"/>
+              </w:rPr>
+              <w:t>System.out.println</w:t>
+            </w:r>
+            <w:proofErr w:type="spellEnd"/>
+            <w:r>
+              <w:rPr>
+                <w:bCs/>
+                <w:sz w:val="20"/>
+                <w:szCs w:val="20"/>
+              </w:rPr>
+              <w:t>("Finally");</w:t>
+            </w:r>
+          </w:p>
+          <w:p>
+            <w:pPr>
+              <w:jc w:val="both"/>
+              <w:rPr>
+                <w:bCs/>
+                <w:sz w:val="20"/>
+                <w:szCs w:val="20"/>
+              </w:rPr>
+            </w:pPr>
+            <w:r>
+              <w:rPr>
+                <w:bCs/>
+                <w:sz w:val="20"/>
+                <w:szCs w:val="20"/>
+              </w:rPr>
+              <w:t>}</w:t>
+            </w:r>
+          </w:p>
+        </w:tc>
+        <w:tc>
+          <w:tcPr>
+            <w:tcW w:w="5971" w:type="dxa"/>
+          </w:tcPr>
+          <w:p>
+            <w:pPr>
+              <w:jc w:val="both"/>
+              <w:rPr>
+                <w:bCs/>
+                <w:sz w:val="20"/>
+                <w:szCs w:val="20"/>
+              </w:rPr>
+            </w:pPr>
+            <w:r>
+              <w:rPr>
+                <w:bCs/>
+                <w:sz w:val="20"/>
+                <w:szCs w:val="20"/>
+              </w:rPr>
+              <w:t>try</w:t>
+            </w:r>
+          </w:p>
+          <w:p>
+            <w:pPr>
+              <w:jc w:val="both"/>
+              <w:rPr>
+                <w:bCs/>
+                <w:sz w:val="20"/>
+                <w:szCs w:val="20"/>
+              </w:rPr>
+            </w:pPr>
+            <w:r>
+              <w:rPr>
+                <w:bCs/>
+                <w:sz w:val="20"/>
+                <w:szCs w:val="20"/>
+              </w:rPr>
+              <w:t xml:space="preserve"> ↓</w:t>
+            </w:r>
+          </w:p>
+          <w:p>
+            <w:pPr>
+              <w:jc w:val="both"/>
+              <w:rPr>
+                <w:bCs/>
+                <w:sz w:val="20"/>
+                <w:szCs w:val="20"/>
+              </w:rPr>
+            </w:pPr>
+            <w:r>
+              <w:rPr>
+                <w:bCs/>
+                <w:sz w:val="20"/>
+                <w:szCs w:val="20"/>
+              </w:rPr>
+              <w:t>exception occurs</w:t>
+            </w:r>
+          </w:p>
+          <w:p>
+            <w:pPr>
+              <w:jc w:val="both"/>
+              <w:rPr>
+                <w:bCs/>
+                <w:sz w:val="20"/>
+                <w:szCs w:val="20"/>
+              </w:rPr>
+            </w:pPr>
+            <w:r>
+              <w:rPr>
+                <w:bCs/>
+                <w:sz w:val="20"/>
+                <w:szCs w:val="20"/>
+              </w:rPr>
+              <w:t xml:space="preserve"> ↓</w:t>
+            </w:r>
+          </w:p>
+          <w:p>
+            <w:pPr>
+              <w:jc w:val="both"/>
+              <w:rPr>
+                <w:bCs/>
+                <w:sz w:val="20"/>
+                <w:szCs w:val="20"/>
+              </w:rPr>
+            </w:pPr>
+            <w:r>
+              <w:rPr>
+                <w:bCs/>
+                <w:sz w:val="20"/>
+                <w:szCs w:val="20"/>
+              </w:rPr>
+              <w:t>matching catch</w:t>
+            </w:r>
+          </w:p>
+          <w:p>
+            <w:pPr>
+              <w:jc w:val="both"/>
+              <w:rPr>
+                <w:bCs/>
+                <w:sz w:val="20"/>
+                <w:szCs w:val="20"/>
+              </w:rPr>
+            </w:pPr>
+            <w:r>
+              <w:rPr>
+                <w:bCs/>
+                <w:sz w:val="20"/>
+                <w:szCs w:val="20"/>
+              </w:rPr>
+              <w:t xml:space="preserve"> ↓</w:t>
+            </w:r>
+          </w:p>
+          <w:p>
+            <w:pPr>
+              <w:jc w:val="both"/>
+              <w:rPr>
+                <w:bCs/>
+                <w:sz w:val="20"/>
+                <w:szCs w:val="20"/>
+              </w:rPr>
+            </w:pPr>
+            <w:r>
+              <w:rPr>
+                <w:bCs/>
+                <w:sz w:val="20"/>
+                <w:szCs w:val="20"/>
+              </w:rPr>
+              <w:t>continue program</w:t>
+            </w:r>
+          </w:p>
+          <w:p>
+            <w:pPr>
+              <w:jc w:val="both"/>
+              <w:rPr>
+                <w:bCs/>
+                <w:sz w:val="20"/>
+                <w:szCs w:val="20"/>
+              </w:rPr>
+            </w:pPr>
+          </w:p>
+          <w:p>
+            <w:pPr>
+              <w:jc w:val="both"/>
+              <w:rPr>
+                <w:bCs/>
+                <w:sz w:val="20"/>
+                <w:szCs w:val="20"/>
+              </w:rPr>
+            </w:pPr>
+            <w:r>
+              <w:rPr>
+                <w:bCs/>
+                <w:sz w:val="20"/>
+                <w:szCs w:val="20"/>
+              </w:rPr>
+              <w:t>we can use multiple catchups suitable one will execute.</w:t>
+            </w:r>
+          </w:p>
+        </w:tc>
+      </w:tr>
+    </w:tbl>
+    <w:p>
+      <w:pPr>
+        <w:jc w:val="both"/>
+        <w:rPr>
+          <w:bCs/>
+          <w:sz w:val="20"/>
+          <w:szCs w:val="20"/>
+        </w:rPr>
+      </w:pPr>
+      <w:r>
+        <w:rPr>
+          <w:bCs/>
+          <w:sz w:val="20"/>
+          <w:szCs w:val="20"/>
+        </w:rPr>
+        <w:t>Cannot divide by zero</w:t>
+      </w:r>
+    </w:p>
+    <w:p>
+      <w:pPr>
+        <w:jc w:val="both"/>
+        <w:rPr>
+          <w:bCs/>
+          <w:sz w:val="20"/>
+          <w:szCs w:val="20"/>
+        </w:rPr>
+      </w:pPr>
+      <w:r>
+        <w:rPr>
+          <w:bCs/>
+          <w:sz w:val="20"/>
+          <w:szCs w:val="20"/>
+        </w:rPr>
+        <w:t xml:space="preserve">If using multiple catches </w:t>
+      </w:r>
+    </w:p>
+    <w:p>
+      <w:pPr>
+        <w:jc w:val="both"/>
+        <w:rPr>
+          <w:bCs/>
+          <w:sz w:val="20"/>
+          <w:szCs w:val="20"/>
+        </w:rPr>
+      </w:pPr>
+      <w:r>
+        <w:rPr>
+          <w:bCs/>
+          <w:sz w:val="20"/>
+          <w:szCs w:val="20"/>
+        </w:rPr>
+        <w:t>catch (Exception e)</w:t>
+      </w:r>
+      <w:r>
+        <w:rPr>
+          <w:bCs/>
+          <w:sz w:val="20"/>
+          <w:szCs w:val="20"/>
+        </w:rPr>
+        <w:t xml:space="preserve"> keep this catch block always at last.</w:t>
+      </w:r>
+    </w:p>
+    <w:p>
+      <w:pPr>
+        <w:jc w:val="both"/>
+        <w:rPr>
+          <w:bCs/>
+          <w:sz w:val="20"/>
+          <w:szCs w:val="20"/>
+        </w:rPr>
+      </w:pPr>
+      <w:r>
+        <w:rPr>
+          <w:bCs/>
+          <w:sz w:val="20"/>
+          <w:szCs w:val="20"/>
+        </w:rPr>
+        <w:t>Try can exist without catch if it has finally, try can exist without finally if it has catch, try can’t work if it does not have any of these.</w:t>
+      </w:r>
+    </w:p>
+    <w:p>
+      <w:pPr>
+        <w:jc w:val="both"/>
+        <w:rPr>
+          <w:bCs/>
+          <w:sz w:val="20"/>
+          <w:szCs w:val="20"/>
+          <w:lang w:val="en-IN"/>
+        </w:rPr>
+      </w:pPr>
+      <w:r>
+        <w:rPr>
+          <w:bCs/>
+          <w:sz w:val="20"/>
+          <w:szCs w:val="20"/>
+        </w:rPr>
+        <w:tab/>
+      </w:r>
+    </w:p>
+    <w:p>
+      <w:pPr>
+        <w:jc w:val="both"/>
+        <w:rPr>
+          <w:b/>
+          <w:sz w:val="20"/>
+          <w:szCs w:val="20"/>
+        </w:rPr>
+      </w:pPr>
+      <w:r>
+        <w:rPr>
+          <w:b/>
+          <w:sz w:val="20"/>
+          <w:szCs w:val="20"/>
+        </w:rPr>
+        <w:t>Finally:</w:t>
+      </w:r>
+    </w:p>
+    <w:p>
+      <w:pPr>
+        <w:jc w:val="both"/>
+        <w:rPr>
+          <w:bCs/>
+          <w:sz w:val="20"/>
+          <w:szCs w:val="20"/>
+        </w:rPr>
+      </w:pPr>
+      <w:r>
+        <w:rPr>
+          <w:bCs/>
+          <w:sz w:val="20"/>
+          <w:szCs w:val="20"/>
+        </w:rPr>
+        <w:t>Used for code that has to execute weather exception occurs or not.</w:t>
+      </w:r>
+    </w:p>
+    <w:p>
+      <w:pPr>
+        <w:jc w:val="both"/>
+        <w:rPr>
+          <w:bCs/>
+          <w:sz w:val="20"/>
+          <w:szCs w:val="20"/>
+        </w:rPr>
+      </w:pPr>
+      <w:r>
+        <w:rPr>
+          <w:bCs/>
+          <w:sz w:val="20"/>
+          <w:szCs w:val="20"/>
+        </w:rPr>
+        <w:t>Commonly used for resource cleanup etc.</w:t>
+      </w:r>
+    </w:p>
+    <w:p>
+      <w:pPr>
+        <w:jc w:val="both"/>
+        <w:rPr>
+          <w:bCs/>
+          <w:sz w:val="20"/>
+          <w:szCs w:val="20"/>
+        </w:rPr>
+      </w:pPr>
+      <w:r>
+        <w:rPr>
+          <w:bCs/>
+          <w:sz w:val="20"/>
+          <w:szCs w:val="20"/>
+        </w:rPr>
+        <w:t>If we are returning something from finally it can override the returned statement from above the code avoid this.</w:t>
+      </w:r>
+    </w:p>
+    <w:p>
+      <w:pPr>
+        <w:jc w:val="both"/>
+        <w:rPr>
+          <w:bCs/>
+          <w:sz w:val="20"/>
+          <w:szCs w:val="20"/>
+        </w:rPr>
+      </w:pPr>
+      <w:r>
+        <w:rPr>
+          <w:bCs/>
+          <w:sz w:val="20"/>
+          <w:szCs w:val="20"/>
+        </w:rPr>
+        <w:t>Avoid keeping code in finally that can throw exception.</w:t>
+      </w:r>
+    </w:p>
+    <w:p>
+      <w:pPr>
+        <w:jc w:val="both"/>
+        <w:rPr>
+          <w:b/>
+          <w:sz w:val="20"/>
+          <w:szCs w:val="20"/>
+        </w:rPr>
+      </w:pPr>
+      <w:r>
+        <w:rPr>
+          <w:b/>
+          <w:sz w:val="20"/>
+          <w:szCs w:val="20"/>
+        </w:rPr>
+        <w:t>Throw vs Throws</w:t>
+      </w:r>
+      <w:r>
+        <w:rPr>
+          <w:b/>
+          <w:sz w:val="20"/>
+          <w:szCs w:val="20"/>
+        </w:rPr>
+        <w:t>:</w:t>
+      </w:r>
+    </w:p>
+    <w:p>
+      <w:pPr>
+        <w:jc w:val="both"/>
+        <w:rPr>
+          <w:bCs/>
+          <w:sz w:val="20"/>
+          <w:szCs w:val="20"/>
+        </w:rPr>
+      </w:pPr>
+      <w:r>
+        <w:rPr>
+          <w:bCs/>
+          <w:sz w:val="20"/>
+          <w:szCs w:val="20"/>
+        </w:rPr>
+        <w:t>throw used to explicitly throw the exception.</w:t>
+      </w:r>
+    </w:p>
+    <w:p>
+      <w:pPr>
+        <w:jc w:val="both"/>
+        <w:rPr>
+          <w:bCs/>
+          <w:sz w:val="20"/>
+          <w:szCs w:val="20"/>
+        </w:rPr>
+      </w:pPr>
+      <w:r>
+        <w:rPr>
+          <w:bCs/>
+          <w:sz w:val="20"/>
+          <w:szCs w:val="20"/>
+        </w:rPr>
+        <w:t>throws used in a method declaration to declare that the method may throw exception.</w:t>
+      </w:r>
+    </w:p>
+    <w:p>
+      <w:pPr>
+        <w:jc w:val="both"/>
+        <w:rPr>
+          <w:bCs/>
+          <w:sz w:val="20"/>
+          <w:szCs w:val="20"/>
+        </w:rPr>
+      </w:pPr>
+      <w:r>
+        <w:rPr>
+          <w:bCs/>
+          <w:sz w:val="20"/>
+          <w:szCs w:val="20"/>
+        </w:rPr>
+        <w:t xml:space="preserve">void </w:t>
+      </w:r>
+      <w:proofErr w:type="spellStart"/>
+      <w:proofErr w:type="gramStart"/>
+      <w:r>
+        <w:rPr>
+          <w:bCs/>
+          <w:sz w:val="20"/>
+          <w:szCs w:val="20"/>
+        </w:rPr>
+        <w:t>readFile</w:t>
+      </w:r>
+      <w:proofErr w:type="spellEnd"/>
+      <w:r>
+        <w:rPr>
+          <w:bCs/>
+          <w:sz w:val="20"/>
+          <w:szCs w:val="20"/>
+        </w:rPr>
+        <w:t>(</w:t>
+      </w:r>
+      <w:proofErr w:type="gramEnd"/>
+      <w:r>
+        <w:rPr>
+          <w:bCs/>
+          <w:sz w:val="20"/>
+          <w:szCs w:val="20"/>
+        </w:rPr>
+        <w:t xml:space="preserve">) throws </w:t>
+      </w:r>
+      <w:proofErr w:type="spellStart"/>
+      <w:r>
+        <w:rPr>
+          <w:bCs/>
+          <w:sz w:val="20"/>
+          <w:szCs w:val="20"/>
+        </w:rPr>
+        <w:t>IOException</w:t>
+      </w:r>
+      <w:proofErr w:type="spellEnd"/>
+      <w:r>
+        <w:rPr>
+          <w:bCs/>
+          <w:sz w:val="20"/>
+          <w:szCs w:val="20"/>
+        </w:rPr>
+        <w:t xml:space="preserve"> {</w:t>
+      </w:r>
+    </w:p>
+    <w:p>
+      <w:pPr>
+        <w:jc w:val="both"/>
+        <w:rPr>
+          <w:bCs/>
+          <w:sz w:val="20"/>
+          <w:szCs w:val="20"/>
+        </w:rPr>
+      </w:pPr>
+      <w:r>
+        <w:rPr>
+          <w:bCs/>
+          <w:sz w:val="20"/>
+          <w:szCs w:val="20"/>
+        </w:rPr>
+        <w:t>}</w:t>
+      </w:r>
+    </w:p>
+    <w:p>
+      <w:pPr>
+        <w:jc w:val="both"/>
+        <w:rPr>
+          <w:b/>
+          <w:sz w:val="20"/>
+          <w:szCs w:val="20"/>
+        </w:rPr>
+      </w:pPr>
+      <w:r>
+        <w:rPr>
+          <w:b/>
+          <w:sz w:val="20"/>
+          <w:szCs w:val="20"/>
+        </w:rPr>
+        <w:t>Custom Exception:</w:t>
+      </w:r>
+    </w:p>
+    <w:tbl>
+      <w:tblPr>
+        <w:tblStyle w:val="TableGrid"/>
+        <w:tblW w:w="0" w:type="auto"/>
+        <w:tblLook w:val="04A0" w:firstRow="1" w:lastRow="0" w:firstColumn="1" w:lastColumn="0" w:noHBand="0" w:noVBand="1"/>
+      </w:tblPr>
+      <w:tblGrid>
+        <w:gridCol w:w="6577"/>
+        <w:gridCol w:w="5365"/>
+      </w:tblGrid>
+      <w:tr>
+        <w:tc>
+          <w:tcPr>
+            <w:tcW w:w="6577" w:type="dxa"/>
+          </w:tcPr>
+          <w:p>
+            <w:pPr>
+              <w:jc w:val="both"/>
+              <w:rPr>
+                <w:bCs/>
+                <w:sz w:val="20"/>
+                <w:szCs w:val="20"/>
+              </w:rPr>
+            </w:pPr>
+            <w:r>
+              <w:rPr>
+                <w:bCs/>
+                <w:sz w:val="20"/>
+                <w:szCs w:val="20"/>
+              </w:rPr>
+              <w:lastRenderedPageBreak/>
+              <w:t xml:space="preserve">class </w:t>
+            </w:r>
+            <w:proofErr w:type="spellStart"/>
+            <w:r>
+              <w:rPr>
+                <w:bCs/>
+                <w:sz w:val="20"/>
+                <w:szCs w:val="20"/>
+              </w:rPr>
+              <w:t>InvalidAgeException</w:t>
+            </w:r>
+            <w:proofErr w:type="spellEnd"/>
+            <w:r>
+              <w:rPr>
+                <w:bCs/>
+                <w:sz w:val="20"/>
+                <w:szCs w:val="20"/>
+              </w:rPr>
+              <w:t xml:space="preserve"> extends Exception {</w:t>
+            </w:r>
+          </w:p>
+          <w:p>
+            <w:pPr>
+              <w:jc w:val="both"/>
+              <w:rPr>
+                <w:bCs/>
+                <w:sz w:val="20"/>
+                <w:szCs w:val="20"/>
+              </w:rPr>
+            </w:pPr>
+            <w:r>
+              <w:rPr>
+                <w:bCs/>
+                <w:sz w:val="20"/>
+                <w:szCs w:val="20"/>
+              </w:rPr>
+              <w:t xml:space="preserve">    </w:t>
+            </w:r>
+            <w:proofErr w:type="spellStart"/>
+            <w:proofErr w:type="gramStart"/>
+            <w:r>
+              <w:rPr>
+                <w:bCs/>
+                <w:sz w:val="20"/>
+                <w:szCs w:val="20"/>
+              </w:rPr>
+              <w:t>InvalidAgeException</w:t>
+            </w:r>
+            <w:proofErr w:type="spellEnd"/>
+            <w:r>
+              <w:rPr>
+                <w:bCs/>
+                <w:sz w:val="20"/>
+                <w:szCs w:val="20"/>
+              </w:rPr>
+              <w:t>(</w:t>
+            </w:r>
+            <w:proofErr w:type="gramEnd"/>
+            <w:r>
+              <w:rPr>
+                <w:bCs/>
+                <w:sz w:val="20"/>
+                <w:szCs w:val="20"/>
+              </w:rPr>
+              <w:t>String message) {</w:t>
+            </w:r>
+          </w:p>
+          <w:p>
+            <w:pPr>
+              <w:jc w:val="both"/>
+              <w:rPr>
+                <w:bCs/>
+                <w:sz w:val="20"/>
+                <w:szCs w:val="20"/>
+              </w:rPr>
+            </w:pPr>
+            <w:r>
+              <w:rPr>
+                <w:bCs/>
+                <w:sz w:val="20"/>
+                <w:szCs w:val="20"/>
+              </w:rPr>
+              <w:t xml:space="preserve">        super(message);</w:t>
+            </w:r>
+          </w:p>
+          <w:p>
+            <w:pPr>
+              <w:jc w:val="both"/>
+              <w:rPr>
+                <w:bCs/>
+                <w:sz w:val="20"/>
+                <w:szCs w:val="20"/>
+              </w:rPr>
+            </w:pPr>
+            <w:r>
+              <w:rPr>
+                <w:bCs/>
+                <w:sz w:val="20"/>
+                <w:szCs w:val="20"/>
+              </w:rPr>
+              <w:t xml:space="preserve">    }</w:t>
+            </w:r>
+          </w:p>
+          <w:p>
+            <w:pPr>
+              <w:jc w:val="both"/>
+              <w:rPr>
+                <w:bCs/>
+                <w:sz w:val="20"/>
+                <w:szCs w:val="20"/>
+              </w:rPr>
+            </w:pPr>
+            <w:r>
+              <w:rPr>
+                <w:bCs/>
+                <w:sz w:val="20"/>
+                <w:szCs w:val="20"/>
+              </w:rPr>
+              <w:t>}</w:t>
+            </w:r>
+          </w:p>
+          <w:p>
+            <w:pPr>
+              <w:jc w:val="both"/>
+              <w:rPr>
+                <w:bCs/>
+                <w:sz w:val="20"/>
+                <w:szCs w:val="20"/>
+              </w:rPr>
+            </w:pPr>
+          </w:p>
+          <w:p>
+            <w:pPr>
+              <w:jc w:val="both"/>
+              <w:rPr>
+                <w:bCs/>
+                <w:sz w:val="20"/>
+                <w:szCs w:val="20"/>
+              </w:rPr>
+            </w:pPr>
+            <w:r>
+              <w:rPr>
+                <w:bCs/>
+                <w:sz w:val="20"/>
+                <w:szCs w:val="20"/>
+              </w:rPr>
+              <w:t>if (age &lt; 18) {</w:t>
+            </w:r>
+          </w:p>
+          <w:p>
+            <w:pPr>
+              <w:jc w:val="both"/>
+              <w:rPr>
+                <w:bCs/>
+                <w:sz w:val="20"/>
+                <w:szCs w:val="20"/>
+              </w:rPr>
+            </w:pPr>
+            <w:r>
+              <w:rPr>
+                <w:bCs/>
+                <w:sz w:val="20"/>
+                <w:szCs w:val="20"/>
+              </w:rPr>
+              <w:t xml:space="preserve">    throw new </w:t>
+            </w:r>
+            <w:proofErr w:type="spellStart"/>
+            <w:proofErr w:type="gramStart"/>
+            <w:r>
+              <w:rPr>
+                <w:bCs/>
+                <w:sz w:val="20"/>
+                <w:szCs w:val="20"/>
+              </w:rPr>
+              <w:t>InvalidAgeException</w:t>
+            </w:r>
+            <w:proofErr w:type="spellEnd"/>
+            <w:r>
+              <w:rPr>
+                <w:bCs/>
+                <w:sz w:val="20"/>
+                <w:szCs w:val="20"/>
+              </w:rPr>
+              <w:t>(</w:t>
+            </w:r>
+            <w:proofErr w:type="gramEnd"/>
+            <w:r>
+              <w:rPr>
+                <w:bCs/>
+                <w:sz w:val="20"/>
+                <w:szCs w:val="20"/>
+              </w:rPr>
+              <w:t>"Age must be 18+");</w:t>
+            </w:r>
+          </w:p>
+          <w:p>
+            <w:pPr>
+              <w:jc w:val="both"/>
+              <w:rPr>
+                <w:bCs/>
+                <w:sz w:val="20"/>
+                <w:szCs w:val="20"/>
+              </w:rPr>
+            </w:pPr>
+            <w:r>
+              <w:rPr>
+                <w:bCs/>
+                <w:sz w:val="20"/>
+                <w:szCs w:val="20"/>
+              </w:rPr>
+              <w:t>}</w:t>
+            </w:r>
+          </w:p>
+        </w:tc>
+        <w:tc>
+          <w:tcPr>
+            <w:tcW w:w="5365" w:type="dxa"/>
+          </w:tcPr>
+          <w:p>
+            <w:pPr>
+              <w:jc w:val="both"/>
+              <w:rPr>
+                <w:bCs/>
+                <w:sz w:val="20"/>
+                <w:szCs w:val="20"/>
+              </w:rPr>
+            </w:pPr>
+          </w:p>
+        </w:tc>
+      </w:tr>
+    </w:tbl>
+    <w:p>
+      <w:pPr>
+        <w:jc w:val="both"/>
+        <w:rPr>
+          <w:bCs/>
+          <w:sz w:val="20"/>
+          <w:szCs w:val="20"/>
+        </w:rPr>
+      </w:pPr>
+    </w:p>
+    <w:p>
+      <w:pPr>
+        <w:jc w:val="both"/>
+        <w:rPr>
+          <w:b/>
+          <w:sz w:val="20"/>
+          <w:szCs w:val="20"/>
+        </w:rPr>
+      </w:pPr>
+      <w:r>
+        <w:rPr>
+          <w:b/>
+          <w:sz w:val="20"/>
+          <w:szCs w:val="20"/>
+        </w:rPr>
+        <w:t>Try With Resources:</w:t>
+      </w:r>
+    </w:p>
+    <w:tbl>
+      <w:tblPr>
+        <w:tblStyle w:val="TableGrid"/>
+        <w:tblW w:w="0" w:type="auto"/>
+        <w:tblLook w:val="04A0" w:firstRow="1" w:lastRow="0" w:firstColumn="1" w:lastColumn="0" w:noHBand="0" w:noVBand="1"/>
+      </w:tblPr>
+      <w:tblGrid>
+        <w:gridCol w:w="6458"/>
+        <w:gridCol w:w="5484"/>
+      </w:tblGrid>
+      <w:tr>
+        <w:tc>
+          <w:tcPr>
+            <w:tcW w:w="6458" w:type="dxa"/>
+          </w:tcPr>
+          <w:p>
+            <w:pPr>
+              <w:jc w:val="both"/>
+              <w:rPr>
+                <w:bCs/>
+                <w:sz w:val="20"/>
+                <w:szCs w:val="20"/>
+              </w:rPr>
+            </w:pPr>
+            <w:r>
+              <w:rPr>
+                <w:bCs/>
+                <w:sz w:val="20"/>
+                <w:szCs w:val="20"/>
+              </w:rPr>
+              <w:t>try (</w:t>
+            </w:r>
+            <w:proofErr w:type="spellStart"/>
+            <w:r>
+              <w:rPr>
+                <w:bCs/>
+                <w:sz w:val="20"/>
+                <w:szCs w:val="20"/>
+              </w:rPr>
+              <w:t>FileReader</w:t>
+            </w:r>
+            <w:proofErr w:type="spellEnd"/>
+            <w:r>
+              <w:rPr>
+                <w:bCs/>
+                <w:sz w:val="20"/>
+                <w:szCs w:val="20"/>
+              </w:rPr>
+              <w:t xml:space="preserve"> </w:t>
+            </w:r>
+            <w:proofErr w:type="spellStart"/>
+            <w:r>
+              <w:rPr>
+                <w:bCs/>
+                <w:sz w:val="20"/>
+                <w:szCs w:val="20"/>
+              </w:rPr>
+              <w:t>fr</w:t>
+            </w:r>
+            <w:proofErr w:type="spellEnd"/>
+            <w:r>
+              <w:rPr>
+                <w:bCs/>
+                <w:sz w:val="20"/>
+                <w:szCs w:val="20"/>
+              </w:rPr>
+              <w:t xml:space="preserve"> = new </w:t>
+            </w:r>
+            <w:proofErr w:type="spellStart"/>
+            <w:r>
+              <w:rPr>
+                <w:bCs/>
+                <w:sz w:val="20"/>
+                <w:szCs w:val="20"/>
+              </w:rPr>
+              <w:t>FileReader</w:t>
+            </w:r>
+            <w:proofErr w:type="spellEnd"/>
+            <w:r>
+              <w:rPr>
+                <w:bCs/>
+                <w:sz w:val="20"/>
+                <w:szCs w:val="20"/>
+              </w:rPr>
+              <w:t>("test.txt")) {</w:t>
+            </w:r>
+          </w:p>
+          <w:p>
+            <w:pPr>
+              <w:jc w:val="both"/>
+              <w:rPr>
+                <w:bCs/>
+                <w:sz w:val="20"/>
+                <w:szCs w:val="20"/>
+              </w:rPr>
+            </w:pPr>
+            <w:r>
+              <w:rPr>
+                <w:bCs/>
+                <w:sz w:val="20"/>
+                <w:szCs w:val="20"/>
+              </w:rPr>
+              <w:t xml:space="preserve">    // use file</w:t>
+            </w:r>
+          </w:p>
+          <w:p>
+            <w:pPr>
+              <w:jc w:val="both"/>
+              <w:rPr>
+                <w:bCs/>
+                <w:sz w:val="20"/>
+                <w:szCs w:val="20"/>
+              </w:rPr>
+            </w:pPr>
+            <w:r>
+              <w:rPr>
+                <w:bCs/>
+                <w:sz w:val="20"/>
+                <w:szCs w:val="20"/>
+              </w:rPr>
+              <w:t>}</w:t>
+            </w:r>
+          </w:p>
+          <w:p>
+            <w:pPr>
+              <w:jc w:val="both"/>
+              <w:rPr>
+                <w:bCs/>
+                <w:sz w:val="20"/>
+                <w:szCs w:val="20"/>
+              </w:rPr>
+            </w:pPr>
+            <w:r>
+              <w:rPr>
+                <w:bCs/>
+                <w:sz w:val="20"/>
+                <w:szCs w:val="20"/>
+              </w:rPr>
+              <w:t>catch (</w:t>
+            </w:r>
+            <w:proofErr w:type="spellStart"/>
+            <w:r>
+              <w:rPr>
+                <w:bCs/>
+                <w:sz w:val="20"/>
+                <w:szCs w:val="20"/>
+              </w:rPr>
+              <w:t>IOException</w:t>
+            </w:r>
+            <w:proofErr w:type="spellEnd"/>
+            <w:r>
+              <w:rPr>
+                <w:bCs/>
+                <w:sz w:val="20"/>
+                <w:szCs w:val="20"/>
+              </w:rPr>
+              <w:t xml:space="preserve"> e) {</w:t>
+            </w:r>
+          </w:p>
+          <w:p>
+            <w:pPr>
+              <w:jc w:val="both"/>
+              <w:rPr>
+                <w:bCs/>
+                <w:sz w:val="20"/>
+                <w:szCs w:val="20"/>
+              </w:rPr>
+            </w:pPr>
+            <w:r>
+              <w:rPr>
+                <w:bCs/>
+                <w:sz w:val="20"/>
+                <w:szCs w:val="20"/>
+              </w:rPr>
+              <w:t xml:space="preserve">    </w:t>
+            </w:r>
+            <w:proofErr w:type="spellStart"/>
+            <w:proofErr w:type="gramStart"/>
+            <w:r>
+              <w:rPr>
+                <w:bCs/>
+                <w:sz w:val="20"/>
+                <w:szCs w:val="20"/>
+              </w:rPr>
+              <w:t>e.printStackTrace</w:t>
+            </w:r>
+            <w:proofErr w:type="spellEnd"/>
+            <w:proofErr w:type="gramEnd"/>
+            <w:r>
+              <w:rPr>
+                <w:bCs/>
+                <w:sz w:val="20"/>
+                <w:szCs w:val="20"/>
+              </w:rPr>
+              <w:t>();</w:t>
+            </w:r>
+          </w:p>
+          <w:p>
+            <w:pPr>
+              <w:jc w:val="both"/>
+              <w:rPr>
+                <w:bCs/>
+                <w:sz w:val="20"/>
+                <w:szCs w:val="20"/>
+              </w:rPr>
+            </w:pPr>
+            <w:r>
+              <w:rPr>
+                <w:bCs/>
+                <w:sz w:val="20"/>
+                <w:szCs w:val="20"/>
+              </w:rPr>
+              <w:t>}</w:t>
+            </w:r>
+          </w:p>
+        </w:tc>
+        <w:tc>
+          <w:tcPr>
+            <w:tcW w:w="5484" w:type="dxa"/>
+          </w:tcPr>
+          <w:p>
+            <w:pPr>
+              <w:jc w:val="both"/>
+              <w:rPr>
+                <w:bCs/>
+                <w:sz w:val="20"/>
+                <w:szCs w:val="20"/>
+              </w:rPr>
+            </w:pPr>
+            <w:r>
+              <w:rPr>
+                <w:bCs/>
+                <w:sz w:val="20"/>
+                <w:szCs w:val="20"/>
+              </w:rPr>
+              <w:t>Common uses</w:t>
+            </w:r>
+          </w:p>
+          <w:p>
+            <w:pPr>
+              <w:jc w:val="both"/>
+              <w:rPr>
+                <w:bCs/>
+                <w:sz w:val="20"/>
+                <w:szCs w:val="20"/>
+              </w:rPr>
+            </w:pPr>
+            <w:r>
+              <w:rPr>
+                <w:bCs/>
+                <w:sz w:val="20"/>
+                <w:szCs w:val="20"/>
+              </w:rPr>
+              <w:t>Resource cleanup</w:t>
+            </w:r>
+          </w:p>
+          <w:p>
+            <w:pPr>
+              <w:jc w:val="both"/>
+              <w:rPr>
+                <w:bCs/>
+                <w:sz w:val="20"/>
+                <w:szCs w:val="20"/>
+              </w:rPr>
+            </w:pPr>
+            <w:r>
+              <w:rPr>
+                <w:bCs/>
+                <w:sz w:val="20"/>
+                <w:szCs w:val="20"/>
+              </w:rPr>
+              <w:t>File closing</w:t>
+            </w:r>
+          </w:p>
+          <w:p>
+            <w:pPr>
+              <w:jc w:val="both"/>
+              <w:rPr>
+                <w:bCs/>
+                <w:sz w:val="20"/>
+                <w:szCs w:val="20"/>
+              </w:rPr>
+            </w:pPr>
+            <w:r>
+              <w:rPr>
+                <w:bCs/>
+                <w:sz w:val="20"/>
+                <w:szCs w:val="20"/>
+              </w:rPr>
+              <w:t>Connection cleanup</w:t>
+            </w:r>
+          </w:p>
+          <w:p>
+            <w:pPr>
+              <w:jc w:val="both"/>
+              <w:rPr>
+                <w:bCs/>
+                <w:sz w:val="20"/>
+                <w:szCs w:val="20"/>
+              </w:rPr>
+            </w:pPr>
+          </w:p>
+          <w:p>
+            <w:pPr>
+              <w:jc w:val="both"/>
+              <w:rPr>
+                <w:bCs/>
+                <w:sz w:val="20"/>
+                <w:szCs w:val="20"/>
+              </w:rPr>
+            </w:pPr>
+            <w:r>
+              <w:rPr>
+                <w:bCs/>
+                <w:sz w:val="20"/>
+                <w:szCs w:val="20"/>
+              </w:rPr>
+              <w:t>Automatic resource closing.</w:t>
+            </w:r>
+          </w:p>
+        </w:tc>
+      </w:tr>
+    </w:tbl>
+    <w:p>
+      <w:pPr>
+        <w:jc w:val="both"/>
         <w:rPr>
           <w:bCs/>
           <w:sz w:val="20"/>
@@ -11145,6 +19651,96 @@
 <file path=word/numbering.xml><?xml version="1.0" encoding="utf-8"?>
 <w:numbering xmlns:wpc="http://schemas.microsoft.com/office/word/2010/wordprocessingCanvas" xmlns:cx="http://schemas.microsoft.com/office/drawing/2014/chartex" xmlns:cx1="http://schemas.microsoft.com/office/drawing/2015/9/8/chartex" xmlns:cx2="http://schemas.microsoft.com/office/drawing/2015/10/21/chartex" xmlns:cx3="http://schemas.microsoft.com/office/drawing/2016/5/9/chartex" xmlns:cx4="http://schemas.microsoft.com/office/drawing/2016/5/10/chartex" xmlns:cx5="http://schemas.microsoft.com/office/drawing/2016/5/11/chartex" xmlns:cx6="http://schemas.microsoft.com/office/drawing/2016/5/12/chartex" xmlns:cx7="http://schemas.microsoft.com/office/drawing/2016/5/13/chartex" xmlns:cx8="http://schemas.microsoft.com/office/drawing/2016/5/14/chartex" xmlns:mc="http://schemas.openxmlformats.org/markup-compatibility/2006" xmlns:aink="http://schemas.microsoft.com/office/drawing/2016/ink" xmlns:am3d="http://schemas.microsoft.com/office/drawing/2017/model3d" xmlns:o="urn:schemas-microsoft-com:office:office" xmlns:oel="http://schemas.microsoft.com/office/2019/extlst" xmlns:r="http://schemas.openxmlformats.org/officeDocument/2006/relationships" xmlns:m="http://schemas.openxmlformats.org/officeDocument/2006/math" xmlns:v="urn:schemas-microsoft-com:vml" xmlns:wp14="http://schemas.microsoft.com/office/word/2010/wordprocessingDrawing" xmlns:wp="http://schemas.openxmlformats.org/drawingml/2006/wordprocessingDrawing" xmlns:w10="urn:schemas-microsoft-com:office:word" xmlns:w="http://schemas.openxmlformats.org/wordprocessingml/2006/main" xmlns:w14="http://schemas.microsoft.com/office/word/2010/wordml" xmlns:w15="http://schemas.microsoft.com/office/word/2012/wordml" xmlns:w16cex="http://schemas.microsoft.com/office/word/2018/wordml/cex" xmlns:w16cid="http://schemas.microsoft.com/office/word/2016/wordml/cid" xmlns:w16="http://schemas.microsoft.com/office/word/2018/wordml" xmlns:w16du="http://schemas.microsoft.com/office/word/2023/wordml/word16du" xmlns:w16sdtdh="http://schemas.microsoft.com/office/word/2020/wordml/sdtdatahash" xmlns:w16sdtfl="http://schemas.microsoft.com/office/word/2024/wordml/sdtformatlock" xmlns:w16se="http://schemas.microsoft.com/office/word/2015/wordml/symex" xmlns:wpg="http://schemas.microsoft.com/office/word/2010/wordprocessingGroup" xmlns:wpi="http://schemas.microsoft.com/office/word/2010/wordprocessingInk" xmlns:wne="http://schemas.microsoft.com/office/word/2006/wordml" xmlns:wps="http://schemas.microsoft.com/office/word/2010/wordprocessingShape" mc:Ignorable="w14 w15 w16se w16cid w16 w16cex w16sdtdh w16sdtfl w16du wp14">
   <w:abstractNum w:abstractNumId="0" w15:restartNumberingAfterBreak="0">
+    <w:nsid w:val="03F873D6"/>
+    <w:multiLevelType w:val="hybridMultilevel"/>
+    <w:tmpl w:val="E9EA6E9E"/>
+    <w:lvl w:ilvl="0" w:tplc="8510237E">
+      <w:start w:val="1"/>
+      <w:numFmt w:val="decimal"/>
+      <w:lvlText w:val="%1)"/>
+      <w:lvlJc w:val="left"/>
+      <w:pPr>
+        <w:ind w:left="720" w:hanging="360"/>
+      </w:pPr>
+      <w:rPr>
+        <w:rFonts w:hint="default"/>
+        <w:b/>
+      </w:rPr>
+    </w:lvl>
+    <w:lvl w:ilvl="1" w:tplc="04090019" w:tentative="1">
+      <w:start w:val="1"/>
+      <w:numFmt w:val="lowerLetter"/>
+      <w:lvlText w:val="%2."/>
+      <w:lvlJc w:val="left"/>
+      <w:pPr>
+        <w:ind w:left="1440" w:hanging="360"/>
+      </w:pPr>
+    </w:lvl>
+    <w:lvl w:ilvl="2" w:tplc="0409001B" w:tentative="1">
+      <w:start w:val="1"/>
+      <w:numFmt w:val="lowerRoman"/>
+      <w:lvlText w:val="%3."/>
+      <w:lvlJc w:val="right"/>
+      <w:pPr>
+        <w:ind w:left="2160" w:hanging="180"/>
+      </w:pPr>
+    </w:lvl>
+    <w:lvl w:ilvl="3" w:tplc="0409000F" w:tentative="1">
+      <w:start w:val="1"/>
+      <w:numFmt w:val="decimal"/>
+      <w:lvlText w:val="%4."/>
+      <w:lvlJc w:val="left"/>
+      <w:pPr>
+        <w:ind w:left="2880" w:hanging="360"/>
+      </w:pPr>
+    </w:lvl>
+    <w:lvl w:ilvl="4" w:tplc="04090019" w:tentative="1">
+      <w:start w:val="1"/>
+      <w:numFmt w:val="lowerLetter"/>
+      <w:lvlText w:val="%5."/>
+      <w:lvlJc w:val="left"/>
+      <w:pPr>
+        <w:ind w:left="3600" w:hanging="360"/>
+      </w:pPr>
+    </w:lvl>
+    <w:lvl w:ilvl="5" w:tplc="0409001B" w:tentative="1">
+      <w:start w:val="1"/>
+      <w:numFmt w:val="lowerRoman"/>
+      <w:lvlText w:val="%6."/>
+      <w:lvlJc w:val="right"/>
+      <w:pPr>
+        <w:ind w:left="4320" w:hanging="180"/>
+      </w:pPr>
+    </w:lvl>
+    <w:lvl w:ilvl="6" w:tplc="0409000F" w:tentative="1">
+      <w:start w:val="1"/>
+      <w:numFmt w:val="decimal"/>
+      <w:lvlText w:val="%7."/>
+      <w:lvlJc w:val="left"/>
+      <w:pPr>
+        <w:ind w:left="5040" w:hanging="360"/>
+      </w:pPr>
+    </w:lvl>
+    <w:lvl w:ilvl="7" w:tplc="04090019" w:tentative="1">
+      <w:start w:val="1"/>
+      <w:numFmt w:val="lowerLetter"/>
+      <w:lvlText w:val="%8."/>
+      <w:lvlJc w:val="left"/>
+      <w:pPr>
+        <w:ind w:left="5760" w:hanging="360"/>
+      </w:pPr>
+    </w:lvl>
+    <w:lvl w:ilvl="8" w:tplc="0409001B" w:tentative="1">
+      <w:start w:val="1"/>
+      <w:numFmt w:val="lowerRoman"/>
+      <w:lvlText w:val="%9."/>
+      <w:lvlJc w:val="right"/>
+      <w:pPr>
+        <w:ind w:left="6480" w:hanging="180"/>
+      </w:pPr>
+    </w:lvl>
+  </w:abstractNum>
+  <w:abstractNum w:abstractNumId="1" w15:restartNumberingAfterBreak="0">
     <w:nsid w:val="06F77383"/>
     <w:multiLevelType w:val="hybridMultilevel"/>
     <w:tmpl w:val="537AE146"/>
@@ -11257,7 +19853,7 @@
       </w:rPr>
     </w:lvl>
   </w:abstractNum>
-  <w:abstractNum w:abstractNumId="1" w15:restartNumberingAfterBreak="0">
+  <w:abstractNum w:abstractNumId="2" w15:restartNumberingAfterBreak="0">
     <w:nsid w:val="2F367732"/>
     <w:multiLevelType w:val="hybridMultilevel"/>
     <w:tmpl w:val="0A3CF358"/>
@@ -11346,7 +19942,7 @@
       </w:pPr>
     </w:lvl>
   </w:abstractNum>
-  <w:abstractNum w:abstractNumId="2" w15:restartNumberingAfterBreak="0">
+  <w:abstractNum w:abstractNumId="3" w15:restartNumberingAfterBreak="0">
     <w:nsid w:val="3E4104A6"/>
     <w:multiLevelType w:val="multilevel"/>
     <w:tmpl w:val="1EA86FA8"/>
@@ -11495,7 +20091,7 @@
       </w:rPr>
     </w:lvl>
   </w:abstractNum>
-  <w:abstractNum w:abstractNumId="3" w15:restartNumberingAfterBreak="0">
+  <w:abstractNum w:abstractNumId="4" w15:restartNumberingAfterBreak="0">
     <w:nsid w:val="40664DE9"/>
     <w:multiLevelType w:val="hybridMultilevel"/>
     <w:tmpl w:val="CFC44672"/>
@@ -11584,7 +20180,7 @@
       </w:pPr>
     </w:lvl>
   </w:abstractNum>
-  <w:abstractNum w:abstractNumId="4" w15:restartNumberingAfterBreak="0">
+  <w:abstractNum w:abstractNumId="5" w15:restartNumberingAfterBreak="0">
     <w:nsid w:val="4DEB00A0"/>
     <w:multiLevelType w:val="hybridMultilevel"/>
     <w:tmpl w:val="58B2180E"/>
@@ -11673,7 +20269,96 @@
       </w:pPr>
     </w:lvl>
   </w:abstractNum>
-  <w:abstractNum w:abstractNumId="5" w15:restartNumberingAfterBreak="0">
+  <w:abstractNum w:abstractNumId="6" w15:restartNumberingAfterBreak="0">
+    <w:nsid w:val="61E977BE"/>
+    <w:multiLevelType w:val="hybridMultilevel"/>
+    <w:tmpl w:val="CC46100A"/>
+    <w:lvl w:ilvl="0" w:tplc="A134F9AC">
+      <w:start w:val="1"/>
+      <w:numFmt w:val="decimal"/>
+      <w:lvlText w:val="%1)"/>
+      <w:lvlJc w:val="left"/>
+      <w:pPr>
+        <w:ind w:left="1080" w:hanging="360"/>
+      </w:pPr>
+      <w:rPr>
+        <w:rFonts w:hint="default"/>
+      </w:rPr>
+    </w:lvl>
+    <w:lvl w:ilvl="1" w:tplc="04090019" w:tentative="1">
+      <w:start w:val="1"/>
+      <w:numFmt w:val="lowerLetter"/>
+      <w:lvlText w:val="%2."/>
+      <w:lvlJc w:val="left"/>
+      <w:pPr>
+        <w:ind w:left="1800" w:hanging="360"/>
+      </w:pPr>
+    </w:lvl>
+    <w:lvl w:ilvl="2" w:tplc="0409001B" w:tentative="1">
+      <w:start w:val="1"/>
+      <w:numFmt w:val="lowerRoman"/>
+      <w:lvlText w:val="%3."/>
+      <w:lvlJc w:val="right"/>
+      <w:pPr>
+        <w:ind w:left="2520" w:hanging="180"/>
+      </w:pPr>
+    </w:lvl>
+    <w:lvl w:ilvl="3" w:tplc="0409000F" w:tentative="1">
+      <w:start w:val="1"/>
+      <w:numFmt w:val="decimal"/>
+      <w:lvlText w:val="%4."/>
+      <w:lvlJc w:val="left"/>
+      <w:pPr>
+        <w:ind w:left="3240" w:hanging="360"/>
+      </w:pPr>
+    </w:lvl>
+    <w:lvl w:ilvl="4" w:tplc="04090019" w:tentative="1">
+      <w:start w:val="1"/>
+      <w:numFmt w:val="lowerLetter"/>
+      <w:lvlText w:val="%5."/>
+      <w:lvlJc w:val="left"/>
+      <w:pPr>
+        <w:ind w:left="3960" w:hanging="360"/>
+      </w:pPr>
+    </w:lvl>
+    <w:lvl w:ilvl="5" w:tplc="0409001B" w:tentative="1">
+      <w:start w:val="1"/>
+      <w:numFmt w:val="lowerRoman"/>
+      <w:lvlText w:val="%6."/>
+      <w:lvlJc w:val="right"/>
+      <w:pPr>
+        <w:ind w:left="4680" w:hanging="180"/>
+      </w:pPr>
+    </w:lvl>
+    <w:lvl w:ilvl="6" w:tplc="0409000F" w:tentative="1">
+      <w:start w:val="1"/>
+      <w:numFmt w:val="decimal"/>
+      <w:lvlText w:val="%7."/>
+      <w:lvlJc w:val="left"/>
+      <w:pPr>
+        <w:ind w:left="5400" w:hanging="360"/>
+      </w:pPr>
+    </w:lvl>
+    <w:lvl w:ilvl="7" w:tplc="04090019" w:tentative="1">
+      <w:start w:val="1"/>
+      <w:numFmt w:val="lowerLetter"/>
+      <w:lvlText w:val="%8."/>
+      <w:lvlJc w:val="left"/>
+      <w:pPr>
+        <w:ind w:left="6120" w:hanging="360"/>
+      </w:pPr>
+    </w:lvl>
+    <w:lvl w:ilvl="8" w:tplc="0409001B" w:tentative="1">
+      <w:start w:val="1"/>
+      <w:numFmt w:val="lowerRoman"/>
+      <w:lvlText w:val="%9."/>
+      <w:lvlJc w:val="right"/>
+      <w:pPr>
+        <w:ind w:left="6840" w:hanging="180"/>
+      </w:pPr>
+    </w:lvl>
+  </w:abstractNum>
+  <w:abstractNum w:abstractNumId="7" w15:restartNumberingAfterBreak="0">
     <w:nsid w:val="6BE330F9"/>
     <w:multiLevelType w:val="multilevel"/>
     <w:tmpl w:val="F1CCBD7C"/>
@@ -11822,7 +20507,7 @@
       </w:rPr>
     </w:lvl>
   </w:abstractNum>
-  <w:abstractNum w:abstractNumId="6" w15:restartNumberingAfterBreak="0">
+  <w:abstractNum w:abstractNumId="8" w15:restartNumberingAfterBreak="0">
     <w:nsid w:val="6D7A3BCB"/>
     <w:multiLevelType w:val="hybridMultilevel"/>
     <w:tmpl w:val="291C9F74"/>
@@ -11911,7 +20596,7 @@
       </w:pPr>
     </w:lvl>
   </w:abstractNum>
-  <w:abstractNum w:abstractNumId="7" w15:restartNumberingAfterBreak="0">
+  <w:abstractNum w:abstractNumId="9" w15:restartNumberingAfterBreak="0">
     <w:nsid w:val="791279CC"/>
     <w:multiLevelType w:val="hybridMultilevel"/>
     <w:tmpl w:val="DFD456F8"/>
@@ -12000,29 +20685,127 @@
       </w:pPr>
     </w:lvl>
   </w:abstractNum>
+  <w:abstractNum w:abstractNumId="10" w15:restartNumberingAfterBreak="0">
+    <w:nsid w:val="7D4877F0"/>
+    <w:multiLevelType w:val="hybridMultilevel"/>
+    <w:tmpl w:val="196CA158"/>
+    <w:lvl w:ilvl="0" w:tplc="04090011">
+      <w:start w:val="1"/>
+      <w:numFmt w:val="decimal"/>
+      <w:lvlText w:val="%1)"/>
+      <w:lvlJc w:val="left"/>
+      <w:pPr>
+        <w:ind w:left="720" w:hanging="360"/>
+      </w:pPr>
+      <w:rPr>
+        <w:rFonts w:hint="default"/>
+      </w:rPr>
+    </w:lvl>
+    <w:lvl w:ilvl="1" w:tplc="04090019">
+      <w:start w:val="1"/>
+      <w:numFmt w:val="lowerLetter"/>
+      <w:lvlText w:val="%2."/>
+      <w:lvlJc w:val="left"/>
+      <w:pPr>
+        <w:ind w:left="1440" w:hanging="360"/>
+      </w:pPr>
+    </w:lvl>
+    <w:lvl w:ilvl="2" w:tplc="0409001B" w:tentative="1">
+      <w:start w:val="1"/>
+      <w:numFmt w:val="lowerRoman"/>
+      <w:lvlText w:val="%3."/>
+      <w:lvlJc w:val="right"/>
+      <w:pPr>
+        <w:ind w:left="2160" w:hanging="180"/>
+      </w:pPr>
+    </w:lvl>
+    <w:lvl w:ilvl="3" w:tplc="0409000F" w:tentative="1">
+      <w:start w:val="1"/>
+      <w:numFmt w:val="decimal"/>
+      <w:lvlText w:val="%4."/>
+      <w:lvlJc w:val="left"/>
+      <w:pPr>
+        <w:ind w:left="2880" w:hanging="360"/>
+      </w:pPr>
+    </w:lvl>
+    <w:lvl w:ilvl="4" w:tplc="04090019" w:tentative="1">
+      <w:start w:val="1"/>
+      <w:numFmt w:val="lowerLetter"/>
+      <w:lvlText w:val="%5."/>
+      <w:lvlJc w:val="left"/>
+      <w:pPr>
+        <w:ind w:left="3600" w:hanging="360"/>
+      </w:pPr>
+    </w:lvl>
+    <w:lvl w:ilvl="5" w:tplc="0409001B" w:tentative="1">
+      <w:start w:val="1"/>
+      <w:numFmt w:val="lowerRoman"/>
+      <w:lvlText w:val="%6."/>
+      <w:lvlJc w:val="right"/>
+      <w:pPr>
+        <w:ind w:left="4320" w:hanging="180"/>
+      </w:pPr>
+    </w:lvl>
+    <w:lvl w:ilvl="6" w:tplc="0409000F" w:tentative="1">
+      <w:start w:val="1"/>
+      <w:numFmt w:val="decimal"/>
+      <w:lvlText w:val="%7."/>
+      <w:lvlJc w:val="left"/>
+      <w:pPr>
+        <w:ind w:left="5040" w:hanging="360"/>
+      </w:pPr>
+    </w:lvl>
+    <w:lvl w:ilvl="7" w:tplc="04090019" w:tentative="1">
+      <w:start w:val="1"/>
+      <w:numFmt w:val="lowerLetter"/>
+      <w:lvlText w:val="%8."/>
+      <w:lvlJc w:val="left"/>
+      <w:pPr>
+        <w:ind w:left="5760" w:hanging="360"/>
+      </w:pPr>
+    </w:lvl>
+    <w:lvl w:ilvl="8" w:tplc="0409001B" w:tentative="1">
+      <w:start w:val="1"/>
+      <w:numFmt w:val="lowerRoman"/>
+      <w:lvlText w:val="%9."/>
+      <w:lvlJc w:val="right"/>
+      <w:pPr>
+        <w:ind w:left="6480" w:hanging="180"/>
+      </w:pPr>
+    </w:lvl>
+  </w:abstractNum>
   <w:num w:numId="1" w16cid:durableId="87969001">
+    <w:abstractNumId w:val="3"/>
+  </w:num>
+  <w:num w:numId="2" w16cid:durableId="1560703437">
     <w:abstractNumId w:val="2"/>
   </w:num>
-  <w:num w:numId="2" w16cid:durableId="1560703437">
+  <w:num w:numId="3" w16cid:durableId="1700399420">
+    <w:abstractNumId w:val="7"/>
+  </w:num>
+  <w:num w:numId="4" w16cid:durableId="789009099">
     <w:abstractNumId w:val="1"/>
   </w:num>
-  <w:num w:numId="3" w16cid:durableId="1700399420">
+  <w:num w:numId="5" w16cid:durableId="720396800">
+    <w:abstractNumId w:val="4"/>
+  </w:num>
+  <w:num w:numId="6" w16cid:durableId="679235014">
+    <w:abstractNumId w:val="9"/>
+  </w:num>
+  <w:num w:numId="7" w16cid:durableId="64423142">
+    <w:abstractNumId w:val="8"/>
+  </w:num>
+  <w:num w:numId="8" w16cid:durableId="2132825448">
     <w:abstractNumId w:val="5"/>
   </w:num>
-  <w:num w:numId="4" w16cid:durableId="789009099">
+  <w:num w:numId="9" w16cid:durableId="873273257">
+    <w:abstractNumId w:val="6"/>
+  </w:num>
+  <w:num w:numId="10" w16cid:durableId="1777867955">
     <w:abstractNumId w:val="0"/>
   </w:num>
-  <w:num w:numId="5" w16cid:durableId="720396800">
-    <w:abstractNumId w:val="3"/>
-  </w:num>
-  <w:num w:numId="6" w16cid:durableId="679235014">
-    <w:abstractNumId w:val="7"/>
-  </w:num>
-  <w:num w:numId="7" w16cid:durableId="64423142">
-    <w:abstractNumId w:val="6"/>
-  </w:num>
-  <w:num w:numId="8" w16cid:durableId="2132825448">
-    <w:abstractNumId w:val="4"/>
+  <w:num w:numId="11" w16cid:durableId="1032732068">
+    <w:abstractNumId w:val="10"/>
   </w:num>
 </w:numbering>
 </file>

--- a/JAVA.docx
+++ b/JAVA.docx
@@ -17387,7 +17387,23 @@
           <w:sz w:val="20"/>
           <w:szCs w:val="20"/>
         </w:rPr>
-        <w:t>hasCode</w:t>
+        <w:t>has</w:t>
+      </w:r>
+      <w:r>
+        <w:rPr>
+          <w:b/>
+          <w:sz w:val="20"/>
+          <w:szCs w:val="20"/>
+        </w:rPr>
+        <w:t>h</w:t>
+      </w:r>
+      <w:r>
+        <w:rPr>
+          <w:b/>
+          <w:sz w:val="20"/>
+          <w:szCs w:val="20"/>
+        </w:rPr>
+        <w:t>Code</w:t>
       </w:r>
       <w:proofErr w:type="spellEnd"/>
       <w:r>
@@ -17533,6 +17549,7 @@
           <w:bCs/>
           <w:sz w:val="20"/>
           <w:szCs w:val="20"/>
+          <w:lang w:val="en-IN"/>
         </w:rPr>
       </w:pPr>
       <w:proofErr w:type="gramStart"/>
@@ -20184,6 +20201,7 @@
           <w:b/>
           <w:sz w:val="20"/>
           <w:szCs w:val="20"/>
+          <w:highlight w:val="yellow"/>
         </w:rPr>
         <w:t>Exception Handling in JAVA:</w:t>
       </w:r>
@@ -20211,7 +20229,23 @@
           <w:sz w:val="20"/>
           <w:szCs w:val="20"/>
         </w:rPr>
-        <w:t>an abnormal event that occurs during program execution and disrupts the normal flow of the program.</w:t>
+        <w:t xml:space="preserve">an </w:t>
+      </w:r>
+      <w:r>
+        <w:rPr>
+          <w:b/>
+          <w:sz w:val="20"/>
+          <w:szCs w:val="20"/>
+        </w:rPr>
+        <w:t>abnormal</w:t>
+      </w:r>
+      <w:r>
+        <w:rPr>
+          <w:bCs/>
+          <w:sz w:val="20"/>
+          <w:szCs w:val="20"/>
+        </w:rPr>
+        <w:t xml:space="preserve"> event that occurs during program execution and disrupts the normal flow of the program.</w:t>
       </w:r>
     </w:p>
     <w:p>
@@ -20241,15 +20275,15 @@
         <w:tblLook w:val="04A0" w:firstRow="1" w:lastRow="0" w:firstColumn="1" w:lastColumn="0" w:noHBand="0" w:noVBand="1"/>
       </w:tblPr>
       <w:tblGrid>
-        <w:gridCol w:w="3406"/>
+        <w:gridCol w:w="4176"/>
       </w:tblGrid>
       <w:tr>
         <w:trPr>
-          <w:trHeight w:val="2286"/>
+          <w:trHeight w:val="2376"/>
         </w:trPr>
         <w:tc>
           <w:tcPr>
-            <w:tcW w:w="3406" w:type="dxa"/>
+            <w:tcW w:w="4176" w:type="dxa"/>
           </w:tcPr>
           <w:p>
             <w:pPr>
@@ -20392,16 +20426,87 @@
                 <w:sz w:val="20"/>
                 <w:szCs w:val="20"/>
               </w:rPr>
+              <w:t xml:space="preserve">    |__</w:t>
+            </w:r>
+            <w:proofErr w:type="spellStart"/>
+            <w:r>
+              <w:rPr>
+                <w:bCs/>
+                <w:sz w:val="20"/>
+                <w:szCs w:val="20"/>
+              </w:rPr>
+              <w:t>IOException</w:t>
+            </w:r>
+            <w:proofErr w:type="spellEnd"/>
+            <w:r>
+              <w:rPr>
+                <w:bCs/>
+                <w:sz w:val="20"/>
+                <w:szCs w:val="20"/>
+              </w:rPr>
+              <w:t xml:space="preserve">    ← checked</w:t>
+            </w:r>
+          </w:p>
+          <w:p>
+            <w:pPr>
+              <w:jc w:val="both"/>
+              <w:rPr>
+                <w:bCs/>
+                <w:sz w:val="20"/>
+                <w:szCs w:val="20"/>
+              </w:rPr>
+            </w:pPr>
+            <w:r>
+              <w:rPr>
+                <w:bCs/>
+                <w:sz w:val="20"/>
+                <w:szCs w:val="20"/>
+              </w:rPr>
+              <w:t xml:space="preserve">    |__ </w:t>
+            </w:r>
+            <w:proofErr w:type="spellStart"/>
+            <w:r>
+              <w:rPr>
+                <w:bCs/>
+                <w:sz w:val="20"/>
+                <w:szCs w:val="20"/>
+              </w:rPr>
+              <w:t>SQLException</w:t>
+            </w:r>
+            <w:proofErr w:type="spellEnd"/>
+            <w:r>
+              <w:rPr>
+                <w:bCs/>
+                <w:sz w:val="20"/>
+                <w:szCs w:val="20"/>
+              </w:rPr>
+              <w:t xml:space="preserve"> ← checked</w:t>
+            </w:r>
+          </w:p>
+          <w:p>
+            <w:pPr>
+              <w:jc w:val="both"/>
+              <w:rPr>
+                <w:bCs/>
+                <w:sz w:val="20"/>
+                <w:szCs w:val="20"/>
+              </w:rPr>
+            </w:pPr>
+            <w:r>
+              <w:rPr>
+                <w:bCs/>
+                <w:sz w:val="20"/>
+                <w:szCs w:val="20"/>
+              </w:rPr>
               <w:t xml:space="preserve">    </w:t>
             </w:r>
             <w:r>
               <w:rPr>
-                <w:rFonts w:ascii="MS Gothic" w:eastAsia="MS Gothic" w:hAnsi="MS Gothic" w:cs="MS Gothic" w:hint="eastAsia"/>
-                <w:bCs/>
-                <w:sz w:val="20"/>
-                <w:szCs w:val="20"/>
-              </w:rPr>
-              <w:t>├</w:t>
+                <w:bCs/>
+                <w:sz w:val="20"/>
+                <w:szCs w:val="20"/>
+              </w:rPr>
+              <w:t>|</w:t>
             </w:r>
             <w:r>
               <w:rPr>
@@ -20430,6 +20535,14 @@
               <w:t>RuntimeException</w:t>
             </w:r>
             <w:proofErr w:type="spellEnd"/>
+            <w:r>
+              <w:rPr>
+                <w:bCs/>
+                <w:sz w:val="20"/>
+                <w:szCs w:val="20"/>
+              </w:rPr>
+              <w:t xml:space="preserve"> ← unchecked </w:t>
+            </w:r>
           </w:p>
           <w:p>
             <w:pPr>
@@ -20446,8 +20559,18 @@
                 <w:sz w:val="20"/>
                 <w:szCs w:val="20"/>
               </w:rPr>
-              <w:t xml:space="preserve">    │</w:t>
-            </w:r>
+              <w:t xml:space="preserve">          |_</w:t>
+            </w:r>
+            <w:proofErr w:type="spellStart"/>
+            <w:r>
+              <w:rPr>
+                <w:bCs/>
+                <w:sz w:val="20"/>
+                <w:szCs w:val="20"/>
+              </w:rPr>
+              <w:t>NullPointerException</w:t>
+            </w:r>
+            <w:proofErr w:type="spellEnd"/>
           </w:p>
           <w:p>
             <w:pPr>
@@ -20464,7 +20587,61 @@
                 <w:sz w:val="20"/>
                 <w:szCs w:val="20"/>
               </w:rPr>
-              <w:t xml:space="preserve">    └── Other Exceptions</w:t>
+              <w:t xml:space="preserve">          |_</w:t>
+            </w:r>
+            <w:proofErr w:type="spellStart"/>
+            <w:r>
+              <w:rPr>
+                <w:bCs/>
+                <w:sz w:val="20"/>
+                <w:szCs w:val="20"/>
+              </w:rPr>
+              <w:t>ArithmeticException</w:t>
+            </w:r>
+            <w:proofErr w:type="spellEnd"/>
+          </w:p>
+          <w:p>
+            <w:pPr>
+              <w:jc w:val="both"/>
+              <w:rPr>
+                <w:bCs/>
+                <w:sz w:val="20"/>
+                <w:szCs w:val="20"/>
+              </w:rPr>
+            </w:pPr>
+            <w:r>
+              <w:rPr>
+                <w:bCs/>
+                <w:sz w:val="20"/>
+                <w:szCs w:val="20"/>
+              </w:rPr>
+              <w:t xml:space="preserve">          |_</w:t>
+            </w:r>
+            <w:proofErr w:type="spellStart"/>
+            <w:r>
+              <w:rPr>
+                <w:bCs/>
+                <w:sz w:val="20"/>
+                <w:szCs w:val="20"/>
+              </w:rPr>
+              <w:t>ArrayIndexOutOfBooundExecption</w:t>
+            </w:r>
+            <w:proofErr w:type="spellEnd"/>
+            <w:r>
+              <w:rPr>
+                <w:bCs/>
+                <w:sz w:val="20"/>
+                <w:szCs w:val="20"/>
+              </w:rPr>
+              <w:t xml:space="preserve"> </w:t>
+            </w:r>
+            <w:r>
+              <w:rPr>
+                <w:bCs/>
+                <w:sz w:val="20"/>
+                <w:szCs w:val="20"/>
+              </w:rPr>
+              <w:t xml:space="preserve"> </w:t>
             </w:r>
           </w:p>
         </w:tc>
@@ -20505,6 +20682,14 @@
         </w:rPr>
         <w:t>Error: Serious problem that application usually can’t handle.</w:t>
       </w:r>
+      <w:r>
+        <w:rPr>
+          <w:bCs/>
+          <w:sz w:val="20"/>
+          <w:szCs w:val="20"/>
+        </w:rPr>
+        <w:t xml:space="preserve"> Serious JVM or system problem</w:t>
+      </w:r>
     </w:p>
     <w:p>
       <w:pPr>
@@ -20531,6 +20716,14 @@
           <w:sz w:val="20"/>
           <w:szCs w:val="20"/>
         </w:rPr>
+        <w:t>,</w:t>
+      </w:r>
+      <w:r>
+        <w:rPr>
+          <w:bCs/>
+          <w:sz w:val="20"/>
+          <w:szCs w:val="20"/>
+        </w:rPr>
         <w:t xml:space="preserve"> </w:t>
       </w:r>
       <w:proofErr w:type="spellStart"/>
@@ -20566,14 +20759,14 @@
       <w:pPr>
         <w:jc w:val="both"/>
         <w:rPr>
-          <w:bCs/>
-          <w:sz w:val="20"/>
-          <w:szCs w:val="20"/>
-        </w:rPr>
-      </w:pPr>
-      <w:r>
-        <w:rPr>
-          <w:bCs/>
+          <w:b/>
+          <w:sz w:val="20"/>
+          <w:szCs w:val="20"/>
+        </w:rPr>
+      </w:pPr>
+      <w:r>
+        <w:rPr>
+          <w:b/>
           <w:sz w:val="20"/>
           <w:szCs w:val="20"/>
         </w:rPr>
@@ -20581,6 +20774,14 @@
       </w:r>
     </w:p>
     <w:p>
+      <w:r>
+        <w:rPr>
+          <w:highlight w:val="cyan"/>
+        </w:rPr>
+        <w:t>Compiler checks them at compile time.</w:t>
+      </w:r>
+    </w:p>
+    <w:p>
       <w:pPr>
         <w:jc w:val="both"/>
         <w:rPr>
@@ -20589,14 +20790,16 @@
           <w:szCs w:val="20"/>
         </w:rPr>
       </w:pPr>
-      <w:r>
-        <w:rPr>
-          <w:bCs/>
-          <w:sz w:val="20"/>
-          <w:szCs w:val="20"/>
-        </w:rPr>
-        <w:t>Compiler checks them at compile time.</w:t>
-      </w:r>
+      <w:proofErr w:type="spellStart"/>
+      <w:r>
+        <w:rPr>
+          <w:bCs/>
+          <w:sz w:val="20"/>
+          <w:szCs w:val="20"/>
+        </w:rPr>
+        <w:t>IOException</w:t>
+      </w:r>
+      <w:proofErr w:type="spellEnd"/>
     </w:p>
     <w:p>
       <w:pPr>
@@ -20614,7 +20817,8 @@
           <w:sz w:val="20"/>
           <w:szCs w:val="20"/>
         </w:rPr>
-        <w:t>IOException</w:t>
+        <w:lastRenderedPageBreak/>
+        <w:t>SQLException</w:t>
       </w:r>
       <w:proofErr w:type="spellEnd"/>
     </w:p>
@@ -20634,7 +20838,7 @@
           <w:sz w:val="20"/>
           <w:szCs w:val="20"/>
         </w:rPr>
-        <w:t>SQLException</w:t>
+        <w:t>FileNotFoundException</w:t>
       </w:r>
       <w:proofErr w:type="spellEnd"/>
     </w:p>
@@ -20647,33 +20851,12 @@
           <w:szCs w:val="20"/>
         </w:rPr>
       </w:pPr>
-      <w:proofErr w:type="spellStart"/>
-      <w:r>
-        <w:rPr>
-          <w:bCs/>
-          <w:sz w:val="20"/>
-          <w:szCs w:val="20"/>
-        </w:rPr>
-        <w:t>FileNotFoundException</w:t>
-      </w:r>
-      <w:proofErr w:type="spellEnd"/>
-    </w:p>
-    <w:p>
-      <w:pPr>
-        <w:jc w:val="both"/>
-        <w:rPr>
-          <w:bCs/>
-          <w:sz w:val="20"/>
-          <w:szCs w:val="20"/>
-        </w:rPr>
-      </w:pPr>
-      <w:r>
-        <w:rPr>
-          <w:bCs/>
-          <w:sz w:val="20"/>
-          <w:szCs w:val="20"/>
-        </w:rPr>
-        <w:lastRenderedPageBreak/>
+      <w:r>
+        <w:rPr>
+          <w:bCs/>
+          <w:sz w:val="20"/>
+          <w:szCs w:val="20"/>
+        </w:rPr>
         <w:t>handle them with try-catch or declare them using throws.</w:t>
       </w:r>
     </w:p>
@@ -21681,6 +21864,7 @@
           <w:sz w:val="20"/>
           <w:szCs w:val="20"/>
         </w:rPr>
+        <w:lastRenderedPageBreak/>
         <w:t xml:space="preserve">void </w:t>
       </w:r>
       <w:proofErr w:type="spellStart"/>
@@ -21763,7 +21947,6 @@
           <w:sz w:val="20"/>
           <w:szCs w:val="20"/>
         </w:rPr>
-        <w:lastRenderedPageBreak/>
         <w:t>Custom Exception:</w:t>
       </w:r>
     </w:p>
@@ -22372,6 +22555,7 @@
                 <w:bCs/>
                 <w:sz w:val="20"/>
                 <w:szCs w:val="20"/>
+                <w:highlight w:val="cyan"/>
               </w:rPr>
               <w:t>Automatic resource closing.</w:t>
             </w:r>
@@ -22388,6 +22572,965 @@
           <w:szCs w:val="20"/>
         </w:rPr>
       </w:pPr>
+      <w:r>
+        <w:rPr>
+          <w:bCs/>
+          <w:sz w:val="20"/>
+          <w:szCs w:val="20"/>
+        </w:rPr>
+        <w:t xml:space="preserve">If any exception left unhandled the </w:t>
+      </w:r>
+      <w:proofErr w:type="spellStart"/>
+      <w:r>
+        <w:rPr>
+          <w:bCs/>
+          <w:sz w:val="20"/>
+          <w:szCs w:val="20"/>
+        </w:rPr>
+        <w:t>jvm</w:t>
+      </w:r>
+      <w:proofErr w:type="spellEnd"/>
+      <w:r>
+        <w:rPr>
+          <w:bCs/>
+          <w:sz w:val="20"/>
+          <w:szCs w:val="20"/>
+        </w:rPr>
+        <w:t xml:space="preserve"> uncaught exception handling mechanism terminates the program.</w:t>
+      </w:r>
+    </w:p>
+    <w:p>
+      <w:pPr>
+        <w:jc w:val="both"/>
+        <w:rPr>
+          <w:bCs/>
+          <w:sz w:val="20"/>
+          <w:szCs w:val="20"/>
+        </w:rPr>
+      </w:pPr>
+      <w:r>
+        <w:rPr>
+          <w:bCs/>
+          <w:sz w:val="20"/>
+          <w:szCs w:val="20"/>
+        </w:rPr>
+        <w:t xml:space="preserve">If exception is not handled in particular </w:t>
+      </w:r>
+      <w:proofErr w:type="gramStart"/>
+      <w:r>
+        <w:rPr>
+          <w:bCs/>
+          <w:sz w:val="20"/>
+          <w:szCs w:val="20"/>
+        </w:rPr>
+        <w:t>method</w:t>
+      </w:r>
+      <w:proofErr w:type="gramEnd"/>
+      <w:r>
+        <w:rPr>
+          <w:bCs/>
+          <w:sz w:val="20"/>
+          <w:szCs w:val="20"/>
+        </w:rPr>
+        <w:t xml:space="preserve"> then it moves to the calling method this is called exception propagation.</w:t>
+      </w:r>
+    </w:p>
+    <w:p>
+      <w:pPr>
+        <w:jc w:val="both"/>
+        <w:rPr>
+          <w:bCs/>
+          <w:sz w:val="20"/>
+          <w:szCs w:val="20"/>
+        </w:rPr>
+      </w:pPr>
+      <w:r>
+        <w:rPr>
+          <w:b/>
+          <w:sz w:val="20"/>
+          <w:szCs w:val="20"/>
+        </w:rPr>
+        <w:t xml:space="preserve">Exception in method </w:t>
+      </w:r>
+      <w:proofErr w:type="gramStart"/>
+      <w:r>
+        <w:rPr>
+          <w:b/>
+          <w:sz w:val="20"/>
+          <w:szCs w:val="20"/>
+        </w:rPr>
+        <w:t xml:space="preserve">overriding </w:t>
+      </w:r>
+      <w:r>
+        <w:rPr>
+          <w:b/>
+          <w:sz w:val="20"/>
+          <w:szCs w:val="20"/>
+        </w:rPr>
+        <w:t>:</w:t>
+      </w:r>
+      <w:proofErr w:type="gramEnd"/>
+      <w:r>
+        <w:rPr>
+          <w:b/>
+          <w:sz w:val="20"/>
+          <w:szCs w:val="20"/>
+        </w:rPr>
+        <w:t xml:space="preserve"> </w:t>
+      </w:r>
+      <w:r>
+        <w:rPr>
+          <w:bCs/>
+          <w:sz w:val="20"/>
+          <w:szCs w:val="20"/>
+        </w:rPr>
+        <w:t>a child class can’t throw a broader exception.</w:t>
+      </w:r>
+    </w:p>
+    <w:p>
+      <w:pPr>
+        <w:jc w:val="both"/>
+        <w:rPr>
+          <w:bCs/>
+          <w:sz w:val="20"/>
+          <w:szCs w:val="20"/>
+        </w:rPr>
+      </w:pPr>
+      <w:r>
+        <w:rPr>
+          <w:bCs/>
+          <w:sz w:val="20"/>
+          <w:szCs w:val="20"/>
+        </w:rPr>
+        <w:t xml:space="preserve">Eg: </w:t>
+      </w:r>
+      <w:r>
+        <w:rPr>
+          <w:bCs/>
+          <w:sz w:val="20"/>
+          <w:szCs w:val="20"/>
+        </w:rPr>
+        <w:tab/>
+      </w:r>
+    </w:p>
+    <w:tbl>
+      <w:tblPr>
+        <w:tblStyle w:val="TableGrid"/>
+        <w:tblW w:w="0" w:type="auto"/>
+        <w:tblLook w:val="04A0" w:firstRow="1" w:lastRow="0" w:firstColumn="1" w:lastColumn="0" w:noHBand="0" w:noVBand="1"/>
+      </w:tblPr>
+      <w:tblGrid>
+        <w:gridCol w:w="5971"/>
+        <w:gridCol w:w="5971"/>
+      </w:tblGrid>
+      <w:tr>
+        <w:tc>
+          <w:tcPr>
+            <w:tcW w:w="5971" w:type="dxa"/>
+          </w:tcPr>
+          <w:p>
+            <w:pPr>
+              <w:jc w:val="both"/>
+              <w:rPr>
+                <w:bCs/>
+                <w:sz w:val="20"/>
+                <w:szCs w:val="20"/>
+              </w:rPr>
+            </w:pPr>
+            <w:r>
+              <w:rPr>
+                <w:bCs/>
+                <w:sz w:val="20"/>
+                <w:szCs w:val="20"/>
+              </w:rPr>
+              <w:t>class Parent {</w:t>
+            </w:r>
+          </w:p>
+          <w:p>
+            <w:pPr>
+              <w:jc w:val="both"/>
+              <w:rPr>
+                <w:bCs/>
+                <w:sz w:val="20"/>
+                <w:szCs w:val="20"/>
+              </w:rPr>
+            </w:pPr>
+            <w:r>
+              <w:rPr>
+                <w:bCs/>
+                <w:sz w:val="20"/>
+                <w:szCs w:val="20"/>
+              </w:rPr>
+              <w:t xml:space="preserve">    void </w:t>
+            </w:r>
+            <w:proofErr w:type="gramStart"/>
+            <w:r>
+              <w:rPr>
+                <w:bCs/>
+                <w:sz w:val="20"/>
+                <w:szCs w:val="20"/>
+              </w:rPr>
+              <w:t>show(</w:t>
+            </w:r>
+            <w:proofErr w:type="gramEnd"/>
+            <w:r>
+              <w:rPr>
+                <w:bCs/>
+                <w:sz w:val="20"/>
+                <w:szCs w:val="20"/>
+              </w:rPr>
+              <w:t xml:space="preserve">) throws </w:t>
+            </w:r>
+            <w:proofErr w:type="spellStart"/>
+            <w:r>
+              <w:rPr>
+                <w:bCs/>
+                <w:sz w:val="20"/>
+                <w:szCs w:val="20"/>
+              </w:rPr>
+              <w:t>IOException</w:t>
+            </w:r>
+            <w:proofErr w:type="spellEnd"/>
+            <w:r>
+              <w:rPr>
+                <w:bCs/>
+                <w:sz w:val="20"/>
+                <w:szCs w:val="20"/>
+              </w:rPr>
+              <w:t xml:space="preserve"> {}</w:t>
+            </w:r>
+          </w:p>
+          <w:p>
+            <w:pPr>
+              <w:jc w:val="both"/>
+              <w:rPr>
+                <w:bCs/>
+                <w:sz w:val="20"/>
+                <w:szCs w:val="20"/>
+              </w:rPr>
+            </w:pPr>
+            <w:r>
+              <w:rPr>
+                <w:bCs/>
+                <w:sz w:val="20"/>
+                <w:szCs w:val="20"/>
+              </w:rPr>
+              <w:t>}</w:t>
+            </w:r>
+          </w:p>
+          <w:p>
+            <w:pPr>
+              <w:jc w:val="both"/>
+              <w:rPr>
+                <w:bCs/>
+                <w:sz w:val="20"/>
+                <w:szCs w:val="20"/>
+              </w:rPr>
+            </w:pPr>
+            <w:r>
+              <w:rPr>
+                <w:bCs/>
+                <w:sz w:val="20"/>
+                <w:szCs w:val="20"/>
+              </w:rPr>
+              <w:t>class Child extends Parent {</w:t>
+            </w:r>
+          </w:p>
+          <w:p>
+            <w:pPr>
+              <w:jc w:val="both"/>
+              <w:rPr>
+                <w:bCs/>
+                <w:sz w:val="20"/>
+                <w:szCs w:val="20"/>
+              </w:rPr>
+            </w:pPr>
+            <w:r>
+              <w:rPr>
+                <w:bCs/>
+                <w:sz w:val="20"/>
+                <w:szCs w:val="20"/>
+              </w:rPr>
+              <w:t xml:space="preserve">    void </w:t>
+            </w:r>
+            <w:proofErr w:type="gramStart"/>
+            <w:r>
+              <w:rPr>
+                <w:bCs/>
+                <w:sz w:val="20"/>
+                <w:szCs w:val="20"/>
+              </w:rPr>
+              <w:t>show(</w:t>
+            </w:r>
+            <w:proofErr w:type="gramEnd"/>
+            <w:r>
+              <w:rPr>
+                <w:bCs/>
+                <w:sz w:val="20"/>
+                <w:szCs w:val="20"/>
+              </w:rPr>
+              <w:t xml:space="preserve">) throws </w:t>
+            </w:r>
+            <w:proofErr w:type="spellStart"/>
+            <w:r>
+              <w:rPr>
+                <w:bCs/>
+                <w:sz w:val="20"/>
+                <w:szCs w:val="20"/>
+              </w:rPr>
+              <w:t>FileNotFoundException</w:t>
+            </w:r>
+            <w:proofErr w:type="spellEnd"/>
+            <w:r>
+              <w:rPr>
+                <w:bCs/>
+                <w:sz w:val="20"/>
+                <w:szCs w:val="20"/>
+              </w:rPr>
+              <w:t xml:space="preserve"> {} // </w:t>
+            </w:r>
+            <w:r>
+              <w:rPr>
+                <w:rFonts w:ascii="Segoe UI Emoji" w:hAnsi="Segoe UI Emoji" w:cs="Segoe UI Emoji"/>
+                <w:bCs/>
+                <w:sz w:val="20"/>
+                <w:szCs w:val="20"/>
+              </w:rPr>
+              <w:t>✅</w:t>
+            </w:r>
+          </w:p>
+          <w:p>
+            <w:pPr>
+              <w:jc w:val="both"/>
+              <w:rPr>
+                <w:bCs/>
+                <w:sz w:val="20"/>
+                <w:szCs w:val="20"/>
+              </w:rPr>
+            </w:pPr>
+            <w:r>
+              <w:rPr>
+                <w:bCs/>
+                <w:sz w:val="20"/>
+                <w:szCs w:val="20"/>
+              </w:rPr>
+              <w:t>}</w:t>
+            </w:r>
+          </w:p>
+        </w:tc>
+        <w:tc>
+          <w:tcPr>
+            <w:tcW w:w="5971" w:type="dxa"/>
+          </w:tcPr>
+          <w:p>
+            <w:pPr>
+              <w:jc w:val="both"/>
+              <w:rPr>
+                <w:bCs/>
+                <w:sz w:val="20"/>
+                <w:szCs w:val="20"/>
+              </w:rPr>
+            </w:pPr>
+            <w:r>
+              <w:rPr>
+                <w:bCs/>
+                <w:sz w:val="20"/>
+                <w:szCs w:val="20"/>
+              </w:rPr>
+              <w:t>class Child extends Parent {</w:t>
+            </w:r>
+          </w:p>
+          <w:p>
+            <w:pPr>
+              <w:jc w:val="both"/>
+              <w:rPr>
+                <w:bCs/>
+                <w:sz w:val="20"/>
+                <w:szCs w:val="20"/>
+              </w:rPr>
+            </w:pPr>
+            <w:r>
+              <w:rPr>
+                <w:bCs/>
+                <w:sz w:val="20"/>
+                <w:szCs w:val="20"/>
+              </w:rPr>
+              <w:t xml:space="preserve">    void </w:t>
+            </w:r>
+            <w:proofErr w:type="gramStart"/>
+            <w:r>
+              <w:rPr>
+                <w:bCs/>
+                <w:sz w:val="20"/>
+                <w:szCs w:val="20"/>
+              </w:rPr>
+              <w:t>show(</w:t>
+            </w:r>
+            <w:proofErr w:type="gramEnd"/>
+            <w:r>
+              <w:rPr>
+                <w:bCs/>
+                <w:sz w:val="20"/>
+                <w:szCs w:val="20"/>
+              </w:rPr>
+              <w:t xml:space="preserve">) throws Exception {} // </w:t>
+            </w:r>
+            <w:r>
+              <w:rPr>
+                <w:rFonts w:ascii="Segoe UI Emoji" w:hAnsi="Segoe UI Emoji" w:cs="Segoe UI Emoji"/>
+                <w:bCs/>
+                <w:sz w:val="20"/>
+                <w:szCs w:val="20"/>
+              </w:rPr>
+              <w:t>❌</w:t>
+            </w:r>
+          </w:p>
+          <w:p>
+            <w:pPr>
+              <w:jc w:val="both"/>
+              <w:rPr>
+                <w:bCs/>
+                <w:sz w:val="20"/>
+                <w:szCs w:val="20"/>
+              </w:rPr>
+            </w:pPr>
+            <w:r>
+              <w:rPr>
+                <w:bCs/>
+                <w:sz w:val="20"/>
+                <w:szCs w:val="20"/>
+              </w:rPr>
+              <w:t>}</w:t>
+            </w:r>
+          </w:p>
+          <w:p>
+            <w:pPr>
+              <w:jc w:val="both"/>
+              <w:rPr>
+                <w:bCs/>
+                <w:sz w:val="20"/>
+                <w:szCs w:val="20"/>
+              </w:rPr>
+            </w:pPr>
+          </w:p>
+          <w:p>
+            <w:pPr>
+              <w:jc w:val="both"/>
+              <w:rPr>
+                <w:bCs/>
+                <w:sz w:val="20"/>
+                <w:szCs w:val="20"/>
+              </w:rPr>
+            </w:pPr>
+            <w:r>
+              <w:rPr>
+                <w:bCs/>
+                <w:sz w:val="20"/>
+                <w:szCs w:val="20"/>
+              </w:rPr>
+              <w:t xml:space="preserve">→ unchecked exceptions </w:t>
+            </w:r>
+            <w:proofErr w:type="gramStart"/>
+            <w:r>
+              <w:rPr>
+                <w:bCs/>
+                <w:sz w:val="20"/>
+                <w:szCs w:val="20"/>
+              </w:rPr>
+              <w:t>does</w:t>
+            </w:r>
+            <w:proofErr w:type="gramEnd"/>
+            <w:r>
+              <w:rPr>
+                <w:bCs/>
+                <w:sz w:val="20"/>
+                <w:szCs w:val="20"/>
+              </w:rPr>
+              <w:t xml:space="preserve"> not have this restriction </w:t>
+            </w:r>
+          </w:p>
+        </w:tc>
+      </w:tr>
+    </w:tbl>
+    <w:p>
+      <w:pPr>
+        <w:jc w:val="both"/>
+        <w:rPr>
+          <w:b/>
+          <w:sz w:val="20"/>
+          <w:szCs w:val="20"/>
+        </w:rPr>
+      </w:pPr>
+      <w:r>
+        <w:rPr>
+          <w:b/>
+          <w:sz w:val="20"/>
+          <w:szCs w:val="20"/>
+        </w:rPr>
+        <w:t>Handling multiple exception types in single catch</w:t>
+      </w:r>
+      <w:r>
+        <w:rPr>
+          <w:b/>
+          <w:sz w:val="20"/>
+          <w:szCs w:val="20"/>
+        </w:rPr>
+        <w:t>:</w:t>
+      </w:r>
+    </w:p>
+    <w:p>
+      <w:pPr>
+        <w:jc w:val="both"/>
+        <w:rPr>
+          <w:bCs/>
+          <w:sz w:val="20"/>
+          <w:szCs w:val="20"/>
+        </w:rPr>
+      </w:pPr>
+      <w:r>
+        <w:rPr>
+          <w:bCs/>
+          <w:sz w:val="20"/>
+          <w:szCs w:val="20"/>
+        </w:rPr>
+        <w:t>catch (</w:t>
+      </w:r>
+      <w:proofErr w:type="spellStart"/>
+      <w:r>
+        <w:rPr>
+          <w:bCs/>
+          <w:sz w:val="20"/>
+          <w:szCs w:val="20"/>
+        </w:rPr>
+        <w:t>IOException</w:t>
+      </w:r>
+      <w:proofErr w:type="spellEnd"/>
+      <w:r>
+        <w:rPr>
+          <w:bCs/>
+          <w:sz w:val="20"/>
+          <w:szCs w:val="20"/>
+        </w:rPr>
+        <w:t xml:space="preserve"> | </w:t>
+      </w:r>
+      <w:proofErr w:type="spellStart"/>
+      <w:r>
+        <w:rPr>
+          <w:bCs/>
+          <w:sz w:val="20"/>
+          <w:szCs w:val="20"/>
+        </w:rPr>
+        <w:t>SQLException</w:t>
+      </w:r>
+      <w:proofErr w:type="spellEnd"/>
+      <w:r>
+        <w:rPr>
+          <w:bCs/>
+          <w:sz w:val="20"/>
+          <w:szCs w:val="20"/>
+        </w:rPr>
+        <w:t xml:space="preserve"> e) </w:t>
+      </w:r>
+      <w:proofErr w:type="gramStart"/>
+      <w:r>
+        <w:rPr>
+          <w:bCs/>
+          <w:sz w:val="20"/>
+          <w:szCs w:val="20"/>
+        </w:rPr>
+        <w:t xml:space="preserve">{ </w:t>
+      </w:r>
+      <w:proofErr w:type="spellStart"/>
+      <w:r>
+        <w:rPr>
+          <w:bCs/>
+          <w:sz w:val="20"/>
+          <w:szCs w:val="20"/>
+        </w:rPr>
+        <w:t>System.out.println</w:t>
+      </w:r>
+      <w:proofErr w:type="spellEnd"/>
+      <w:proofErr w:type="gramEnd"/>
+      <w:r>
+        <w:rPr>
+          <w:bCs/>
+          <w:sz w:val="20"/>
+          <w:szCs w:val="20"/>
+        </w:rPr>
+        <w:t>(</w:t>
+      </w:r>
+      <w:proofErr w:type="spellStart"/>
+      <w:proofErr w:type="gramStart"/>
+      <w:r>
+        <w:rPr>
+          <w:bCs/>
+          <w:sz w:val="20"/>
+          <w:szCs w:val="20"/>
+        </w:rPr>
+        <w:t>e.getMessage</w:t>
+      </w:r>
+      <w:proofErr w:type="spellEnd"/>
+      <w:proofErr w:type="gramEnd"/>
+      <w:r>
+        <w:rPr>
+          <w:bCs/>
+          <w:sz w:val="20"/>
+          <w:szCs w:val="20"/>
+        </w:rPr>
+        <w:t>())</w:t>
+      </w:r>
+      <w:proofErr w:type="gramStart"/>
+      <w:r>
+        <w:rPr>
+          <w:bCs/>
+          <w:sz w:val="20"/>
+          <w:szCs w:val="20"/>
+        </w:rPr>
+        <w:t>; }</w:t>
+      </w:r>
+      <w:proofErr w:type="gramEnd"/>
+    </w:p>
+    <w:p>
+      <w:pPr>
+        <w:jc w:val="both"/>
+        <w:rPr>
+          <w:bCs/>
+          <w:sz w:val="20"/>
+          <w:szCs w:val="20"/>
+        </w:rPr>
+      </w:pPr>
+      <w:r>
+        <w:rPr>
+          <w:bCs/>
+          <w:sz w:val="20"/>
+          <w:szCs w:val="20"/>
+        </w:rPr>
+        <w:t>Useful when handling logic is the same.</w:t>
+      </w:r>
+    </w:p>
+    <w:p>
+      <w:pPr>
+        <w:jc w:val="both"/>
+        <w:rPr>
+          <w:bCs/>
+          <w:sz w:val="20"/>
+          <w:szCs w:val="20"/>
+        </w:rPr>
+      </w:pPr>
+      <w:r>
+        <w:rPr>
+          <w:bCs/>
+          <w:sz w:val="20"/>
+          <w:szCs w:val="20"/>
+        </w:rPr>
+        <w:t xml:space="preserve">We can use nested try catch means try catch inside try </w:t>
+      </w:r>
+      <w:r>
+        <w:rPr>
+          <w:bCs/>
+          <w:sz w:val="20"/>
+          <w:szCs w:val="20"/>
+        </w:rPr>
+        <w:tab/>
+      </w:r>
+    </w:p>
+    <w:p>
+      <w:pPr>
+        <w:jc w:val="both"/>
+        <w:rPr>
+          <w:bCs/>
+          <w:sz w:val="20"/>
+          <w:szCs w:val="20"/>
+        </w:rPr>
+      </w:pPr>
+      <w:proofErr w:type="spellStart"/>
+      <w:proofErr w:type="gramStart"/>
+      <w:r>
+        <w:rPr>
+          <w:bCs/>
+          <w:sz w:val="20"/>
+          <w:szCs w:val="20"/>
+        </w:rPr>
+        <w:t>e.getMessage</w:t>
+      </w:r>
+      <w:proofErr w:type="spellEnd"/>
+      <w:proofErr w:type="gramEnd"/>
+      <w:r>
+        <w:rPr>
+          <w:bCs/>
+          <w:sz w:val="20"/>
+          <w:szCs w:val="20"/>
+        </w:rPr>
+        <w:t>() -&gt;returns only exception message //</w:t>
+      </w:r>
+      <w:r>
+        <w:t xml:space="preserve"> </w:t>
+      </w:r>
+      <w:r>
+        <w:rPr>
+          <w:bCs/>
+          <w:sz w:val="20"/>
+          <w:szCs w:val="20"/>
+        </w:rPr>
+        <w:t>"Cannot divide by zero"</w:t>
+      </w:r>
+    </w:p>
+    <w:p>
+      <w:pPr>
+        <w:jc w:val="both"/>
+        <w:rPr>
+          <w:bCs/>
+          <w:sz w:val="20"/>
+          <w:szCs w:val="20"/>
+        </w:rPr>
+      </w:pPr>
+      <w:proofErr w:type="spellStart"/>
+      <w:proofErr w:type="gramStart"/>
+      <w:r>
+        <w:rPr>
+          <w:bCs/>
+          <w:sz w:val="20"/>
+          <w:szCs w:val="20"/>
+        </w:rPr>
+        <w:t>e.tosTring</w:t>
+      </w:r>
+      <w:proofErr w:type="spellEnd"/>
+      <w:proofErr w:type="gramEnd"/>
+      <w:r>
+        <w:rPr>
+          <w:bCs/>
+          <w:sz w:val="20"/>
+          <w:szCs w:val="20"/>
+        </w:rPr>
+        <w:t xml:space="preserve">() -&gt; class+ message // </w:t>
+      </w:r>
+      <w:proofErr w:type="spellStart"/>
+      <w:proofErr w:type="gramStart"/>
+      <w:r>
+        <w:rPr>
+          <w:bCs/>
+          <w:sz w:val="20"/>
+          <w:szCs w:val="20"/>
+        </w:rPr>
+        <w:t>java.lang</w:t>
+      </w:r>
+      <w:proofErr w:type="gramEnd"/>
+      <w:r>
+        <w:rPr>
+          <w:bCs/>
+          <w:sz w:val="20"/>
+          <w:szCs w:val="20"/>
+        </w:rPr>
+        <w:t>.ArithmeticException</w:t>
+      </w:r>
+      <w:proofErr w:type="spellEnd"/>
+      <w:r>
+        <w:rPr>
+          <w:bCs/>
+          <w:sz w:val="20"/>
+          <w:szCs w:val="20"/>
+        </w:rPr>
+        <w:t>: Cannot divide by zero</w:t>
+      </w:r>
+    </w:p>
+    <w:p>
+      <w:pPr>
+        <w:jc w:val="both"/>
+        <w:rPr>
+          <w:bCs/>
+          <w:sz w:val="20"/>
+          <w:szCs w:val="20"/>
+        </w:rPr>
+      </w:pPr>
+      <w:proofErr w:type="spellStart"/>
+      <w:proofErr w:type="gramStart"/>
+      <w:r>
+        <w:rPr>
+          <w:bCs/>
+          <w:sz w:val="20"/>
+          <w:szCs w:val="20"/>
+        </w:rPr>
+        <w:t>e.printStack</w:t>
+      </w:r>
+      <w:proofErr w:type="spellEnd"/>
+      <w:proofErr w:type="gramEnd"/>
+      <w:r>
+        <w:rPr>
+          <w:bCs/>
+          <w:sz w:val="20"/>
+          <w:szCs w:val="20"/>
+        </w:rPr>
+        <w:t xml:space="preserve">() -&gt; </w:t>
+      </w:r>
+      <w:r>
+        <w:rPr>
+          <w:bCs/>
+          <w:sz w:val="20"/>
+          <w:szCs w:val="20"/>
+        </w:rPr>
+        <w:t xml:space="preserve">Prints the </w:t>
+      </w:r>
+      <w:r>
+        <w:rPr>
+          <w:b/>
+          <w:bCs/>
+          <w:sz w:val="20"/>
+          <w:szCs w:val="20"/>
+        </w:rPr>
+        <w:t>complete stack trace</w:t>
+      </w:r>
+      <w:r>
+        <w:rPr>
+          <w:bCs/>
+          <w:sz w:val="20"/>
+          <w:szCs w:val="20"/>
+        </w:rPr>
+        <w:t>, including where the exception occurred.</w:t>
+      </w:r>
+    </w:p>
+    <w:p>
+      <w:pPr>
+        <w:jc w:val="both"/>
+        <w:rPr>
+          <w:bCs/>
+          <w:sz w:val="20"/>
+          <w:szCs w:val="20"/>
+        </w:rPr>
+      </w:pPr>
+      <w:r>
+        <w:rPr>
+          <w:bCs/>
+          <w:sz w:val="20"/>
+          <w:szCs w:val="20"/>
+        </w:rPr>
+        <w:t xml:space="preserve">The finally return </w:t>
+      </w:r>
+      <w:r>
+        <w:rPr>
+          <w:b/>
+          <w:bCs/>
+          <w:sz w:val="20"/>
+          <w:szCs w:val="20"/>
+        </w:rPr>
+        <w:t>overrides</w:t>
+      </w:r>
+      <w:r>
+        <w:rPr>
+          <w:bCs/>
+          <w:sz w:val="20"/>
+          <w:szCs w:val="20"/>
+        </w:rPr>
+        <w:t xml:space="preserve"> the previous return.</w:t>
+      </w:r>
+    </w:p>
+    <w:p>
+      <w:pPr>
+        <w:jc w:val="both"/>
+        <w:rPr>
+          <w:bCs/>
+          <w:sz w:val="20"/>
+          <w:szCs w:val="20"/>
+        </w:rPr>
+      </w:pPr>
+      <w:proofErr w:type="spellStart"/>
+      <w:proofErr w:type="gramStart"/>
+      <w:r>
+        <w:rPr>
+          <w:bCs/>
+          <w:sz w:val="20"/>
+          <w:szCs w:val="20"/>
+        </w:rPr>
+        <w:t>e.getSuppressed</w:t>
+      </w:r>
+      <w:proofErr w:type="spellEnd"/>
+      <w:proofErr w:type="gramEnd"/>
+      <w:r>
+        <w:rPr>
+          <w:bCs/>
+          <w:sz w:val="20"/>
+          <w:szCs w:val="20"/>
+        </w:rPr>
+        <w:t>();</w:t>
+      </w:r>
+      <w:r>
+        <w:rPr>
+          <w:bCs/>
+          <w:sz w:val="20"/>
+          <w:szCs w:val="20"/>
+        </w:rPr>
+        <w:t xml:space="preserve"> -&gt; </w:t>
+      </w:r>
+      <w:r>
+        <w:rPr>
+          <w:bCs/>
+          <w:sz w:val="20"/>
+          <w:szCs w:val="20"/>
+        </w:rPr>
+        <w:t xml:space="preserve">Sometimes the main code throws one exception and </w:t>
+      </w:r>
+      <w:proofErr w:type="gramStart"/>
+      <w:r>
+        <w:rPr>
+          <w:bCs/>
+          <w:sz w:val="20"/>
+          <w:szCs w:val="20"/>
+        </w:rPr>
+        <w:t>close(</w:t>
+      </w:r>
+      <w:proofErr w:type="gramEnd"/>
+      <w:r>
+        <w:rPr>
+          <w:bCs/>
+          <w:sz w:val="20"/>
+          <w:szCs w:val="20"/>
+        </w:rPr>
+        <w:t>) also throws another.</w:t>
+      </w:r>
+      <w:r>
+        <w:rPr>
+          <w:bCs/>
+          <w:sz w:val="20"/>
+          <w:szCs w:val="20"/>
+        </w:rPr>
+        <w:t xml:space="preserve"> This exception is kept as Suppressed Exception.</w:t>
+      </w:r>
+    </w:p>
+    <w:p>
+      <w:pPr>
+        <w:jc w:val="both"/>
+        <w:rPr>
+          <w:bCs/>
+          <w:sz w:val="20"/>
+          <w:szCs w:val="20"/>
+        </w:rPr>
+      </w:pPr>
+      <w:r>
+        <w:rPr>
+          <w:bCs/>
+          <w:sz w:val="20"/>
+          <w:szCs w:val="20"/>
+          <w:highlight w:val="cyan"/>
+        </w:rPr>
+        <w:t>The handling mechanism for checked and unchecked exceptions is the same—we can handle both using try-catch, throws, etc. The main difference is that for checked exceptions, the compiler forces us to either handle the exception or declare it using throws. For unchecked exceptions, the compiler does not force us to handle or declare them. If an unchecked exception occurs and is not handled, it propagates at runtime and may eventually be handled by the JVM's uncaught-exception mechanism.</w:t>
+      </w:r>
+    </w:p>
+    <w:p>
+      <w:pPr>
+        <w:jc w:val="both"/>
+        <w:rPr>
+          <w:bCs/>
+          <w:sz w:val="20"/>
+          <w:szCs w:val="20"/>
+        </w:rPr>
+      </w:pPr>
+      <w:r>
+        <w:rPr>
+          <w:bCs/>
+          <w:sz w:val="20"/>
+          <w:szCs w:val="20"/>
+        </w:rPr>
+        <w:t xml:space="preserve">We didn’t get class file if there is unhandled checked exception in program </w:t>
+      </w:r>
     </w:p>
     <w:p>
       <w:pPr>
@@ -22764,7 +23907,6 @@
           <w:sz w:val="28"/>
           <w:szCs w:val="28"/>
         </w:rPr>
-        <w:lastRenderedPageBreak/>
         <w:t>EE = Enterprise Edition</w:t>
       </w:r>
     </w:p>
@@ -23007,6 +24149,7 @@
           <w:sz w:val="28"/>
           <w:szCs w:val="28"/>
         </w:rPr>
+        <w:lastRenderedPageBreak/>
         <w:t>Also called as Jakarta EE.</w:t>
       </w:r>
     </w:p>
@@ -23339,7 +24482,6 @@
           <w:sz w:val="20"/>
           <w:szCs w:val="20"/>
         </w:rPr>
-        <w:lastRenderedPageBreak/>
         <w:t>-</w:t>
       </w:r>
       <w:r>
@@ -24021,6 +25163,7 @@
                 <w:sz w:val="20"/>
                 <w:szCs w:val="20"/>
               </w:rPr>
+              <w:lastRenderedPageBreak/>
               <w:t xml:space="preserve">Used for </w:t>
             </w:r>
             <w:r>
@@ -24158,7 +25301,7 @@
                 <w:szCs w:val="20"/>
               </w:rPr>
               <w:pict w14:anchorId="0F793291">
-                <v:rect id="_x0000_i1053" style="width:0;height:1.5pt" o:hralign="center" o:hrstd="t" o:hr="t" fillcolor="#a0a0a0" stroked="f"/>
+                <v:rect id="_x0000_i1025" style="width:0;height:1.5pt" o:hralign="center" o:hrstd="t" o:hr="t" fillcolor="#a0a0a0" stroked="f"/>
               </w:pict>
             </w:r>
           </w:p>
@@ -24400,7 +25543,7 @@
                 <w:szCs w:val="20"/>
               </w:rPr>
               <w:pict w14:anchorId="3795AD0F">
-                <v:rect id="_x0000_i1054" style="width:0;height:1.5pt" o:hralign="center" o:hrstd="t" o:hr="t" fillcolor="#a0a0a0" stroked="f"/>
+                <v:rect id="_x0000_i1026" style="width:0;height:1.5pt" o:hralign="center" o:hrstd="t" o:hr="t" fillcolor="#a0a0a0" stroked="f"/>
               </w:pict>
             </w:r>
           </w:p>
@@ -24637,7 +25780,7 @@
                 <w:szCs w:val="20"/>
               </w:rPr>
               <w:pict w14:anchorId="041CDDC3">
-                <v:rect id="_x0000_i1055" style="width:0;height:1.5pt" o:hralign="center" o:hrstd="t" o:hr="t" fillcolor="#a0a0a0" stroked="f"/>
+                <v:rect id="_x0000_i1027" style="width:0;height:1.5pt" o:hralign="center" o:hrstd="t" o:hr="t" fillcolor="#a0a0a0" stroked="f"/>
               </w:pict>
             </w:r>
           </w:p>
@@ -24868,6 +26011,7 @@
                 <w:sz w:val="20"/>
                 <w:szCs w:val="20"/>
               </w:rPr>
+              <w:lastRenderedPageBreak/>
               <w:t>5. Consumer&lt;T&gt;</w:t>
             </w:r>
           </w:p>
@@ -24952,6 +26096,7 @@
                 <w:sz w:val="20"/>
                 <w:szCs w:val="20"/>
               </w:rPr>
+              <w:lastRenderedPageBreak/>
               <w:t xml:space="preserve">Used when you want to </w:t>
             </w:r>
             <w:r>
@@ -25097,7 +26242,7 @@
                 <w:szCs w:val="20"/>
               </w:rPr>
               <w:pict w14:anchorId="57A9BCE3">
-                <v:rect id="_x0000_i1056" style="width:0;height:1.5pt" o:hralign="center" o:hrstd="t" o:hr="t" fillcolor="#a0a0a0" stroked="f"/>
+                <v:rect id="_x0000_i1028" style="width:0;height:1.5pt" o:hralign="center" o:hrstd="t" o:hr="t" fillcolor="#a0a0a0" stroked="f"/>
               </w:pict>
             </w:r>
           </w:p>
@@ -25384,7 +26529,7 @@
                 <w:szCs w:val="20"/>
               </w:rPr>
               <w:pict w14:anchorId="25C03073">
-                <v:rect id="_x0000_i1057" style="width:0;height:1.5pt" o:hralign="center" o:hrstd="t" o:hr="t" fillcolor="#a0a0a0" stroked="f"/>
+                <v:rect id="_x0000_i1029" style="width:0;height:1.5pt" o:hralign="center" o:hrstd="t" o:hr="t" fillcolor="#a0a0a0" stroked="f"/>
               </w:pict>
             </w:r>
           </w:p>
@@ -25875,7 +27020,6 @@
           <w:sz w:val="20"/>
           <w:szCs w:val="20"/>
         </w:rPr>
-        <w:lastRenderedPageBreak/>
         <w:t xml:space="preserve">For each excepts consumer </w:t>
       </w:r>
     </w:p>
@@ -26483,6 +27627,7 @@
           <w:sz w:val="20"/>
           <w:szCs w:val="20"/>
         </w:rPr>
+        <w:lastRenderedPageBreak/>
         <w:t>list.forEach</w:t>
       </w:r>
       <w:proofErr w:type="spellEnd"/>
@@ -26656,7 +27801,7 @@
           <w:szCs w:val="20"/>
         </w:rPr>
         <w:pict w14:anchorId="5D55C4E9">
-          <v:rect id="_x0000_i1058" style="width:0;height:1.5pt" o:hralign="center" o:hrstd="t" o:hr="t" fillcolor="#a0a0a0" stroked="f"/>
+          <v:rect id="_x0000_i1030" style="width:0;height:1.5pt" o:hralign="center" o:hrstd="t" o:hr="t" fillcolor="#a0a0a0" stroked="f"/>
         </w:pict>
       </w:r>
     </w:p>
@@ -26904,7 +28049,7 @@
           <w:szCs w:val="20"/>
         </w:rPr>
         <w:pict w14:anchorId="3E700466">
-          <v:rect id="_x0000_i1059" style="width:0;height:1.5pt" o:hralign="center" o:hrstd="t" o:hr="t" fillcolor="#a0a0a0" stroked="f"/>
+          <v:rect id="_x0000_i1031" style="width:0;height:1.5pt" o:hralign="center" o:hrstd="t" o:hr="t" fillcolor="#a0a0a0" stroked="f"/>
         </w:pict>
       </w:r>
     </w:p>
@@ -27204,7 +28349,6 @@
                 <w:sz w:val="20"/>
                 <w:szCs w:val="20"/>
               </w:rPr>
-              <w:lastRenderedPageBreak/>
               <w:t>Particular object's instance method</w:t>
             </w:r>
           </w:p>
@@ -27856,6 +29000,7 @@
                 <w:sz w:val="20"/>
                 <w:szCs w:val="20"/>
               </w:rPr>
+              <w:lastRenderedPageBreak/>
               <w:t>Static method reference</w:t>
             </w:r>
           </w:p>
@@ -28393,7 +29538,6 @@
                 <w:sz w:val="20"/>
                 <w:szCs w:val="20"/>
               </w:rPr>
-              <w:lastRenderedPageBreak/>
               <w:t xml:space="preserve">Function&lt;String, Integer&gt; f = s -&gt; </w:t>
             </w:r>
             <w:proofErr w:type="spellStart"/>
@@ -29037,6 +30181,7 @@
                 <w:sz w:val="20"/>
                 <w:szCs w:val="20"/>
               </w:rPr>
+              <w:lastRenderedPageBreak/>
               <w:t>Here:</w:t>
             </w:r>
           </w:p>
@@ -29524,7 +30669,6 @@
                 <w:sz w:val="20"/>
                 <w:szCs w:val="20"/>
               </w:rPr>
-              <w:lastRenderedPageBreak/>
               <w:t>Example</w:t>
             </w:r>
           </w:p>
@@ -30002,6 +31146,7 @@
           <w:sz w:val="20"/>
           <w:szCs w:val="20"/>
         </w:rPr>
+        <w:lastRenderedPageBreak/>
         <w:t>Particular Object</w:t>
       </w:r>
     </w:p>
@@ -30828,7 +31973,6 @@
                 <w:sz w:val="20"/>
                 <w:szCs w:val="20"/>
               </w:rPr>
-              <w:lastRenderedPageBreak/>
               <w:t xml:space="preserve">s -&gt; </w:t>
             </w:r>
             <w:proofErr w:type="spellStart"/>
@@ -31476,6 +32620,7 @@
           <w:sz w:val="20"/>
           <w:szCs w:val="20"/>
         </w:rPr>
+        <w:lastRenderedPageBreak/>
         <w:t>ClassName</w:t>
       </w:r>
       <w:proofErr w:type="spellEnd"/>
@@ -37181,6 +38326,15 @@
       <w:szCs w:val="20"/>
     </w:rPr>
   </w:style>
+  <w:style w:type="paragraph" w:styleId="NoSpacing">
+    <w:name w:val="No Spacing"/>
+    <w:uiPriority w:val="1"/>
+    <w:qFormat/>
+    <w:rsid w:val="000E7D2B"/>
+    <w:pPr>
+      <w:spacing w:after="0" w:line="240" w:lineRule="auto"/>
+    </w:pPr>
+  </w:style>
 </w:styles>
 </file>
 
